--- a/AKILLI_PARK_PROJE_RAPORU.docx
+++ b/AKILLI_PARK_PROJE_RAPORU.docx
@@ -3559,7 +3559,7 @@
                 <w:noProof/>
                 <w:webHidden/>
               </w:rPr>
-              <w:t>21</w:t>
+              <w:t>22</w:t>
             </w:r>
             <w:r>
               <w:rPr>
@@ -4803,15 +4803,7 @@
         <w:ind w:firstLine="360"/>
       </w:pPr>
       <w:r>
-        <w:t xml:space="preserve">Akıllı Park projesi, Trakya Üniversitesi Bilgisayar Mühendisliği Bölümü BLM4502 Yapay Sinir Ağlarına Giriş dersi kapsamında geliştirilmiştir. Projenin temel amacı, </w:t>
-      </w:r>
-      <w:proofErr w:type="spellStart"/>
-      <w:r>
-        <w:t>Parking</w:t>
-      </w:r>
-      <w:proofErr w:type="spellEnd"/>
-      <w:r>
-        <w:t xml:space="preserve"> Birmingham veri setinden elde edilen gerçek otopark doluluk kayıtlarını kullanarak kısa vadeli doluluk tahmini yapmak ve bu tahminleri pekiştirmeli öğrenme tabanlı bir yönlendirme ajanının durum uzayına entegre etmektir. Sistem, sürücüyü o anki ve tahmin edilen doluluk koşullarına göre en uygun (en düşük yoğunluklu) hedef otoparka yönlendirmeyi hedefler.</w:t>
+        <w:t>Akıllı Park projesi, Trakya Üniversitesi Bilgisayar Mühendisliği Bölümü BLM4502 Yapay Sinir Ağlarına Giriş dersi kapsamında geliştirilmiştir. Projenin temel amacı, Parking Birmingham veri setinden elde edilen gerçek otopark doluluk kayıtlarını kullanarak kısa vadeli doluluk tahmini yapmak ve bu tahminleri pekiştirmeli öğrenme tabanlı bir yönlendirme ajanının durum uzayına entegre etmektir. Sistem, sürücüyü o anki ve tahmin edilen doluluk koşullarına göre en uygun (en düşük yoğunluklu) hedef otoparka yönlendirmeyi hedefler.</w:t>
       </w:r>
     </w:p>
     <w:p/>
@@ -4823,126 +4815,25 @@
       </w:pPr>
       <w:r>
         <w:lastRenderedPageBreak/>
-        <w:t xml:space="preserve">Proje kapsamında veri hazırlama, keşifsel veri analizi, LSTM tabanlı zaman serisi tahmini, tabular </w:t>
-      </w:r>
-      <w:proofErr w:type="spellStart"/>
-      <w:r>
-        <w:t>baseline</w:t>
-      </w:r>
-      <w:proofErr w:type="spellEnd"/>
-      <w:r>
-        <w:t xml:space="preserve"> modelleri (</w:t>
-      </w:r>
-      <w:proofErr w:type="spellStart"/>
-      <w:r>
-        <w:t>Random</w:t>
-      </w:r>
-      <w:proofErr w:type="spellEnd"/>
+        <w:t>Proje kapsamında veri hazırlama, keşifsel veri analizi, LSTM tabanlı zaman serisi tahmini, tabular baseline modelleri (Random Forest, XGBoost), 15×15 ızgara tabanlı Gymnasium ortamında PPO ve DQN eğitimi, baseline karşılaştırmaları, FastAPI arka uç, React ön uç ve Streamlit karar destek paneli geliştirilmiştir. Tüm deney çıktıları `output/` ve `evaluation/reports/` klasörlerinde saklanmış; bu raporda yalnızca gerçek metrikler ve üretilmiş görseller kullanılmıştır.</w:t>
+      </w:r>
+    </w:p>
+    <w:p>
+      <w:pPr>
+        <w:ind w:firstLine="360"/>
+      </w:pPr>
+    </w:p>
+    <w:p>
+      <w:pPr>
+        <w:pStyle w:val="Heading2"/>
+      </w:pPr>
+      <w:bookmarkStart w:id="5" w:name="_Toc230808574"/>
       <w:r>
         <w:t xml:space="preserve"> </w:t>
       </w:r>
-      <w:proofErr w:type="spellStart"/>
-      <w:r>
-        <w:t>Forest</w:t>
-      </w:r>
-      <w:proofErr w:type="spellEnd"/>
-      <w:r>
-        <w:t xml:space="preserve">, </w:t>
-      </w:r>
-      <w:proofErr w:type="spellStart"/>
-      <w:r>
-        <w:t>XGBoost</w:t>
-      </w:r>
-      <w:proofErr w:type="spellEnd"/>
-      <w:r>
-        <w:t xml:space="preserve">), 15×15 ızgara tabanlı </w:t>
-      </w:r>
-      <w:proofErr w:type="spellStart"/>
-      <w:r>
-        <w:t>Gymnasium</w:t>
-      </w:r>
-      <w:proofErr w:type="spellEnd"/>
-      <w:r>
-        <w:t xml:space="preserve"> ortamında PPO ve DQN eğitimi, </w:t>
-      </w:r>
-      <w:proofErr w:type="spellStart"/>
-      <w:r>
-        <w:t>baseline</w:t>
-      </w:r>
-      <w:proofErr w:type="spellEnd"/>
-      <w:r>
-        <w:t xml:space="preserve"> karşılaştırmaları, </w:t>
-      </w:r>
-      <w:proofErr w:type="spellStart"/>
-      <w:r>
-        <w:t>FastAPI</w:t>
-      </w:r>
-      <w:proofErr w:type="spellEnd"/>
-      <w:r>
-        <w:t xml:space="preserve"> arka uç, </w:t>
-      </w:r>
-      <w:proofErr w:type="spellStart"/>
-      <w:r>
-        <w:t>React</w:t>
-      </w:r>
-      <w:proofErr w:type="spellEnd"/>
-      <w:r>
-        <w:t xml:space="preserve"> ön uç ve </w:t>
-      </w:r>
-      <w:proofErr w:type="spellStart"/>
-      <w:r>
-        <w:t>Streamlit</w:t>
-      </w:r>
-      <w:proofErr w:type="spellEnd"/>
-      <w:r>
-        <w:t xml:space="preserve"> karar destek paneli geliştirilmiştir. Tüm deney çıktıları `</w:t>
-      </w:r>
-      <w:proofErr w:type="spellStart"/>
-      <w:r>
-        <w:t>output</w:t>
-      </w:r>
-      <w:proofErr w:type="spellEnd"/>
-      <w:r>
-        <w:t>/` ve `</w:t>
-      </w:r>
-      <w:proofErr w:type="spellStart"/>
-      <w:r>
-        <w:t>evaluation</w:t>
-      </w:r>
-      <w:proofErr w:type="spellEnd"/>
-      <w:r>
-        <w:t>/</w:t>
-      </w:r>
-      <w:proofErr w:type="spellStart"/>
-      <w:r>
-        <w:t>reports</w:t>
-      </w:r>
-      <w:proofErr w:type="spellEnd"/>
-      <w:r>
-        <w:t>/` klasörlerinde saklanmış; bu raporda yalnızca gerçek metrikler ve üretilmiş görseller kullanılmıştır.</w:t>
-      </w:r>
-    </w:p>
-    <w:p>
-      <w:pPr>
-        <w:ind w:firstLine="360"/>
-      </w:pPr>
-    </w:p>
-    <w:p>
-      <w:pPr>
-        <w:pStyle w:val="Heading2"/>
-      </w:pPr>
-      <w:bookmarkStart w:id="5" w:name="_Toc230808574"/>
-      <w:r>
-        <w:t xml:space="preserve"> </w:t>
-      </w:r>
       <w:bookmarkStart w:id="6" w:name="_Toc231146531"/>
-      <w:proofErr w:type="spellStart"/>
-      <w:r>
-        <w:t>Parking</w:t>
-      </w:r>
-      <w:proofErr w:type="spellEnd"/>
-      <w:r>
-        <w:t xml:space="preserve"> Birmingham Veri Setinin Seçilme Gerekçesi</w:t>
+      <w:r>
+        <w:t>Parking Birmingham Veri Setinin Seçilme Gerekçesi</w:t>
       </w:r>
       <w:bookmarkEnd w:id="5"/>
       <w:bookmarkEnd w:id="6"/>
@@ -4952,47 +4843,7 @@
         <w:ind w:firstLine="360"/>
       </w:pPr>
       <w:r>
-        <w:t xml:space="preserve">Proje başlangıcında İzmir merkezli canlı veri toplama altyapısı değerlendirilmiş; ancak örneklem büyüklüğünün sınırlı olması, kesintisiz veri akışı için ek donanım gereksinimi ve öğrenci bütçesi kısıtları nedeniyle bu yaklaşımdan vazgeçilmiştir. Metodolojik tutarlılık, yeterli örneklem büyüklüğü ve deneylerin yeniden üretilebilirliği açısından </w:t>
-      </w:r>
-      <w:proofErr w:type="spellStart"/>
-      <w:r>
-        <w:t>Parking</w:t>
-      </w:r>
-      <w:proofErr w:type="spellEnd"/>
-      <w:r>
-        <w:t xml:space="preserve"> Birmingham veri seti tercih edilmiştir. Veri seti; </w:t>
-      </w:r>
-      <w:proofErr w:type="spellStart"/>
-      <w:r>
-        <w:t>SystemCodeNumber</w:t>
-      </w:r>
-      <w:proofErr w:type="spellEnd"/>
-      <w:r>
-        <w:t xml:space="preserve"> (otopark kimliği), </w:t>
-      </w:r>
-      <w:proofErr w:type="spellStart"/>
-      <w:r>
-        <w:t>Capacity</w:t>
-      </w:r>
-      <w:proofErr w:type="spellEnd"/>
-      <w:r>
-        <w:t xml:space="preserve">, </w:t>
-      </w:r>
-      <w:proofErr w:type="spellStart"/>
-      <w:r>
-        <w:t>Occupancy</w:t>
-      </w:r>
-      <w:proofErr w:type="spellEnd"/>
-      <w:r>
-        <w:t xml:space="preserve"> ve </w:t>
-      </w:r>
-      <w:proofErr w:type="spellStart"/>
-      <w:r>
-        <w:t>LastUpdated</w:t>
-      </w:r>
-      <w:proofErr w:type="spellEnd"/>
-      <w:r>
-        <w:t xml:space="preserve"> alanlarını içermekte; çoklu otopark lokasyonları üzerinden saatlik/periyodik doluluk kayıtları sunmaktadır. Bu yapı, LSTM tabanlı zaman serisi tahmini ve RL ortamında dinamik doluluk haritası oluşturma için uygundur.</w:t>
+        <w:t>Proje başlangıcında İzmir merkezli canlı veri toplama altyapısı değerlendirilmiş; ancak örneklem büyüklüğünün sınırlı olması, kesintisiz veri akışı için ek donanım gereksinimi ve öğrenci bütçesi kısıtları nedeniyle bu yaklaşımdan vazgeçilmiştir. Metodolojik tutarlılık, yeterli örneklem büyüklüğü ve deneylerin yeniden üretilebilirliği açısından Parking Birmingham veri seti tercih edilmiştir. Veri seti; SystemCodeNumber (otopark kimliği), Capacity, Occupancy ve LastUpdated alanlarını içermekte; çoklu otopark lokasyonları üzerinden saatlik/periyodik doluluk kayıtları sunmaktadır. Bu yapı, LSTM tabanlı zaman serisi tahmini ve RL ortamında dinamik doluluk haritası oluşturma için uygundur.</w:t>
       </w:r>
     </w:p>
     <w:p>
@@ -5006,7 +4857,7 @@
           <w:noProof/>
         </w:rPr>
         <w:drawing>
-          <wp:anchor distT="0" distB="0" distL="114300" distR="114300" simplePos="0" relativeHeight="251658240" behindDoc="1" locked="0" layoutInCell="1" allowOverlap="1" wp14:anchorId="48756023" wp14:editId="0DB1D75F">
+          <wp:anchor distT="0" distB="0" distL="114300" distR="114300" simplePos="0" relativeHeight="251658240" behindDoc="1" locked="0" layoutInCell="1" allowOverlap="1" wp14:anchorId="48756023" wp14:editId="4EE39F45">
             <wp:simplePos x="0" y="0"/>
             <wp:positionH relativeFrom="margin">
               <wp:align>center</wp:align>
@@ -5099,15 +4950,7 @@
         <w:t>.</w:t>
       </w:r>
       <w:r>
-        <w:t xml:space="preserve"> </w:t>
-      </w:r>
-      <w:proofErr w:type="spellStart"/>
-      <w:r>
-        <w:t>Parking</w:t>
-      </w:r>
-      <w:proofErr w:type="spellEnd"/>
-      <w:r>
-        <w:t xml:space="preserve"> Birmingham Veri Setinde Kronolojik Doluluk Oranı Zaman Serisi Grafiği</w:t>
+        <w:t xml:space="preserve"> Parking Birmingham Veri Setinde Kronolojik Doluluk Oranı Zaman Serisi Grafiği</w:t>
       </w:r>
     </w:p>
     <w:p>
@@ -5141,47 +4984,7 @@
         <w:ind w:firstLine="360"/>
       </w:pPr>
       <w:r>
-        <w:t xml:space="preserve">Literatürdeki birçok çalışma yalnızca doluluk sınıflandırması veya tahminine odaklanmaktadır. Bu projenin özgün değeri, tahmin modeli çıktılarının PPO/DQN tabanlı RL ajanının gözlem vektörüne </w:t>
-      </w:r>
-      <w:proofErr w:type="spellStart"/>
-      <w:r>
-        <w:t>skaler</w:t>
-      </w:r>
-      <w:proofErr w:type="spellEnd"/>
-      <w:r>
-        <w:t xml:space="preserve"> kanal olarak bağlanmasıdır. Böylece sistem yalnızca mevcut doluluk haritasını değil, LSTM </w:t>
-      </w:r>
-      <w:proofErr w:type="spellStart"/>
-      <w:r>
-        <w:t>aggregate</w:t>
-      </w:r>
-      <w:proofErr w:type="spellEnd"/>
-      <w:r>
-        <w:t xml:space="preserve"> tahminini de dikkate alarak karar verir. Ayrıca maliyet duyarlı, bileşenleri ayrıştırılabilir (</w:t>
-      </w:r>
-      <w:proofErr w:type="spellStart"/>
-      <w:r>
-        <w:t>explainable</w:t>
-      </w:r>
-      <w:proofErr w:type="spellEnd"/>
-      <w:r>
-        <w:t>) bir ödül fonksiyonu; Manhattan mesafe şekillendirme, salınım (</w:t>
-      </w:r>
-      <w:proofErr w:type="spellStart"/>
-      <w:r>
-        <w:t>oscillation</w:t>
-      </w:r>
-      <w:proofErr w:type="spellEnd"/>
-      <w:r>
-        <w:t xml:space="preserve">) cezası, yüksek doluluk lotu geçiş cezası ve BFS optimaline yakınlık bonusu gibi mekanizmalar birlikte kullanılmıştır. </w:t>
-      </w:r>
-      <w:proofErr w:type="spellStart"/>
-      <w:r>
-        <w:t>Streamlit</w:t>
-      </w:r>
-      <w:proofErr w:type="spellEnd"/>
-      <w:r>
-        <w:t xml:space="preserve"> panelinde her RL adımının ödül bileşenleri kullanıcıya açıklanabilir biçimde sunulmaktadır.</w:t>
+        <w:t>Literatürdeki birçok çalışma yalnızca doluluk sınıflandırması veya tahminine odaklanmaktadır. Bu projenin özgün değeri, tahmin modeli çıktılarının PPO/DQN tabanlı RL ajanının gözlem vektörüne skaler kanal olarak bağlanmasıdır. Böylece sistem yalnızca mevcut doluluk haritasını değil, LSTM aggregate tahminini de dikkate alarak karar verir. Ayrıca maliyet duyarlı, bileşenleri ayrıştırılabilir (explainable) bir ödül fonksiyonu; Manhattan mesafe şekillendirme, salınım (oscillation) cezası, yüksek doluluk lotu geçiş cezası ve BFS optimaline yakınlık bonusu gibi mekanizmalar birlikte kullanılmıştır. Streamlit panelinde her RL adımının ödül bileşenleri kullanıcıya açıklanabilir biçimde sunulmaktadır.</w:t>
       </w:r>
     </w:p>
     <w:p>
@@ -5206,103 +5009,7 @@
     </w:p>
     <w:p>
       <w:r>
-        <w:t>Sistem mimarisi iki ana hattan oluşur. Birinci hat (denetimli öğrenme), `</w:t>
-      </w:r>
-      <w:proofErr w:type="spellStart"/>
-      <w:r>
-        <w:t>utils</w:t>
-      </w:r>
-      <w:proofErr w:type="spellEnd"/>
-      <w:r>
-        <w:t xml:space="preserve">/data_pipeline.py` ile üretilen </w:t>
-      </w:r>
-      <w:proofErr w:type="spellStart"/>
-      <w:r>
-        <w:t>lag</w:t>
-      </w:r>
-      <w:proofErr w:type="spellEnd"/>
-      <w:r>
-        <w:t xml:space="preserve">, </w:t>
-      </w:r>
-      <w:proofErr w:type="spellStart"/>
-      <w:r>
-        <w:t>rolling</w:t>
-      </w:r>
-      <w:proofErr w:type="spellEnd"/>
-      <w:r>
-        <w:t xml:space="preserve"> istatistik ve zaman özelliklerini kullanarak 12 zaman adımlık </w:t>
-      </w:r>
-      <w:proofErr w:type="spellStart"/>
-      <w:r>
-        <w:t>sliding</w:t>
-      </w:r>
-      <w:proofErr w:type="spellEnd"/>
-      <w:r>
-        <w:t xml:space="preserve"> </w:t>
-      </w:r>
-      <w:proofErr w:type="spellStart"/>
-      <w:r>
-        <w:t>window</w:t>
-      </w:r>
-      <w:proofErr w:type="spellEnd"/>
-      <w:r>
-        <w:t xml:space="preserve"> ile bir sonraki </w:t>
-      </w:r>
-      <w:proofErr w:type="spellStart"/>
-      <w:r>
-        <w:t>aggregate</w:t>
-      </w:r>
-      <w:proofErr w:type="spellEnd"/>
-      <w:r>
-        <w:t xml:space="preserve"> doluluk oranını tahmin eder. </w:t>
-      </w:r>
-      <w:proofErr w:type="spellStart"/>
-      <w:r>
-        <w:t>PyTorch</w:t>
-      </w:r>
-      <w:proofErr w:type="spellEnd"/>
-      <w:r>
-        <w:t xml:space="preserve"> tabanlı çok katmanlı LSTM mimarisi (`</w:t>
-      </w:r>
-      <w:proofErr w:type="spellStart"/>
-      <w:r>
-        <w:t>utils</w:t>
-      </w:r>
-      <w:proofErr w:type="spellEnd"/>
-      <w:r>
-        <w:t xml:space="preserve">/forecast_models.py`) bu görevi üstlenir. İkinci hat (pekiştirmeli öğrenme), her benzersiz zaman damgası için bir RL bölümü oluşturur; lotlar </w:t>
-      </w:r>
-      <w:proofErr w:type="spellStart"/>
-      <w:r>
-        <w:t>hash</w:t>
-      </w:r>
-      <w:proofErr w:type="spellEnd"/>
-      <w:r>
-        <w:t xml:space="preserve"> tabanlı koordinatlarla 15×15 ızgara üzerine yerleştirilir ve hedef lot o anki en düşük doluluk oranına sahip alandır. LSTM tahmini `</w:t>
-      </w:r>
-      <w:proofErr w:type="spellStart"/>
-      <w:r>
-        <w:t>lstm_aggregate_pred</w:t>
-      </w:r>
-      <w:proofErr w:type="spellEnd"/>
-      <w:r>
-        <w:t xml:space="preserve">` </w:t>
-      </w:r>
-      <w:proofErr w:type="spellStart"/>
-      <w:r>
-        <w:t>skaleri</w:t>
-      </w:r>
-      <w:proofErr w:type="spellEnd"/>
-      <w:r>
-        <w:t xml:space="preserve"> olarak gözleme eklenir; `</w:t>
-      </w:r>
-      <w:proofErr w:type="spellStart"/>
-      <w:r>
-        <w:t>predicted_emptying_norm</w:t>
-      </w:r>
-      <w:proofErr w:type="spellEnd"/>
-      <w:r>
-        <w:t>` ise hedef lot doluluğunu temsil eder.</w:t>
+        <w:t>Sistem mimarisi iki ana hattan oluşur. Birinci hat (denetimli öğrenme), `utils/data_pipeline.py` ile üretilen lag, rolling istatistik ve zaman özelliklerini kullanarak 12 zaman adımlık sliding window ile bir sonraki aggregate doluluk oranını tahmin eder. PyTorch tabanlı çok katmanlı LSTM mimarisi (`utils/forecast_models.py`) bu görevi üstlenir. İkinci hat (pekiştirmeli öğrenme), her benzersiz zaman damgası için bir RL bölümü oluşturur; lotlar hash tabanlı koordinatlarla 15×15 ızgara üzerine yerleştirilir ve hedef lot o anki en düşük doluluk oranına sahip alandır. LSTM tahmini `lstm_aggregate_pred` skaleri olarak gözleme eklenir; `predicted_emptying_norm` ise hedef lot doluluğunu temsil eder.</w:t>
       </w:r>
     </w:p>
     <w:p>
@@ -5448,87 +5155,7 @@
       </w:pPr>
       <w:r>
         <w:lastRenderedPageBreak/>
-        <w:t>PPO (</w:t>
-      </w:r>
-      <w:proofErr w:type="spellStart"/>
-      <w:r>
-        <w:t>Proximal</w:t>
-      </w:r>
-      <w:proofErr w:type="spellEnd"/>
-      <w:r>
-        <w:t xml:space="preserve"> </w:t>
-      </w:r>
-      <w:proofErr w:type="spellStart"/>
-      <w:r>
-        <w:t>Policy</w:t>
-      </w:r>
-      <w:proofErr w:type="spellEnd"/>
-      <w:r>
-        <w:t xml:space="preserve"> </w:t>
-      </w:r>
-      <w:proofErr w:type="spellStart"/>
-      <w:r>
-        <w:t>Optimization</w:t>
-      </w:r>
-      <w:proofErr w:type="spellEnd"/>
-      <w:r>
-        <w:t xml:space="preserve">) algoritması, Stable-Baselines3 kütüphanesi ile 280.000 zaman adımı boyunca eğitilmiştir. </w:t>
-      </w:r>
-      <w:proofErr w:type="spellStart"/>
-      <w:r>
-        <w:t>VecNormalize</w:t>
-      </w:r>
-      <w:proofErr w:type="spellEnd"/>
-      <w:r>
-        <w:t xml:space="preserve"> ile gözlem ve ödül normalizasyonu uygulanmış; </w:t>
-      </w:r>
-      <w:proofErr w:type="spellStart"/>
-      <w:r>
-        <w:t>Monitor</w:t>
-      </w:r>
-      <w:proofErr w:type="spellEnd"/>
-      <w:r>
-        <w:t xml:space="preserve"> ile </w:t>
-      </w:r>
-      <w:proofErr w:type="spellStart"/>
-      <w:r>
-        <w:t>episode</w:t>
-      </w:r>
-      <w:proofErr w:type="spellEnd"/>
-      <w:r>
-        <w:t xml:space="preserve"> logları `</w:t>
-      </w:r>
-      <w:proofErr w:type="spellStart"/>
-      <w:r>
-        <w:t>logs</w:t>
-      </w:r>
-      <w:proofErr w:type="spellEnd"/>
-      <w:r>
-        <w:t>/</w:t>
-      </w:r>
-      <w:proofErr w:type="spellStart"/>
-      <w:r>
-        <w:t>monitor</w:t>
-      </w:r>
-      <w:proofErr w:type="spellEnd"/>
-      <w:r>
-        <w:t>/</w:t>
-      </w:r>
-      <w:proofErr w:type="spellStart"/>
-      <w:r>
-        <w:t>ppo</w:t>
-      </w:r>
-      <w:proofErr w:type="spellEnd"/>
-      <w:r>
-        <w:t xml:space="preserve">/` altına yazılmıştır. DQN ile karşılaştırmalı deneyler aynı ortam ve </w:t>
-      </w:r>
-      <w:proofErr w:type="spellStart"/>
-      <w:r>
-        <w:t>hiperparametre</w:t>
-      </w:r>
-      <w:proofErr w:type="spellEnd"/>
-      <w:r>
-        <w:t xml:space="preserve"> yapılandırması altında yürütülmüştür.</w:t>
+        <w:t>PPO (Proximal Policy Optimization) algoritması, Stable-Baselines3 kütüphanesi ile 280.000 zaman adımı boyunca eğitilmiştir. VecNormalize ile gözlem ve ödül normalizasyonu uygulanmış; Monitor ile episode logları `logs/monitor/ppo/` altına yazılmıştır. DQN ile karşılaştırmalı deneyler aynı ortam ve hiperparametre yapılandırması altında yürütülmüştür.</w:t>
       </w:r>
     </w:p>
     <w:p>
@@ -5616,47 +5243,7 @@
         <w:ind w:firstLine="720"/>
       </w:pPr>
       <w:r>
-        <w:t xml:space="preserve">Geliştirilen </w:t>
-      </w:r>
-      <w:proofErr w:type="spellStart"/>
-      <w:r>
-        <w:t>FastAPI</w:t>
-      </w:r>
-      <w:proofErr w:type="spellEnd"/>
-      <w:r>
-        <w:t xml:space="preserve"> (`</w:t>
-      </w:r>
-      <w:proofErr w:type="spellStart"/>
-      <w:r>
-        <w:t>api</w:t>
-      </w:r>
-      <w:proofErr w:type="spellEnd"/>
-      <w:r>
-        <w:t xml:space="preserve">/main.py`) ve </w:t>
-      </w:r>
-      <w:proofErr w:type="spellStart"/>
-      <w:r>
-        <w:t>React</w:t>
-      </w:r>
-      <w:proofErr w:type="spellEnd"/>
-      <w:r>
-        <w:t xml:space="preserve"> (`</w:t>
-      </w:r>
-      <w:proofErr w:type="spellStart"/>
-      <w:r>
-        <w:t>frontend</w:t>
-      </w:r>
-      <w:proofErr w:type="spellEnd"/>
-      <w:r>
-        <w:t xml:space="preserve">/`) bileşenleri, </w:t>
-      </w:r>
-      <w:proofErr w:type="spellStart"/>
-      <w:r>
-        <w:t>Streamlit</w:t>
-      </w:r>
-      <w:proofErr w:type="spellEnd"/>
-      <w:r>
-        <w:t xml:space="preserve"> panelinin yanı sıra üretim ortamına yakın bir dağıtım senaryosunu destekleyecek şekilde tasarlanmıştır.</w:t>
+        <w:t>Geliştirilen FastAPI (`api/main.py`) ve React (`frontend/`) bileşenleri, Streamlit panelinin yanı sıra üretim ortamına yakın bir dağıtım senaryosunu destekleyecek şekilde tasarlanmıştır.</w:t>
       </w:r>
     </w:p>
     <w:p>
@@ -5684,15 +5271,7 @@
         <w:ind w:firstLine="360"/>
       </w:pPr>
       <w:r>
-        <w:t>Keşifsel veri analizi sonuçları, otopark doluluk oranlarının gün içinde belirgin periyodik desenler gösterdiğini ortaya koymuştur. Saatlik ortalama doluluk grafiği (`</w:t>
-      </w:r>
-      <w:proofErr w:type="spellStart"/>
-      <w:r>
-        <w:t>output</w:t>
-      </w:r>
-      <w:proofErr w:type="spellEnd"/>
-      <w:r>
-        <w:t>/2_saatlik_ortalama.png`) sabah ve öğle saatlerinde pikler; gece saatlerinde düşüş eğilimi sergilemektedir. Hafta içi ve hafta sonu karşılaştırması ise kullanım alışkanlıklarının farklılaştığını göstermektedir. Bu bulgular, yalnızca anlık doluluk yerine zaman serisi tahmininin neden gerekli olduğunu destekler: sürücü hedefe varmadan önce doluluk değişebilir.</w:t>
+        <w:t>Keşifsel veri analizi sonuçları, otopark doluluk oranlarının gün içinde belirgin periyodik desenler gösterdiğini ortaya koymuştur. Saatlik ortalama doluluk grafiği (`output/2_saatlik_ortalama.png`) sabah ve öğle saatlerinde pikler; gece saatlerinde düşüş eğilimi sergilemektedir. Hafta içi ve hafta sonu karşılaştırması ise kullanım alışkanlıklarının farklılaştığını göstermektedir. Bu bulgular, yalnızca anlık doluluk yerine zaman serisi tahmininin neden gerekli olduğunu destekler: sürücü hedefe varmadan önce doluluk değişebilir.</w:t>
       </w:r>
     </w:p>
     <w:p>
@@ -5719,7 +5298,7 @@
           <w:noProof/>
         </w:rPr>
         <w:drawing>
-          <wp:anchor distT="0" distB="0" distL="114300" distR="114300" simplePos="0" relativeHeight="251660288" behindDoc="1" locked="0" layoutInCell="1" allowOverlap="1" wp14:anchorId="18A224CB" wp14:editId="517EEF5E">
+          <wp:anchor distT="0" distB="0" distL="114300" distR="114300" simplePos="0" relativeHeight="251660288" behindDoc="1" locked="0" layoutInCell="1" allowOverlap="1" wp14:anchorId="18A224CB" wp14:editId="54A812BC">
             <wp:simplePos x="0" y="0"/>
             <wp:positionH relativeFrom="margin">
               <wp:align>center</wp:align>
@@ -5979,47 +5558,7 @@
         <w:ind w:firstLine="360"/>
       </w:pPr>
       <w:r>
-        <w:t xml:space="preserve">LSTM modelinin </w:t>
-      </w:r>
-      <w:proofErr w:type="spellStart"/>
-      <w:r>
-        <w:t>aggregate</w:t>
-      </w:r>
-      <w:proofErr w:type="spellEnd"/>
-      <w:r>
-        <w:t xml:space="preserve"> seri üzerinde eğitilmesi, lot bazlı gürültüyü yumuşatarak genel şehir doluluk eğilimini yakalar. RL ajanına aktarılan `</w:t>
-      </w:r>
-      <w:proofErr w:type="spellStart"/>
-      <w:r>
-        <w:t>lstm_aggregate_pred</w:t>
-      </w:r>
-      <w:proofErr w:type="spellEnd"/>
-      <w:r>
-        <w:t xml:space="preserve">` </w:t>
-      </w:r>
-      <w:proofErr w:type="spellStart"/>
-      <w:r>
-        <w:t>skaleri</w:t>
-      </w:r>
-      <w:proofErr w:type="spellEnd"/>
-      <w:r>
-        <w:t>, ajanın 'gelecekte genel doluluk artacak mı?' sorusuna kısa vadeli cevap almasını sağlar. Hedef lot seçimi ise o anki gerçek doluluk oranları üzerinden en düşük yoğunluklu alan belirlenerek yapılır; böylece tahmin ve anlık ölçüm birlikte kullanılır. Bu entegrasyon, künyede planlanan hibrit mimarinin kod tabanında (`</w:t>
-      </w:r>
-      <w:proofErr w:type="spellStart"/>
-      <w:r>
-        <w:t>env</w:t>
-      </w:r>
-      <w:proofErr w:type="spellEnd"/>
-      <w:r>
-        <w:t xml:space="preserve">/grid_navigation_env.py`, satır 105–117 </w:t>
-      </w:r>
-      <w:proofErr w:type="spellStart"/>
-      <w:r>
-        <w:t>GridNavEpisodeConfig</w:t>
-      </w:r>
-      <w:proofErr w:type="spellEnd"/>
-      <w:r>
-        <w:t>) somutlaştırılmasıdır.</w:t>
+        <w:t>LSTM modelinin aggregate seri üzerinde eğitilmesi, lot bazlı gürültüyü yumuşatarak genel şehir doluluk eğilimini yakalar. RL ajanına aktarılan `lstm_aggregate_pred` skaleri, ajanın 'gelecekte genel doluluk artacak mı?' sorusuna kısa vadeli cevap almasını sağlar. Hedef lot seçimi ise o anki gerçek doluluk oranları üzerinden en düşük yoğunluklu alan belirlenerek yapılır; böylece tahmin ve anlık ölçüm birlikte kullanılır. Bu entegrasyon, künyede planlanan hibrit mimarinin kod tabanında (`env/grid_navigation_env.py`, satır 105–117 GridNavEpisodeConfig) somutlaştırılmasıdır.</w:t>
       </w:r>
     </w:p>
     <w:p>
@@ -6032,15 +5571,7 @@
         <w:ind w:firstLine="360"/>
       </w:pPr>
       <w:r>
-        <w:t xml:space="preserve">PPO algoritmasının </w:t>
-      </w:r>
-      <w:proofErr w:type="spellStart"/>
-      <w:r>
-        <w:t>DQN'e</w:t>
-      </w:r>
-      <w:proofErr w:type="spellEnd"/>
-      <w:r>
-        <w:t xml:space="preserve"> tercih edilmesi, yüksek boyutlu gözlem uzayında politika gradyan yöntemlerinin daha az instabilite göstermesi beklentisine dayanmaktadır. Deney sonuçları bu beklentiyi doğrulamıştır: PPO %92,5 başarı oranına ulaşırken DQN %27,5 ile sınırlı kalmıştır. Entegrasyon sayesinde sistem yalnızca reaktif değil, proaktif karar verme kapasitesine kavuşmuştur.</w:t>
+        <w:t>PPO algoritmasının DQN'e tercih edilmesi, yüksek boyutlu gözlem uzayında politika gradyan yöntemlerinin daha az instabilite göstermesi beklentisine dayanmaktadır. Deney sonuçları bu beklentiyi doğrulamıştır: PPO %92,5 başarı oranına ulaşırken DQN %27,5 ile sınırlı kalmıştır. Entegrasyon sayesinde sistem yalnızca reaktif değil, proaktif karar verme kapasitesine kavuşmuştur.</w:t>
       </w:r>
     </w:p>
     <w:p>
@@ -6197,55 +5728,7 @@
     </w:p>
     <w:p>
       <w:r>
-        <w:t xml:space="preserve">Akıllı Park, masaüstü geliştirme ve sunum ortamında çalışacak şekilde tasarlanmış bir yazılım projesidir. Python tabanlı makine öğrenmesi bileşenleri Windows, Linux ve </w:t>
-      </w:r>
-      <w:proofErr w:type="spellStart"/>
-      <w:r>
-        <w:t>macOS</w:t>
-      </w:r>
-      <w:proofErr w:type="spellEnd"/>
-      <w:r>
-        <w:t xml:space="preserve"> işletim sistemlerinde sanal ortam içinde çalıştırılabilir. Web arayüzleri tarayıcı tabanlıdır; </w:t>
-      </w:r>
-      <w:proofErr w:type="spellStart"/>
-      <w:r>
-        <w:t>React</w:t>
-      </w:r>
-      <w:proofErr w:type="spellEnd"/>
-      <w:r>
-        <w:t xml:space="preserve"> geliştirme sunucusu ve </w:t>
-      </w:r>
-      <w:proofErr w:type="spellStart"/>
-      <w:r>
-        <w:t>Streamlit</w:t>
-      </w:r>
-      <w:proofErr w:type="spellEnd"/>
-      <w:r>
-        <w:t xml:space="preserve"> uygulaması yerel ağ veya </w:t>
-      </w:r>
-      <w:proofErr w:type="spellStart"/>
-      <w:r>
-        <w:t>localhost</w:t>
-      </w:r>
-      <w:proofErr w:type="spellEnd"/>
-      <w:r>
-        <w:t xml:space="preserve"> üzerinden erişilebilir. </w:t>
-      </w:r>
-      <w:proofErr w:type="spellStart"/>
-      <w:r>
-        <w:t>FastAPI</w:t>
-      </w:r>
-      <w:proofErr w:type="spellEnd"/>
-      <w:r>
-        <w:t xml:space="preserve"> arka uç servisi sunucu/masaüstü platformlarında </w:t>
-      </w:r>
-      <w:proofErr w:type="spellStart"/>
-      <w:r>
-        <w:t>uvicorn</w:t>
-      </w:r>
-      <w:proofErr w:type="spellEnd"/>
-      <w:r>
-        <w:t xml:space="preserve"> ile barındırılabilir.</w:t>
+        <w:t>Akıllı Park, masaüstü geliştirme ve sunum ortamında çalışacak şekilde tasarlanmış bir yazılım projesidir. Python tabanlı makine öğrenmesi bileşenleri Windows, Linux ve macOS işletim sistemlerinde sanal ortam içinde çalıştırılabilir. Web arayüzleri tarayıcı tabanlıdır; React geliştirme sunucusu ve Streamlit uygulaması yerel ağ veya localhost üzerinden erişilebilir. FastAPI arka uç servisi sunucu/masaüstü platformlarında uvicorn ile barındırılabilir.</w:t>
       </w:r>
     </w:p>
     <w:p/>
@@ -6326,15 +5809,7 @@
           </w:tcPr>
           <w:p>
             <w:r>
-              <w:t xml:space="preserve">Windows 10+, Ubuntu 20.04+, </w:t>
-            </w:r>
-            <w:proofErr w:type="spellStart"/>
-            <w:r>
-              <w:t>macOS</w:t>
-            </w:r>
-            <w:proofErr w:type="spellEnd"/>
-            <w:r>
-              <w:t xml:space="preserve"> 12+</w:t>
+              <w:t>Windows 10+, Ubuntu 20.04+, macOS 12+</w:t>
             </w:r>
           </w:p>
         </w:tc>
@@ -6378,23 +5853,7 @@
           </w:tcPr>
           <w:p>
             <w:r>
-              <w:t>18+ (</w:t>
-            </w:r>
-            <w:proofErr w:type="spellStart"/>
-            <w:r>
-              <w:t>React</w:t>
-            </w:r>
-            <w:proofErr w:type="spellEnd"/>
-            <w:r>
-              <w:t xml:space="preserve"> </w:t>
-            </w:r>
-            <w:proofErr w:type="spellStart"/>
-            <w:r>
-              <w:t>frontend</w:t>
-            </w:r>
-            <w:proofErr w:type="spellEnd"/>
-            <w:r>
-              <w:t xml:space="preserve"> için)</w:t>
+              <w:t>18+ (React frontend için)</w:t>
             </w:r>
           </w:p>
         </w:tc>
@@ -6460,15 +5919,7 @@
           </w:tcPr>
           <w:p>
             <w:r>
-              <w:t>Opsiyonel (</w:t>
-            </w:r>
-            <w:proofErr w:type="spellStart"/>
-            <w:r>
-              <w:t>PyTorch</w:t>
-            </w:r>
-            <w:proofErr w:type="spellEnd"/>
-            <w:r>
-              <w:t xml:space="preserve"> CPU ile çalışır)</w:t>
+              <w:t>Opsiyonel (PyTorch CPU ile çalışır)</w:t>
             </w:r>
           </w:p>
         </w:tc>
@@ -6526,79 +5977,7 @@
         <w:ind w:firstLine="360"/>
       </w:pPr>
       <w:r>
-        <w:t xml:space="preserve">Proje geliştirme sürecinde karşılaşılan başlıca kısıtlar şunlardır: (1) Canlı İzmir otopark verisine erişim ve kenar cihaz donanımı bütçesi — </w:t>
-      </w:r>
-      <w:proofErr w:type="spellStart"/>
-      <w:r>
-        <w:t>Parking</w:t>
-      </w:r>
-      <w:proofErr w:type="spellEnd"/>
-      <w:r>
-        <w:t xml:space="preserve"> Birmingham statik veri seti ile çözüldü. (2) RL eğitim süresi — 280.000 </w:t>
-      </w:r>
-      <w:proofErr w:type="spellStart"/>
-      <w:r>
-        <w:t>timestep</w:t>
-      </w:r>
-      <w:proofErr w:type="spellEnd"/>
-      <w:r>
-        <w:t xml:space="preserve"> hedefi makineye göre saatler sürebilir; `--</w:t>
-      </w:r>
-      <w:proofErr w:type="spellStart"/>
-      <w:r>
-        <w:t>timesteps</w:t>
-      </w:r>
-      <w:proofErr w:type="spellEnd"/>
-      <w:r>
-        <w:t xml:space="preserve">` parametresi ile hızlı deneme yapılabilir. (3) Yüksek boyutlu gözlem uzayı (1127 boyut) — </w:t>
-      </w:r>
-      <w:proofErr w:type="spellStart"/>
-      <w:r>
-        <w:t>VecNormalize</w:t>
-      </w:r>
-      <w:proofErr w:type="spellEnd"/>
-      <w:r>
-        <w:t xml:space="preserve"> ve ödül kırpma (`GRID_REWARD_CLIP=550`) ile stabilizasyon sağlandı. (4) </w:t>
-      </w:r>
-      <w:proofErr w:type="spellStart"/>
-      <w:r>
-        <w:t>DQN'in</w:t>
-      </w:r>
-      <w:proofErr w:type="spellEnd"/>
-      <w:r>
-        <w:t xml:space="preserve"> uzun </w:t>
-      </w:r>
-      <w:proofErr w:type="spellStart"/>
-      <w:r>
-        <w:t>episode</w:t>
-      </w:r>
-      <w:proofErr w:type="spellEnd"/>
-      <w:r>
-        <w:t xml:space="preserve"> </w:t>
-      </w:r>
-      <w:proofErr w:type="spellStart"/>
-      <w:r>
-        <w:t>timeout</w:t>
-      </w:r>
-      <w:proofErr w:type="spellEnd"/>
-      <w:r>
-        <w:t xml:space="preserve"> davranışı — PPO ile karşılaştırmalı analiz ve </w:t>
-      </w:r>
-      <w:proofErr w:type="spellStart"/>
-      <w:r>
-        <w:t>reward</w:t>
-      </w:r>
-      <w:proofErr w:type="spellEnd"/>
-      <w:r>
-        <w:t xml:space="preserve"> </w:t>
-      </w:r>
-      <w:proofErr w:type="spellStart"/>
-      <w:r>
-        <w:t>shaping</w:t>
-      </w:r>
-      <w:proofErr w:type="spellEnd"/>
-      <w:r>
-        <w:t xml:space="preserve"> ile iyileştirme stratejileri uygulandı.</w:t>
+        <w:t>Proje geliştirme sürecinde karşılaşılan başlıca kısıtlar şunlardır: (1) Canlı İzmir otopark verisine erişim ve kenar cihaz donanımı bütçesi — Parking Birmingham statik veri seti ile çözüldü. (2) RL eğitim süresi — 280.000 timestep hedefi makineye göre saatler sürebilir; `--timesteps` parametresi ile hızlı deneme yapılabilir. (3) Yüksek boyutlu gözlem uzayı (1127 boyut) — VecNormalize ve ödül kırpma (`GRID_REWARD_CLIP=550`) ile stabilizasyon sağlandı. (4) DQN'in uzun episode timeout davranışı — PPO ile karşılaştırmalı analiz ve reward shaping ile iyileştirme stratejileri uygulandı.</w:t>
       </w:r>
     </w:p>
     <w:p>
@@ -6623,31 +6002,7 @@
         <w:ind w:firstLine="360"/>
       </w:pPr>
       <w:r>
-        <w:t>Proje; körlemesine park arama süresini azaltma, trafik yoğunluğu azaltma potansiyeli ölçümü (</w:t>
-      </w:r>
-      <w:proofErr w:type="spellStart"/>
-      <w:r>
-        <w:t>random</w:t>
-      </w:r>
-      <w:proofErr w:type="spellEnd"/>
-      <w:r>
-        <w:t xml:space="preserve"> </w:t>
-      </w:r>
-      <w:proofErr w:type="spellStart"/>
-      <w:r>
-        <w:t>baseline'a</w:t>
-      </w:r>
-      <w:proofErr w:type="spellEnd"/>
-      <w:r>
-        <w:t xml:space="preserve"> göre %86,83 trafik azaltma </w:t>
-      </w:r>
-      <w:proofErr w:type="spellStart"/>
-      <w:r>
-        <w:t>proxy</w:t>
-      </w:r>
-      <w:proofErr w:type="spellEnd"/>
-      <w:r>
-        <w:t xml:space="preserve"> değeri), kısa vadeli doluluk tahmini ve açıklanabilir RL kararları sunma problemlerine çözüm getirir. Mevcut yalnızca-anlık-gösterge çözümlerine kıyasla geleceğe yönelik tahmin entegrasyonu, çoklu algoritma karşılaştırması ve interaktif demo arayüzleri projeyi farklılaştırır.</w:t>
+        <w:t>Proje; körlemesine park arama süresini azaltma, trafik yoğunluğu azaltma potansiyeli ölçümü (random baseline'a göre %86,83 trafik azaltma proxy değeri), kısa vadeli doluluk tahmini ve açıklanabilir RL kararları sunma problemlerine çözüm getirir. Mevcut yalnızca-anlık-gösterge çözümlerine kıyasla geleceğe yönelik tahmin entegrasyonu, çoklu algoritma karşılaştırması ve interaktif demo arayüzleri projeyi farklılaştırır.</w:t>
       </w:r>
     </w:p>
     <w:p>
@@ -6676,31 +6031,7 @@
         <w:ind w:firstLine="360"/>
       </w:pPr>
       <w:r>
-        <w:t xml:space="preserve">Birincil kullanıcılar: şehir içi sürücüler, otopark işletmecileri, akıllı şehir yönetim birimleri. İkincil kullanıcılar: veri bilimciler, BLM4502 öğrenci/jüri değerlendiricileri, demo izleyicileri. </w:t>
-      </w:r>
-      <w:proofErr w:type="spellStart"/>
-      <w:r>
-        <w:t>Streamlit</w:t>
-      </w:r>
-      <w:proofErr w:type="spellEnd"/>
-      <w:r>
-        <w:t xml:space="preserve"> paneli tek kullanıcılı prototip olarak tasarlanmıştır; </w:t>
-      </w:r>
-      <w:proofErr w:type="spellStart"/>
-      <w:r>
-        <w:t>FastAPI</w:t>
-      </w:r>
-      <w:proofErr w:type="spellEnd"/>
-      <w:r>
-        <w:t xml:space="preserve"> + </w:t>
-      </w:r>
-      <w:proofErr w:type="spellStart"/>
-      <w:r>
-        <w:t>React</w:t>
-      </w:r>
-      <w:proofErr w:type="spellEnd"/>
-      <w:r>
-        <w:t xml:space="preserve"> mimarisi çoklu eşzamanlı istek için ölçeklenebilir altyapı sunar.</w:t>
+        <w:t>Birincil kullanıcılar: şehir içi sürücüler, otopark işletmecileri, akıllı şehir yönetim birimleri. İkincil kullanıcılar: veri bilimciler, BLM4502 öğrenci/jüri değerlendiricileri, demo izleyicileri. Streamlit paneli tek kullanıcılı prototip olarak tasarlanmıştır; FastAPI + React mimarisi çoklu eşzamanlı istek için ölçeklenebilir altyapı sunar.</w:t>
       </w:r>
     </w:p>
     <w:p>
@@ -6793,13 +6124,8 @@
           </w:tcPr>
           <w:p>
             <w:r>
-              <w:t xml:space="preserve">Veri bilimi ekosistemi, okunabilirlik, ekip </w:t>
-            </w:r>
-            <w:proofErr w:type="gramStart"/>
-            <w:r>
-              <w:t>işbirliği</w:t>
-            </w:r>
-            <w:proofErr w:type="gramEnd"/>
+              <w:t>Veri bilimi ekosistemi, okunabilirlik, ekip işbirliği</w:t>
+            </w:r>
           </w:p>
         </w:tc>
         <w:tc>
@@ -6819,11 +6145,9 @@
             <w:tcW w:w="3020" w:type="dxa"/>
           </w:tcPr>
           <w:p>
-            <w:proofErr w:type="spellStart"/>
             <w:r>
               <w:t>PyTorch</w:t>
             </w:r>
-            <w:proofErr w:type="spellEnd"/>
           </w:p>
         </w:tc>
         <w:tc>
@@ -6832,15 +6156,7 @@
           </w:tcPr>
           <w:p>
             <w:r>
-              <w:t>LSTM/GRU/</w:t>
-            </w:r>
-            <w:proofErr w:type="spellStart"/>
-            <w:r>
-              <w:t>Transformer</w:t>
-            </w:r>
-            <w:proofErr w:type="spellEnd"/>
-            <w:r>
-              <w:t xml:space="preserve"> eğitimi, dinamik graf</w:t>
+              <w:t>LSTM/GRU/Transformer eğitimi, dinamik graf</w:t>
             </w:r>
           </w:p>
         </w:tc>
@@ -6849,13 +6165,8 @@
             <w:tcW w:w="3020" w:type="dxa"/>
           </w:tcPr>
           <w:p>
-            <w:proofErr w:type="spellStart"/>
-            <w:r>
-              <w:t>TensorFlow'a</w:t>
-            </w:r>
-            <w:proofErr w:type="spellEnd"/>
-            <w:r>
-              <w:t xml:space="preserve"> göre farklı API</w:t>
+            <w:r>
+              <w:t>TensorFlow'a göre farklı API</w:t>
             </w:r>
           </w:p>
         </w:tc>
@@ -6877,13 +6188,8 @@
           </w:tcPr>
           <w:p>
             <w:r>
-              <w:t xml:space="preserve">PPO/DQN hazır implementasyon, </w:t>
-            </w:r>
-            <w:proofErr w:type="spellStart"/>
-            <w:r>
-              <w:t>VecNormalize</w:t>
-            </w:r>
-            <w:proofErr w:type="spellEnd"/>
+              <w:t>PPO/DQN hazır implementasyon, VecNormalize</w:t>
+            </w:r>
           </w:p>
         </w:tc>
         <w:tc>
@@ -6903,11 +6209,9 @@
             <w:tcW w:w="3020" w:type="dxa"/>
           </w:tcPr>
           <w:p>
-            <w:proofErr w:type="spellStart"/>
             <w:r>
               <w:t>Gymnasium</w:t>
             </w:r>
-            <w:proofErr w:type="spellEnd"/>
           </w:p>
         </w:tc>
         <w:tc>
@@ -6916,13 +6220,8 @@
           </w:tcPr>
           <w:p>
             <w:r>
-              <w:t xml:space="preserve">Standart RL ortam </w:t>
-            </w:r>
-            <w:proofErr w:type="spellStart"/>
-            <w:r>
-              <w:t>API'si</w:t>
-            </w:r>
-            <w:proofErr w:type="spellEnd"/>
+              <w:t>Standart RL ortam API'si</w:t>
+            </w:r>
           </w:p>
         </w:tc>
         <w:tc>
@@ -6942,19 +6241,9 @@
             <w:tcW w:w="3020" w:type="dxa"/>
           </w:tcPr>
           <w:p>
-            <w:proofErr w:type="spellStart"/>
-            <w:r>
-              <w:t>Pandas</w:t>
-            </w:r>
-            <w:proofErr w:type="spellEnd"/>
-            <w:r>
-              <w:t>/</w:t>
-            </w:r>
-            <w:proofErr w:type="spellStart"/>
-            <w:r>
-              <w:t>NumPy</w:t>
-            </w:r>
-            <w:proofErr w:type="spellEnd"/>
+            <w:r>
+              <w:t>Pandas/NumPy</w:t>
+            </w:r>
           </w:p>
         </w:tc>
         <w:tc>
@@ -6984,12 +6273,10 @@
             <w:tcW w:w="3020" w:type="dxa"/>
           </w:tcPr>
           <w:p>
-            <w:proofErr w:type="spellStart"/>
             <w:r>
               <w:lastRenderedPageBreak/>
               <w:t>Scikit-learn</w:t>
             </w:r>
-            <w:proofErr w:type="spellEnd"/>
           </w:p>
         </w:tc>
         <w:tc>
@@ -6997,21 +6284,8 @@
             <w:tcW w:w="3023" w:type="dxa"/>
           </w:tcPr>
           <w:p>
-            <w:proofErr w:type="spellStart"/>
-            <w:r>
-              <w:t>Scaler</w:t>
-            </w:r>
-            <w:proofErr w:type="spellEnd"/>
-            <w:r>
-              <w:t xml:space="preserve">, RF </w:t>
-            </w:r>
-            <w:proofErr w:type="spellStart"/>
-            <w:r>
-              <w:t>baseline</w:t>
-            </w:r>
-            <w:proofErr w:type="spellEnd"/>
-            <w:r>
-              <w:t>, metrikler</w:t>
+            <w:r>
+              <w:t>Scaler, RF baseline, metrikler</w:t>
             </w:r>
           </w:p>
         </w:tc>
@@ -7032,11 +6306,9 @@
             <w:tcW w:w="3020" w:type="dxa"/>
           </w:tcPr>
           <w:p>
-            <w:proofErr w:type="spellStart"/>
             <w:r>
               <w:t>Matplotlib</w:t>
             </w:r>
-            <w:proofErr w:type="spellEnd"/>
           </w:p>
         </w:tc>
         <w:tc>
@@ -7066,11 +6338,9 @@
             <w:tcW w:w="3020" w:type="dxa"/>
           </w:tcPr>
           <w:p>
-            <w:proofErr w:type="spellStart"/>
             <w:r>
               <w:t>Streamlit</w:t>
             </w:r>
-            <w:proofErr w:type="spellEnd"/>
           </w:p>
         </w:tc>
         <w:tc>
@@ -7079,15 +6349,7 @@
           </w:tcPr>
           <w:p>
             <w:r>
-              <w:t xml:space="preserve">Hızlı ML </w:t>
-            </w:r>
-            <w:proofErr w:type="spellStart"/>
-            <w:r>
-              <w:t>dashboard</w:t>
-            </w:r>
-            <w:proofErr w:type="spellEnd"/>
-            <w:r>
-              <w:t xml:space="preserve"> prototipi</w:t>
+              <w:t>Hızlı ML dashboard prototipi</w:t>
             </w:r>
           </w:p>
         </w:tc>
@@ -7108,11 +6370,9 @@
             <w:tcW w:w="3020" w:type="dxa"/>
           </w:tcPr>
           <w:p>
-            <w:proofErr w:type="spellStart"/>
             <w:r>
               <w:t>FastAPI</w:t>
             </w:r>
-            <w:proofErr w:type="spellEnd"/>
           </w:p>
         </w:tc>
         <w:tc>
@@ -7121,13 +6381,8 @@
           </w:tcPr>
           <w:p>
             <w:r>
-              <w:t xml:space="preserve">REST API, otomatik </w:t>
-            </w:r>
-            <w:proofErr w:type="spellStart"/>
-            <w:r>
-              <w:t>OpenAPI</w:t>
-            </w:r>
-            <w:proofErr w:type="spellEnd"/>
+              <w:t>REST API, otomatik OpenAPI</w:t>
+            </w:r>
           </w:p>
         </w:tc>
         <w:tc>
@@ -7136,15 +6391,7 @@
           </w:tcPr>
           <w:p>
             <w:r>
-              <w:t xml:space="preserve">Ek </w:t>
-            </w:r>
-            <w:proofErr w:type="spellStart"/>
-            <w:r>
-              <w:t>deployment</w:t>
-            </w:r>
-            <w:proofErr w:type="spellEnd"/>
-            <w:r>
-              <w:t xml:space="preserve"> yapılandırması</w:t>
+              <w:t>Ek deployment yapılandırması</w:t>
             </w:r>
           </w:p>
         </w:tc>
@@ -7158,21 +6405,8 @@
             <w:tcW w:w="3020" w:type="dxa"/>
           </w:tcPr>
           <w:p>
-            <w:proofErr w:type="spellStart"/>
-            <w:r>
-              <w:t>React</w:t>
-            </w:r>
-            <w:proofErr w:type="spellEnd"/>
-            <w:r>
-              <w:t xml:space="preserve"> (</w:t>
-            </w:r>
-            <w:proofErr w:type="spellStart"/>
-            <w:r>
-              <w:t>Vite</w:t>
-            </w:r>
-            <w:proofErr w:type="spellEnd"/>
-            <w:r>
-              <w:t>)</w:t>
+            <w:r>
+              <w:t>React (Vite)</w:t>
             </w:r>
           </w:p>
         </w:tc>
@@ -7280,49 +6514,7 @@
         <w:ind w:firstLine="720"/>
       </w:pPr>
       <w:r>
-        <w:t xml:space="preserve">Python, projenin tüm bileşenlerinde ortak dil olarak seçilmiştir; veri hazırlama (`data_preparation.py`), model eğitimi (`train_lstm.py`, `train_rl.py`) ve değerlendirme (`evaluate.py`) </w:t>
-      </w:r>
-      <w:proofErr w:type="spellStart"/>
-      <w:r>
-        <w:t>scriptleri</w:t>
-      </w:r>
-      <w:proofErr w:type="spellEnd"/>
-      <w:r>
-        <w:t xml:space="preserve"> aynı sanal ortamda çalışır. </w:t>
-      </w:r>
-      <w:proofErr w:type="spellStart"/>
-      <w:r>
-        <w:t>TensorFlow</w:t>
-      </w:r>
-      <w:proofErr w:type="spellEnd"/>
-      <w:r>
-        <w:t>/</w:t>
-      </w:r>
-      <w:proofErr w:type="spellStart"/>
-      <w:r>
-        <w:t>Keras</w:t>
-      </w:r>
-      <w:proofErr w:type="spellEnd"/>
-      <w:r>
-        <w:t xml:space="preserve"> yerine </w:t>
-      </w:r>
-      <w:proofErr w:type="spellStart"/>
-      <w:r>
-        <w:t>PyTorch</w:t>
-      </w:r>
-      <w:proofErr w:type="spellEnd"/>
-      <w:r>
-        <w:t xml:space="preserve"> tercih edilmiştir; proje kodunda `</w:t>
-      </w:r>
-      <w:proofErr w:type="spellStart"/>
-      <w:proofErr w:type="gramStart"/>
-      <w:r>
-        <w:t>torch.nn</w:t>
-      </w:r>
-      <w:proofErr w:type="spellEnd"/>
-      <w:proofErr w:type="gramEnd"/>
-      <w:r>
-        <w:t>` modülleri doğrudan kullanılmaktadır. requirements.txt dosyası tüm bağımlılıkları sürüm aralıkları ile tanımlar.</w:t>
+        <w:t>Python, projenin tüm bileşenlerinde ortak dil olarak seçilmiştir; veri hazırlama (`data_preparation.py`), model eğitimi (`train_lstm.py`, `train_rl.py`) ve değerlendirme (`evaluate.py`) scriptleri aynı sanal ortamda çalışır. TensorFlow/Keras yerine PyTorch tercih edilmiştir; proje kodunda `torch.nn` modülleri doğrudan kullanılmaktadır. requirements.txt dosyası tüm bağımlılıkları sürüm aralıkları ile tanımlar.</w:t>
       </w:r>
     </w:p>
     <w:p>
@@ -7358,23 +6550,7 @@
           <w:b/>
           <w:bCs/>
         </w:rPr>
-        <w:t xml:space="preserve">Raspberry Pi / </w:t>
-      </w:r>
-      <w:proofErr w:type="spellStart"/>
-      <w:r>
-        <w:rPr>
-          <w:b/>
-          <w:bCs/>
-        </w:rPr>
-        <w:t>IoT</w:t>
-      </w:r>
-      <w:proofErr w:type="spellEnd"/>
-      <w:r>
-        <w:rPr>
-          <w:b/>
-          <w:bCs/>
-        </w:rPr>
-        <w:t xml:space="preserve"> kenar cihaz</w:t>
+        <w:t>Raspberry Pi / IoT kenar cihaz</w:t>
       </w:r>
       <w:r>
         <w:t xml:space="preserve"> — bütçe nedeniyle canlı veri toplama yerine Birmingham verisi.</w:t>
@@ -7500,47 +6676,7 @@
         <w:ind w:firstLine="284"/>
       </w:pPr>
       <w:r>
-        <w:t xml:space="preserve">Sistem beş katmandan oluşur: (1) Veri katmanı — ham CSV, işlenmiş </w:t>
-      </w:r>
-      <w:proofErr w:type="spellStart"/>
-      <w:r>
-        <w:t>parquet</w:t>
-      </w:r>
-      <w:proofErr w:type="spellEnd"/>
-      <w:r>
-        <w:t xml:space="preserve"> ve bölünmüş CSV dosyaları. (2) Tahmin katmanı — LSTM ve tabular modeller. (3) RL simülasyon katmanı — </w:t>
-      </w:r>
-      <w:proofErr w:type="spellStart"/>
-      <w:r>
-        <w:t>GridParkingNavigationEnv</w:t>
-      </w:r>
-      <w:proofErr w:type="spellEnd"/>
-      <w:r>
-        <w:t xml:space="preserve">. (4) Değerlendirme katmanı — metrik toplama, grafik ve GIF üretimi. (5) Sunum katmanı — </w:t>
-      </w:r>
-      <w:proofErr w:type="spellStart"/>
-      <w:r>
-        <w:t>Streamlit</w:t>
-      </w:r>
-      <w:proofErr w:type="spellEnd"/>
-      <w:r>
-        <w:t xml:space="preserve">, </w:t>
-      </w:r>
-      <w:proofErr w:type="spellStart"/>
-      <w:r>
-        <w:t>FastAPI</w:t>
-      </w:r>
-      <w:proofErr w:type="spellEnd"/>
-      <w:r>
-        <w:t xml:space="preserve">, </w:t>
-      </w:r>
-      <w:proofErr w:type="spellStart"/>
-      <w:r>
-        <w:t>React</w:t>
-      </w:r>
-      <w:proofErr w:type="spellEnd"/>
-      <w:r>
-        <w:t>. Veri akışı tek yönlüdür: ham veri → özellik mühendisliği → tahmin → bölüm konfigürasyonu → ajan eğitimi → raporlama.</w:t>
+        <w:t>Sistem beş katmandan oluşur: (1) Veri katmanı — ham CSV, işlenmiş parquet ve bölünmüş CSV dosyaları. (2) Tahmin katmanı — LSTM ve tabular modeller. (3) RL simülasyon katmanı — GridParkingNavigationEnv. (4) Değerlendirme katmanı — metrik toplama, grafik ve GIF üretimi. (5) Sunum katmanı — Streamlit, FastAPI, React. Veri akışı tek yönlüdür: ham veri → özellik mühendisliği → tahmin → bölüm konfigürasyonu → ajan eğitimi → raporlama.</w:t>
       </w:r>
     </w:p>
     <w:p>
@@ -7556,7 +6692,7 @@
           <w:noProof/>
         </w:rPr>
         <w:drawing>
-          <wp:anchor distT="0" distB="0" distL="114300" distR="114300" simplePos="0" relativeHeight="251662336" behindDoc="1" locked="0" layoutInCell="1" allowOverlap="1" wp14:anchorId="52C7D2FA" wp14:editId="1DD6B8DE">
+          <wp:anchor distT="0" distB="0" distL="114300" distR="114300" simplePos="0" relativeHeight="251662336" behindDoc="1" locked="0" layoutInCell="1" allowOverlap="1" wp14:anchorId="52C7D2FA" wp14:editId="19E3D67C">
             <wp:simplePos x="0" y="0"/>
             <wp:positionH relativeFrom="margin">
               <wp:align>center</wp:align>
@@ -7640,15 +6776,7 @@
         <w:t>ŞEKİL 3.1.</w:t>
       </w:r>
       <w:r>
-        <w:t xml:space="preserve"> Zaman Bazlı Train/</w:t>
-      </w:r>
-      <w:proofErr w:type="spellStart"/>
-      <w:r>
-        <w:t>Validation</w:t>
-      </w:r>
-      <w:proofErr w:type="spellEnd"/>
-      <w:r>
-        <w:t>/Test Bölme Stratejisi (%70/%15/%15)</w:t>
+        <w:t xml:space="preserve"> Zaman Bazlı Train/Validation/Test Bölme Stratejisi (%70/%15/%15)</w:t>
       </w:r>
     </w:p>
     <w:p>
@@ -7681,87 +6809,7 @@
         <w:ind w:firstLine="284"/>
       </w:pPr>
       <w:r>
-        <w:t>Veri hattı `data_preparation.py` ve `</w:t>
-      </w:r>
-      <w:proofErr w:type="spellStart"/>
-      <w:r>
-        <w:t>utils</w:t>
-      </w:r>
-      <w:proofErr w:type="spellEnd"/>
-      <w:r>
-        <w:t xml:space="preserve">/data_pipeline.py` modülleri ile yürütülür. Yinelenen kayıtlar silinir; </w:t>
-      </w:r>
-      <w:proofErr w:type="spellStart"/>
-      <w:r>
-        <w:t>Occupancy</w:t>
-      </w:r>
-      <w:proofErr w:type="spellEnd"/>
-      <w:r>
-        <w:t xml:space="preserve"> [0, </w:t>
-      </w:r>
-      <w:proofErr w:type="spellStart"/>
-      <w:r>
-        <w:t>Capacity</w:t>
-      </w:r>
-      <w:proofErr w:type="spellEnd"/>
-      <w:r>
-        <w:t xml:space="preserve">] aralığı doğrulanır; </w:t>
-      </w:r>
-      <w:proofErr w:type="spellStart"/>
-      <w:r>
-        <w:t>LastUpdated</w:t>
-      </w:r>
-      <w:proofErr w:type="spellEnd"/>
-      <w:r>
-        <w:t xml:space="preserve"> </w:t>
-      </w:r>
-      <w:proofErr w:type="spellStart"/>
-      <w:r>
-        <w:t>datetime'a</w:t>
-      </w:r>
-      <w:proofErr w:type="spellEnd"/>
-      <w:r>
-        <w:t xml:space="preserve"> dönüştürülür. Lot bazında IQR aykırı değer filtresi (çarpan=3.0, minimum 30 örnek/lot) uygulanır. </w:t>
-      </w:r>
-      <w:proofErr w:type="spellStart"/>
-      <w:r>
-        <w:t>Lag</w:t>
-      </w:r>
-      <w:proofErr w:type="spellEnd"/>
-      <w:r>
-        <w:t xml:space="preserve"> özellikleri (1, 3, 6, 12, 24 adım), </w:t>
-      </w:r>
-      <w:proofErr w:type="spellStart"/>
-      <w:r>
-        <w:t>rolling</w:t>
-      </w:r>
-      <w:proofErr w:type="spellEnd"/>
-      <w:r>
-        <w:t xml:space="preserve"> </w:t>
-      </w:r>
-      <w:proofErr w:type="spellStart"/>
-      <w:r>
-        <w:t>mean</w:t>
-      </w:r>
-      <w:proofErr w:type="spellEnd"/>
-      <w:r>
-        <w:t>/</w:t>
-      </w:r>
-      <w:proofErr w:type="spellStart"/>
-      <w:r>
-        <w:t>variance</w:t>
-      </w:r>
-      <w:proofErr w:type="spellEnd"/>
-      <w:r>
-        <w:t xml:space="preserve"> (7 ve 24 pencere), saat, gün, hafta içi/sonu ve mevsimsel sin/cos özellikleri üretilir. </w:t>
-      </w:r>
-      <w:proofErr w:type="spellStart"/>
-      <w:r>
-        <w:t>MinMaxScaler</w:t>
-      </w:r>
-      <w:proofErr w:type="spellEnd"/>
-      <w:r>
-        <w:t xml:space="preserve"> yalnızca eğitim kümesinde fit edilir.</w:t>
+        <w:t>Veri hattı `data_preparation.py` ve `utils/data_pipeline.py` modülleri ile yürütülür. Yinelenen kayıtlar silinir; Occupancy [0, Capacity] aralığı doğrulanır; LastUpdated datetime'a dönüştürülür. Lot bazında IQR aykırı değer filtresi (çarpan=3.0, minimum 30 örnek/lot) uygulanır. Lag özellikleri (1, 3, 6, 12, 24 adım), rolling mean/variance (7 ve 24 pencere), saat, gün, hafta içi/sonu ve mevsimsel sin/cos özellikleri üretilir. MinMaxScaler yalnızca eğitim kümesinde fit edilir.</w:t>
       </w:r>
     </w:p>
     <w:p>
@@ -7967,147 +7015,17 @@
       </w:r>
       <w:bookmarkStart w:id="53" w:name="_Toc231146547"/>
       <w:r>
-        <w:t xml:space="preserve">LSTM </w:t>
-      </w:r>
-      <w:proofErr w:type="spellStart"/>
-      <w:r>
-        <w:t>Pipeline</w:t>
+        <w:t>LSTM Pipeline</w:t>
       </w:r>
       <w:bookmarkEnd w:id="52"/>
       <w:bookmarkEnd w:id="53"/>
-      <w:proofErr w:type="spellEnd"/>
     </w:p>
     <w:p>
       <w:pPr>
         <w:ind w:firstLine="360"/>
       </w:pPr>
-      <w:proofErr w:type="spellStart"/>
-      <w:r>
-        <w:t>Aggregate</w:t>
-      </w:r>
-      <w:proofErr w:type="spellEnd"/>
-      <w:r>
-        <w:t xml:space="preserve"> seri: tüm lotların aynı zaman damgasındaki ortalama doluluk oranı. </w:t>
-      </w:r>
-      <w:proofErr w:type="spellStart"/>
-      <w:r>
-        <w:t>Sliding</w:t>
-      </w:r>
-      <w:proofErr w:type="spellEnd"/>
-      <w:r>
-        <w:t xml:space="preserve"> </w:t>
-      </w:r>
-      <w:proofErr w:type="spellStart"/>
-      <w:r>
-        <w:t>window</w:t>
-      </w:r>
-      <w:proofErr w:type="spellEnd"/>
-      <w:r>
-        <w:t>: LSTM_TIME_STEP=12 ile 12 ardışık zaman adımı giriş, bir sonraki adım hedef. Mimari: 2 katmanlı LSTM (</w:t>
-      </w:r>
-      <w:proofErr w:type="spellStart"/>
-      <w:r>
-        <w:t>hidden</w:t>
-      </w:r>
-      <w:proofErr w:type="spellEnd"/>
-      <w:r>
-        <w:t xml:space="preserve">=64), </w:t>
-      </w:r>
-      <w:proofErr w:type="spellStart"/>
-      <w:r>
-        <w:t>dropout</w:t>
-      </w:r>
-      <w:proofErr w:type="spellEnd"/>
-      <w:r>
-        <w:t xml:space="preserve">=0.2, </w:t>
-      </w:r>
-      <w:proofErr w:type="spellStart"/>
-      <w:r>
-        <w:t>linear</w:t>
-      </w:r>
-      <w:proofErr w:type="spellEnd"/>
-      <w:r>
-        <w:t xml:space="preserve"> </w:t>
-      </w:r>
-      <w:proofErr w:type="spellStart"/>
-      <w:r>
-        <w:t>head</w:t>
-      </w:r>
-      <w:proofErr w:type="spellEnd"/>
-      <w:r>
-        <w:t xml:space="preserve">. Eğitim: Adam </w:t>
-      </w:r>
-      <w:proofErr w:type="spellStart"/>
-      <w:r>
-        <w:t>optimizer</w:t>
-      </w:r>
-      <w:proofErr w:type="spellEnd"/>
-      <w:r>
-        <w:t xml:space="preserve">, </w:t>
-      </w:r>
-      <w:proofErr w:type="spellStart"/>
-      <w:r>
-        <w:t>ReduceLROnPlateau</w:t>
-      </w:r>
-      <w:proofErr w:type="spellEnd"/>
-      <w:r>
-        <w:t xml:space="preserve">, </w:t>
-      </w:r>
-      <w:proofErr w:type="spellStart"/>
-      <w:r>
-        <w:t>early</w:t>
-      </w:r>
-      <w:proofErr w:type="spellEnd"/>
-      <w:r>
-        <w:t xml:space="preserve"> </w:t>
-      </w:r>
-      <w:proofErr w:type="spellStart"/>
-      <w:r>
-        <w:t>stopping</w:t>
-      </w:r>
-      <w:proofErr w:type="spellEnd"/>
-      <w:r>
-        <w:t xml:space="preserve"> (</w:t>
-      </w:r>
-      <w:proofErr w:type="spellStart"/>
-      <w:r>
-        <w:t>patience</w:t>
-      </w:r>
-      <w:proofErr w:type="spellEnd"/>
-      <w:r>
-        <w:t xml:space="preserve">=8), isteğe bağlı </w:t>
-      </w:r>
-      <w:proofErr w:type="spellStart"/>
-      <w:r>
-        <w:t>weighted</w:t>
-      </w:r>
-      <w:proofErr w:type="spellEnd"/>
-      <w:r>
-        <w:t xml:space="preserve"> L1 </w:t>
-      </w:r>
-      <w:proofErr w:type="spellStart"/>
-      <w:r>
-        <w:t>loss</w:t>
-      </w:r>
-      <w:proofErr w:type="spellEnd"/>
-      <w:r>
-        <w:t xml:space="preserve">. </w:t>
-      </w:r>
-      <w:proofErr w:type="spellStart"/>
-      <w:r>
-        <w:t>Optuna</w:t>
-      </w:r>
-      <w:proofErr w:type="spellEnd"/>
-      <w:r>
-        <w:t xml:space="preserve"> ile </w:t>
-      </w:r>
-      <w:proofErr w:type="spellStart"/>
-      <w:r>
-        <w:t>hiperparametre</w:t>
-      </w:r>
-      <w:proofErr w:type="spellEnd"/>
-      <w:r>
-        <w:t xml:space="preserve"> araması desteklenir.</w:t>
+      <w:r>
+        <w:t>Aggregate seri: tüm lotların aynı zaman damgasındaki ortalama doluluk oranı. Sliding window: LSTM_TIME_STEP=12 ile 12 ardışık zaman adımı giriş, bir sonraki adım hedef. Mimari: 2 katmanlı LSTM (hidden=64), dropout=0.2, linear head. Eğitim: Adam optimizer, ReduceLROnPlateau, early stopping (patience=8), isteğe bağlı weighted L1 loss. Optuna ile hiperparametre araması desteklenir.</w:t>
       </w:r>
     </w:p>
     <w:p>
@@ -8160,15 +7078,7 @@
           </w:tcPr>
           <w:p>
             <w:r>
-              <w:t>Zaman penceresi (</w:t>
-            </w:r>
-            <w:proofErr w:type="spellStart"/>
-            <w:r>
-              <w:t>time_step</w:t>
-            </w:r>
-            <w:proofErr w:type="spellEnd"/>
-            <w:r>
-              <w:t>)</w:t>
+              <w:t>Zaman penceresi (time_step)</w:t>
             </w:r>
           </w:p>
         </w:tc>
@@ -8189,13 +7099,8 @@
             <w:tcW w:w="4536" w:type="dxa"/>
           </w:tcPr>
           <w:p>
-            <w:proofErr w:type="spellStart"/>
-            <w:r>
-              <w:t>Epoch</w:t>
-            </w:r>
-            <w:proofErr w:type="spellEnd"/>
-            <w:r>
-              <w:t xml:space="preserve"> (varsayılan)</w:t>
+            <w:r>
+              <w:t>Epoch (varsayılan)</w:t>
             </w:r>
           </w:p>
         </w:tc>
@@ -8216,13 +7121,8 @@
             <w:tcW w:w="4536" w:type="dxa"/>
           </w:tcPr>
           <w:p>
-            <w:proofErr w:type="spellStart"/>
-            <w:r>
-              <w:t>Batch</w:t>
-            </w:r>
-            <w:proofErr w:type="spellEnd"/>
-            <w:r>
-              <w:t xml:space="preserve"> size</w:t>
+            <w:r>
+              <w:t>Batch size</w:t>
             </w:r>
           </w:p>
         </w:tc>
@@ -8287,11 +7187,9 @@
             <w:tcW w:w="4536" w:type="dxa"/>
           </w:tcPr>
           <w:p>
-            <w:proofErr w:type="spellStart"/>
             <w:r>
               <w:t>Dropout</w:t>
             </w:r>
-            <w:proofErr w:type="spellEnd"/>
           </w:p>
         </w:tc>
         <w:tc>
@@ -8311,11 +7209,9 @@
             <w:tcW w:w="4536" w:type="dxa"/>
           </w:tcPr>
           <w:p>
-            <w:proofErr w:type="spellStart"/>
             <w:r>
               <w:t>Optimizer</w:t>
             </w:r>
-            <w:proofErr w:type="spellEnd"/>
           </w:p>
         </w:tc>
         <w:tc>
@@ -8346,15 +7242,7 @@
           </w:tcPr>
           <w:p>
             <w:r>
-              <w:t>L1 (</w:t>
-            </w:r>
-            <w:proofErr w:type="spellStart"/>
-            <w:r>
-              <w:t>weighted</w:t>
-            </w:r>
-            <w:proofErr w:type="spellEnd"/>
-            <w:r>
-              <w:t xml:space="preserve"> opsiyonel)</w:t>
+              <w:t>L1 (weighted opsiyonel)</w:t>
             </w:r>
           </w:p>
         </w:tc>
@@ -8393,14 +7281,12 @@
       <w:r>
         <w:t xml:space="preserve">odel </w:t>
       </w:r>
-      <w:proofErr w:type="spellStart"/>
       <w:r>
         <w:t>H</w:t>
       </w:r>
       <w:r>
         <w:t>iperparametreleri</w:t>
       </w:r>
-      <w:proofErr w:type="spellEnd"/>
     </w:p>
     <w:p>
       <w:pPr>
@@ -8418,15 +7304,7 @@
       </w:r>
       <w:bookmarkStart w:id="55" w:name="_Toc231146548"/>
       <w:r>
-        <w:t xml:space="preserve">RL </w:t>
-      </w:r>
-      <w:proofErr w:type="spellStart"/>
-      <w:r>
-        <w:t>Pipeline</w:t>
-      </w:r>
-      <w:proofErr w:type="spellEnd"/>
-      <w:r>
-        <w:t xml:space="preserve"> ve PPO Eğitim Mantığı</w:t>
+        <w:t>RL Pipeline ve PPO Eğitim Mantığı</w:t>
       </w:r>
       <w:bookmarkEnd w:id="54"/>
       <w:bookmarkEnd w:id="55"/>
@@ -8465,8 +7343,11 @@
     </w:p>
     <w:p>
       <w:r>
+        <w:rPr>
+          <w:noProof/>
+        </w:rPr>
         <w:drawing>
-          <wp:anchor distT="0" distB="0" distL="114300" distR="114300" simplePos="0" relativeHeight="251700224" behindDoc="1" locked="0" layoutInCell="1" allowOverlap="1" wp14:anchorId="283961B7" wp14:editId="272DA9C5">
+          <wp:anchor distT="0" distB="0" distL="114300" distR="114300" simplePos="0" relativeHeight="251700224" behindDoc="1" locked="0" layoutInCell="1" allowOverlap="1" wp14:anchorId="283961B7" wp14:editId="108D5ADF">
             <wp:simplePos x="0" y="0"/>
             <wp:positionH relativeFrom="margin">
               <wp:align>center</wp:align>
@@ -8586,23 +7467,7 @@
         <w:t>.</w:t>
       </w:r>
       <w:r>
-        <w:t xml:space="preserve"> PPO Algoritmasının Kesik (</w:t>
-      </w:r>
-      <w:proofErr w:type="spellStart"/>
-      <w:r>
-        <w:t>Clipped</w:t>
-      </w:r>
-      <w:proofErr w:type="spellEnd"/>
-      <w:r>
-        <w:t xml:space="preserve">) </w:t>
-      </w:r>
-      <w:proofErr w:type="spellStart"/>
-      <w:r>
-        <w:t>Surrogate</w:t>
-      </w:r>
-      <w:proofErr w:type="spellEnd"/>
-      <w:r>
-        <w:t xml:space="preserve"> Amaç Fonksiyonu</w:t>
+        <w:t xml:space="preserve"> PPO Algoritmasının Kesik (Clipped) Surrogate Amaç Fonksiyonu</w:t>
       </w:r>
     </w:p>
     <w:p>
@@ -8622,23 +7487,21 @@
           <w:lang w:val="en-US"/>
         </w:rPr>
       </w:pPr>
-      <w:proofErr w:type="spellStart"/>
       <w:r>
         <w:rPr>
           <w:b/>
           <w:bCs/>
           <w:lang w:val="en-US"/>
         </w:rPr>
-        <w:t>Şekil</w:t>
-      </w:r>
-      <w:proofErr w:type="spellEnd"/>
+        <w:t>Şekil 3.</w:t>
+      </w:r>
       <w:r>
         <w:rPr>
           <w:b/>
           <w:bCs/>
           <w:lang w:val="en-US"/>
         </w:rPr>
-        <w:t xml:space="preserve"> 3.</w:t>
+        <w:t>3</w:t>
       </w:r>
       <w:r>
         <w:rPr>
@@ -8646,7 +7509,7 @@
           <w:bCs/>
           <w:lang w:val="en-US"/>
         </w:rPr>
-        <w:t>3</w:t>
+        <w:t xml:space="preserve">. </w:t>
       </w:r>
       <w:r>
         <w:rPr>
@@ -8654,7 +7517,7 @@
           <w:bCs/>
           <w:lang w:val="en-US"/>
         </w:rPr>
-        <w:t xml:space="preserve">. </w:t>
+        <w:t>'d</w:t>
       </w:r>
       <w:r>
         <w:rPr>
@@ -8662,227 +7525,13 @@
           <w:bCs/>
           <w:lang w:val="en-US"/>
         </w:rPr>
-        <w:t>'</w:t>
-      </w:r>
-      <w:proofErr w:type="gramStart"/>
-      <w:r>
-        <w:rPr>
-          <w:b/>
-          <w:bCs/>
+        <w:t>e</w:t>
+      </w:r>
+      <w:r>
+        <w:rPr>
           <w:lang w:val="en-US"/>
         </w:rPr>
-        <w:t>d</w:t>
-      </w:r>
-      <w:r>
-        <w:rPr>
-          <w:b/>
-          <w:bCs/>
-          <w:lang w:val="en-US"/>
-        </w:rPr>
-        <w:t>e</w:t>
-      </w:r>
-      <w:proofErr w:type="gramEnd"/>
-      <w:r>
-        <w:rPr>
-          <w:lang w:val="en-US"/>
-        </w:rPr>
-        <w:t xml:space="preserve"> PPO </w:t>
-      </w:r>
-      <w:proofErr w:type="spellStart"/>
-      <w:r>
-        <w:rPr>
-          <w:lang w:val="en-US"/>
-        </w:rPr>
-        <w:t>algoritmasının</w:t>
-      </w:r>
-      <w:proofErr w:type="spellEnd"/>
-      <w:r>
-        <w:rPr>
-          <w:lang w:val="en-US"/>
-        </w:rPr>
-        <w:t xml:space="preserve"> </w:t>
-      </w:r>
-      <w:proofErr w:type="spellStart"/>
-      <w:r>
-        <w:rPr>
-          <w:lang w:val="en-US"/>
-        </w:rPr>
-        <w:t>temel</w:t>
-      </w:r>
-      <w:proofErr w:type="spellEnd"/>
-      <w:r>
-        <w:rPr>
-          <w:lang w:val="en-US"/>
-        </w:rPr>
-        <w:t xml:space="preserve"> </w:t>
-      </w:r>
-      <w:proofErr w:type="spellStart"/>
-      <w:r>
-        <w:rPr>
-          <w:lang w:val="en-US"/>
-        </w:rPr>
-        <w:t>optimizasyon</w:t>
-      </w:r>
-      <w:proofErr w:type="spellEnd"/>
-      <w:r>
-        <w:rPr>
-          <w:lang w:val="en-US"/>
-        </w:rPr>
-        <w:t xml:space="preserve"> </w:t>
-      </w:r>
-      <w:proofErr w:type="spellStart"/>
-      <w:r>
-        <w:rPr>
-          <w:lang w:val="en-US"/>
-        </w:rPr>
-        <w:t>fonksiyonu</w:t>
-      </w:r>
-      <w:proofErr w:type="spellEnd"/>
-      <w:r>
-        <w:rPr>
-          <w:lang w:val="en-US"/>
-        </w:rPr>
-        <w:t xml:space="preserve"> </w:t>
-      </w:r>
-      <w:proofErr w:type="spellStart"/>
-      <w:r>
-        <w:rPr>
-          <w:lang w:val="en-US"/>
-        </w:rPr>
-        <w:t>gösterilmektedir</w:t>
-      </w:r>
-      <w:proofErr w:type="spellEnd"/>
-      <w:r>
-        <w:rPr>
-          <w:lang w:val="en-US"/>
-        </w:rPr>
-        <w:t xml:space="preserve">. PPO, yeni </w:t>
-      </w:r>
-      <w:proofErr w:type="spellStart"/>
-      <w:r>
-        <w:rPr>
-          <w:lang w:val="en-US"/>
-        </w:rPr>
-        <w:t>politika</w:t>
-      </w:r>
-      <w:proofErr w:type="spellEnd"/>
-      <w:r>
-        <w:rPr>
-          <w:lang w:val="en-US"/>
-        </w:rPr>
-        <w:t xml:space="preserve"> </w:t>
-      </w:r>
-      <w:proofErr w:type="spellStart"/>
-      <w:r>
-        <w:rPr>
-          <w:lang w:val="en-US"/>
-        </w:rPr>
-        <w:t>ile</w:t>
-      </w:r>
-      <w:proofErr w:type="spellEnd"/>
-      <w:r>
-        <w:rPr>
-          <w:lang w:val="en-US"/>
-        </w:rPr>
-        <w:t xml:space="preserve"> </w:t>
-      </w:r>
-      <w:proofErr w:type="spellStart"/>
-      <w:r>
-        <w:rPr>
-          <w:lang w:val="en-US"/>
-        </w:rPr>
-        <w:t>eski</w:t>
-      </w:r>
-      <w:proofErr w:type="spellEnd"/>
-      <w:r>
-        <w:rPr>
-          <w:lang w:val="en-US"/>
-        </w:rPr>
-        <w:t xml:space="preserve"> </w:t>
-      </w:r>
-      <w:proofErr w:type="spellStart"/>
-      <w:r>
-        <w:rPr>
-          <w:lang w:val="en-US"/>
-        </w:rPr>
-        <w:t>politika</w:t>
-      </w:r>
-      <w:proofErr w:type="spellEnd"/>
-      <w:r>
-        <w:rPr>
-          <w:lang w:val="en-US"/>
-        </w:rPr>
-        <w:t xml:space="preserve"> </w:t>
-      </w:r>
-      <w:proofErr w:type="spellStart"/>
-      <w:r>
-        <w:rPr>
-          <w:lang w:val="en-US"/>
-        </w:rPr>
-        <w:t>arasındaki</w:t>
-      </w:r>
-      <w:proofErr w:type="spellEnd"/>
-      <w:r>
-        <w:rPr>
-          <w:lang w:val="en-US"/>
-        </w:rPr>
-        <w:t xml:space="preserve"> </w:t>
-      </w:r>
-      <w:proofErr w:type="spellStart"/>
-      <w:r>
-        <w:rPr>
-          <w:lang w:val="en-US"/>
-        </w:rPr>
-        <w:t>olasılık</w:t>
-      </w:r>
-      <w:proofErr w:type="spellEnd"/>
-      <w:r>
-        <w:rPr>
-          <w:lang w:val="en-US"/>
-        </w:rPr>
-        <w:t xml:space="preserve"> </w:t>
-      </w:r>
-      <w:proofErr w:type="spellStart"/>
-      <w:r>
-        <w:rPr>
-          <w:lang w:val="en-US"/>
-        </w:rPr>
-        <w:t>oranını</w:t>
-      </w:r>
-      <w:proofErr w:type="spellEnd"/>
-      <w:r>
-        <w:rPr>
-          <w:lang w:val="en-US"/>
-        </w:rPr>
-        <w:t xml:space="preserve"> </w:t>
-      </w:r>
-      <w:proofErr w:type="spellStart"/>
-      <w:r>
-        <w:rPr>
-          <w:lang w:val="en-US"/>
-        </w:rPr>
-        <w:t>temsil</w:t>
-      </w:r>
-      <w:proofErr w:type="spellEnd"/>
-      <w:r>
-        <w:rPr>
-          <w:lang w:val="en-US"/>
-        </w:rPr>
-        <w:t xml:space="preserve"> </w:t>
-      </w:r>
-      <w:proofErr w:type="spellStart"/>
-      <w:r>
-        <w:rPr>
-          <w:lang w:val="en-US"/>
-        </w:rPr>
-        <w:t>eden</w:t>
-      </w:r>
-      <w:proofErr w:type="spellEnd"/>
-      <w:r>
-        <w:rPr>
-          <w:lang w:val="en-US"/>
-        </w:rPr>
-        <w:t xml:space="preserve"> </w:t>
+        <w:t xml:space="preserve"> PPO algoritmasının temel optimizasyon fonksiyonu gösterilmektedir. PPO, yeni politika ile eski politika arasındaki olasılık oranını temsil eden </w:t>
       </w:r>
       <m:oMath>
         <m:sSub>
@@ -8961,73 +7610,20 @@
         <w:rPr>
           <w:lang w:val="en-US"/>
         </w:rPr>
-        <w:t xml:space="preserve">avantaj (advantage) değeri, gerçekleştirilen eylemin beklenen performansa göre ne kadar iyi veya kötü olduğunu ifade etmektedir. PPO'nun temel amacı, politika performansını artırırken güncellemelerin öğrenme sürecini bozacak </w:t>
-      </w:r>
-      <w:proofErr w:type="spellStart"/>
-      <w:r>
+        <w:t>avantaj (advantage) değeri, gerçekleştirilen eylemin beklenen performansa göre ne kadar iyi veya kötü olduğunu ifade etmektedir. PPO'nun temel amacı, politika performansını artırırken güncellemelerin öğrenme sürecini bozacak kadar büyük olmasını engellemektir.</w:t>
+      </w:r>
+    </w:p>
+    <w:p>
+      <w:pPr>
+        <w:ind w:firstLine="360"/>
         <w:rPr>
           <w:lang w:val="en-US"/>
         </w:rPr>
-        <w:t>kadar</w:t>
-      </w:r>
-      <w:proofErr w:type="spellEnd"/>
-      <w:r>
-        <w:rPr>
-          <w:lang w:val="en-US"/>
-        </w:rPr>
-        <w:t xml:space="preserve"> </w:t>
-      </w:r>
-      <w:proofErr w:type="spellStart"/>
-      <w:r>
-        <w:rPr>
-          <w:lang w:val="en-US"/>
-        </w:rPr>
-        <w:t>büyük</w:t>
-      </w:r>
-      <w:proofErr w:type="spellEnd"/>
-      <w:r>
-        <w:rPr>
-          <w:lang w:val="en-US"/>
-        </w:rPr>
-        <w:t xml:space="preserve"> </w:t>
-      </w:r>
-      <w:proofErr w:type="spellStart"/>
-      <w:r>
-        <w:rPr>
-          <w:lang w:val="en-US"/>
-        </w:rPr>
-        <w:t>olmasını</w:t>
-      </w:r>
-      <w:proofErr w:type="spellEnd"/>
-      <w:r>
-        <w:rPr>
-          <w:lang w:val="en-US"/>
-        </w:rPr>
-        <w:t xml:space="preserve"> </w:t>
-      </w:r>
-      <w:proofErr w:type="spellStart"/>
-      <w:r>
-        <w:rPr>
-          <w:lang w:val="en-US"/>
-        </w:rPr>
-        <w:t>engellemektir</w:t>
-      </w:r>
-      <w:proofErr w:type="spellEnd"/>
-      <w:r>
-        <w:rPr>
-          <w:lang w:val="en-US"/>
-        </w:rPr>
-        <w:t>.</w:t>
-      </w:r>
-    </w:p>
-    <w:p>
-      <w:pPr>
-        <w:ind w:firstLine="360"/>
-        <w:rPr>
-          <w:lang w:val="en-US"/>
-        </w:rPr>
-      </w:pPr>
-      <w:r>
+      </w:pPr>
+      <w:r>
+        <w:rPr>
+          <w:noProof/>
+        </w:rPr>
         <w:drawing>
           <wp:anchor distT="0" distB="0" distL="114300" distR="114300" simplePos="0" relativeHeight="251701248" behindDoc="1" locked="0" layoutInCell="1" allowOverlap="1" wp14:anchorId="10B2DE4D" wp14:editId="54A279E4">
             <wp:simplePos x="0" y="0"/>
@@ -9172,279 +7768,73 @@
         </w:rPr>
         <w:t xml:space="preserve">. </w:t>
       </w:r>
-      <w:proofErr w:type="spellStart"/>
       <w:r>
         <w:rPr>
           <w:lang w:val="en-US"/>
         </w:rPr>
-        <w:t>PPO'da</w:t>
-      </w:r>
-      <w:proofErr w:type="spellEnd"/>
-      <w:r>
+        <w:t>PPO'da Clip Mekanizmasının Politika Güncellemelerini Sınırlandırması</w:t>
+      </w:r>
+    </w:p>
+    <w:p>
+      <w:pPr>
+        <w:ind w:firstLine="360"/>
         <w:rPr>
           <w:lang w:val="en-US"/>
         </w:rPr>
-        <w:t xml:space="preserve"> Clip </w:t>
-      </w:r>
-      <w:proofErr w:type="spellStart"/>
-      <w:r>
+      </w:pPr>
+    </w:p>
+    <w:p>
+      <w:pPr>
+        <w:ind w:firstLine="360"/>
         <w:rPr>
           <w:lang w:val="en-US"/>
         </w:rPr>
-        <w:t>Mekanizmasının</w:t>
-      </w:r>
-      <w:proofErr w:type="spellEnd"/>
-      <w:r>
-        <w:rPr>
+      </w:pPr>
+      <w:r>
+        <w:rPr>
+          <w:b/>
+          <w:bCs/>
           <w:lang w:val="en-US"/>
         </w:rPr>
-        <w:t xml:space="preserve"> Politika </w:t>
-      </w:r>
-      <w:proofErr w:type="spellStart"/>
-      <w:r>
-        <w:rPr>
+        <w:t>Şekil 3.4</w:t>
+      </w:r>
+      <w:r>
+        <w:rPr>
+          <w:b/>
+          <w:bCs/>
           <w:lang w:val="en-US"/>
         </w:rPr>
-        <w:t>Güncellemelerini</w:t>
-      </w:r>
-      <w:proofErr w:type="spellEnd"/>
-      <w:r>
-        <w:rPr>
+        <w:t xml:space="preserve">. </w:t>
+      </w:r>
+      <w:r>
+        <w:rPr>
+          <w:b/>
+          <w:bCs/>
           <w:lang w:val="en-US"/>
         </w:rPr>
-        <w:t xml:space="preserve"> </w:t>
-      </w:r>
-      <w:proofErr w:type="spellStart"/>
-      <w:r>
-        <w:rPr>
+        <w:t>'</w:t>
+      </w:r>
+      <w:r>
+        <w:rPr>
+          <w:b/>
+          <w:bCs/>
           <w:lang w:val="en-US"/>
         </w:rPr>
-        <w:t>Sınırlandırması</w:t>
-      </w:r>
-      <w:proofErr w:type="spellEnd"/>
-    </w:p>
-    <w:p>
-      <w:pPr>
-        <w:ind w:firstLine="360"/>
-        <w:rPr>
+        <w:t>t</w:t>
+      </w:r>
+      <w:r>
+        <w:rPr>
+          <w:b/>
+          <w:bCs/>
           <w:lang w:val="en-US"/>
         </w:rPr>
-      </w:pPr>
-    </w:p>
-    <w:p>
-      <w:pPr>
-        <w:ind w:firstLine="360"/>
+        <w:t>e</w:t>
+      </w:r>
+      <w:r>
         <w:rPr>
           <w:lang w:val="en-US"/>
         </w:rPr>
-      </w:pPr>
-      <w:proofErr w:type="spellStart"/>
-      <w:r>
-        <w:rPr>
-          <w:b/>
-          <w:bCs/>
-          <w:lang w:val="en-US"/>
-        </w:rPr>
-        <w:t>Şekil</w:t>
-      </w:r>
-      <w:proofErr w:type="spellEnd"/>
-      <w:r>
-        <w:rPr>
-          <w:b/>
-          <w:bCs/>
-          <w:lang w:val="en-US"/>
-        </w:rPr>
-        <w:t xml:space="preserve"> 3.</w:t>
-      </w:r>
-      <w:r>
-        <w:rPr>
-          <w:b/>
-          <w:bCs/>
-          <w:lang w:val="en-US"/>
-        </w:rPr>
-        <w:t>4</w:t>
-      </w:r>
-      <w:r>
-        <w:rPr>
-          <w:b/>
-          <w:bCs/>
-          <w:lang w:val="en-US"/>
-        </w:rPr>
-        <w:t xml:space="preserve">. </w:t>
-      </w:r>
-      <w:r>
-        <w:rPr>
-          <w:b/>
-          <w:bCs/>
-          <w:lang w:val="en-US"/>
-        </w:rPr>
-        <w:t>'</w:t>
-      </w:r>
-      <w:proofErr w:type="spellStart"/>
-      <w:proofErr w:type="gramStart"/>
-      <w:r>
-        <w:rPr>
-          <w:b/>
-          <w:bCs/>
-          <w:lang w:val="en-US"/>
-        </w:rPr>
-        <w:t>t</w:t>
-      </w:r>
-      <w:r>
-        <w:rPr>
-          <w:b/>
-          <w:bCs/>
-          <w:lang w:val="en-US"/>
-        </w:rPr>
-        <w:t>e</w:t>
-      </w:r>
-      <w:proofErr w:type="spellEnd"/>
-      <w:proofErr w:type="gramEnd"/>
-      <w:r>
-        <w:rPr>
-          <w:lang w:val="en-US"/>
-        </w:rPr>
-        <w:t xml:space="preserve"> PPO </w:t>
-      </w:r>
-      <w:proofErr w:type="spellStart"/>
-      <w:r>
-        <w:rPr>
-          <w:lang w:val="en-US"/>
-        </w:rPr>
-        <w:t>algoritmasının</w:t>
-      </w:r>
-      <w:proofErr w:type="spellEnd"/>
-      <w:r>
-        <w:rPr>
-          <w:lang w:val="en-US"/>
-        </w:rPr>
-        <w:t xml:space="preserve"> </w:t>
-      </w:r>
-      <w:proofErr w:type="spellStart"/>
-      <w:r>
-        <w:rPr>
-          <w:lang w:val="en-US"/>
-        </w:rPr>
-        <w:t>en</w:t>
-      </w:r>
-      <w:proofErr w:type="spellEnd"/>
-      <w:r>
-        <w:rPr>
-          <w:lang w:val="en-US"/>
-        </w:rPr>
-        <w:t xml:space="preserve"> </w:t>
-      </w:r>
-      <w:proofErr w:type="spellStart"/>
-      <w:r>
-        <w:rPr>
-          <w:lang w:val="en-US"/>
-        </w:rPr>
-        <w:t>önemli</w:t>
-      </w:r>
-      <w:proofErr w:type="spellEnd"/>
-      <w:r>
-        <w:rPr>
-          <w:lang w:val="en-US"/>
-        </w:rPr>
-        <w:t xml:space="preserve"> </w:t>
-      </w:r>
-      <w:proofErr w:type="spellStart"/>
-      <w:r>
-        <w:rPr>
-          <w:lang w:val="en-US"/>
-        </w:rPr>
-        <w:t>bileşeni</w:t>
-      </w:r>
-      <w:proofErr w:type="spellEnd"/>
-      <w:r>
-        <w:rPr>
-          <w:lang w:val="en-US"/>
-        </w:rPr>
-        <w:t xml:space="preserve"> </w:t>
-      </w:r>
-      <w:proofErr w:type="spellStart"/>
-      <w:r>
-        <w:rPr>
-          <w:lang w:val="en-US"/>
-        </w:rPr>
-        <w:t>olan</w:t>
-      </w:r>
-      <w:proofErr w:type="spellEnd"/>
-      <w:r>
-        <w:rPr>
-          <w:lang w:val="en-US"/>
-        </w:rPr>
-        <w:t xml:space="preserve"> clip </w:t>
-      </w:r>
-      <w:proofErr w:type="spellStart"/>
-      <w:r>
-        <w:rPr>
-          <w:lang w:val="en-US"/>
-        </w:rPr>
-        <w:t>mekanizması</w:t>
-      </w:r>
-      <w:proofErr w:type="spellEnd"/>
-      <w:r>
-        <w:rPr>
-          <w:lang w:val="en-US"/>
-        </w:rPr>
-        <w:t xml:space="preserve"> </w:t>
-      </w:r>
-      <w:proofErr w:type="spellStart"/>
-      <w:r>
-        <w:rPr>
-          <w:lang w:val="en-US"/>
-        </w:rPr>
-        <w:t>vurgulanmıştır</w:t>
-      </w:r>
-      <w:proofErr w:type="spellEnd"/>
-      <w:r>
-        <w:rPr>
-          <w:lang w:val="en-US"/>
-        </w:rPr>
-        <w:t xml:space="preserve">. Clip </w:t>
-      </w:r>
-      <w:proofErr w:type="spellStart"/>
-      <w:r>
-        <w:rPr>
-          <w:lang w:val="en-US"/>
-        </w:rPr>
-        <w:t>işlemi</w:t>
-      </w:r>
-      <w:proofErr w:type="spellEnd"/>
-      <w:r>
-        <w:rPr>
-          <w:lang w:val="en-US"/>
-        </w:rPr>
-        <w:t xml:space="preserve">, </w:t>
-      </w:r>
-      <w:proofErr w:type="spellStart"/>
-      <w:r>
-        <w:rPr>
-          <w:lang w:val="en-US"/>
-        </w:rPr>
-        <w:t>politika</w:t>
-      </w:r>
-      <w:proofErr w:type="spellEnd"/>
-      <w:r>
-        <w:rPr>
-          <w:lang w:val="en-US"/>
-        </w:rPr>
-        <w:t xml:space="preserve"> </w:t>
-      </w:r>
-      <w:proofErr w:type="spellStart"/>
-      <w:r>
-        <w:rPr>
-          <w:lang w:val="en-US"/>
-        </w:rPr>
-        <w:t>oranını</w:t>
-      </w:r>
-      <w:proofErr w:type="spellEnd"/>
-      <w:r>
-        <w:rPr>
-          <w:lang w:val="en-US"/>
-        </w:rPr>
-        <w:t xml:space="preserve"> </w:t>
+        <w:t xml:space="preserve"> PPO algoritmasının en önemli bileşeni olan clip mekanizması vurgulanmıştır. Clip işlemi, politika oranını </w:t>
       </w:r>
       <m:oMath>
         <m:d>
@@ -9529,6 +7919,9 @@
         <w:ind w:firstLine="360"/>
       </w:pPr>
       <w:r>
+        <w:rPr>
+          <w:noProof/>
+        </w:rPr>
         <w:lastRenderedPageBreak/>
         <w:drawing>
           <wp:anchor distT="0" distB="0" distL="114300" distR="114300" simplePos="0" relativeHeight="251702272" behindDoc="1" locked="0" layoutInCell="1" allowOverlap="1" wp14:anchorId="3CD2CDA2" wp14:editId="097686C7">
@@ -9661,287 +8054,37 @@
         <w:rPr>
           <w:lang w:val="en-US"/>
         </w:rPr>
-        <w:t xml:space="preserve">PPO </w:t>
-      </w:r>
-      <w:proofErr w:type="spellStart"/>
-      <w:r>
+        <w:t>PPO Toplam Kayıp Fonksiyonunun Bileşenleri</w:t>
+      </w:r>
+    </w:p>
+    <w:p>
+      <w:pPr>
+        <w:ind w:firstLine="360"/>
         <w:rPr>
           <w:lang w:val="en-US"/>
         </w:rPr>
-        <w:t>Toplam</w:t>
-      </w:r>
-      <w:proofErr w:type="spellEnd"/>
-      <w:r>
+      </w:pPr>
+    </w:p>
+    <w:p>
+      <w:pPr>
+        <w:ind w:firstLine="360"/>
         <w:rPr>
           <w:lang w:val="en-US"/>
         </w:rPr>
-        <w:t xml:space="preserve"> </w:t>
-      </w:r>
-      <w:proofErr w:type="spellStart"/>
-      <w:r>
-        <w:rPr>
+      </w:pPr>
+      <w:r>
+        <w:rPr>
+          <w:b/>
+          <w:bCs/>
           <w:lang w:val="en-US"/>
         </w:rPr>
-        <w:t>Kayıp</w:t>
-      </w:r>
-      <w:proofErr w:type="spellEnd"/>
+        <w:t>Şekil 3.5. 'te</w:t>
+      </w:r>
       <w:r>
         <w:rPr>
           <w:lang w:val="en-US"/>
         </w:rPr>
-        <w:t xml:space="preserve"> </w:t>
-      </w:r>
-      <w:proofErr w:type="spellStart"/>
-      <w:r>
-        <w:rPr>
-          <w:lang w:val="en-US"/>
-        </w:rPr>
-        <w:t>Fonksiyonunun</w:t>
-      </w:r>
-      <w:proofErr w:type="spellEnd"/>
-      <w:r>
-        <w:rPr>
-          <w:lang w:val="en-US"/>
-        </w:rPr>
-        <w:t xml:space="preserve"> </w:t>
-      </w:r>
-      <w:proofErr w:type="spellStart"/>
-      <w:r>
-        <w:rPr>
-          <w:lang w:val="en-US"/>
-        </w:rPr>
-        <w:t>Bileşenleri</w:t>
-      </w:r>
-      <w:proofErr w:type="spellEnd"/>
-    </w:p>
-    <w:p>
-      <w:pPr>
-        <w:ind w:firstLine="360"/>
-        <w:rPr>
-          <w:lang w:val="en-US"/>
-        </w:rPr>
-      </w:pPr>
-    </w:p>
-    <w:p>
-      <w:pPr>
-        <w:ind w:firstLine="360"/>
-        <w:rPr>
-          <w:lang w:val="en-US"/>
-        </w:rPr>
-      </w:pPr>
-      <w:proofErr w:type="spellStart"/>
-      <w:r>
-        <w:rPr>
-          <w:b/>
-          <w:bCs/>
-          <w:lang w:val="en-US"/>
-        </w:rPr>
-        <w:t>Şekil</w:t>
-      </w:r>
-      <w:proofErr w:type="spellEnd"/>
-      <w:r>
-        <w:rPr>
-          <w:b/>
-          <w:bCs/>
-          <w:lang w:val="en-US"/>
-        </w:rPr>
-        <w:t xml:space="preserve"> 3.</w:t>
-      </w:r>
-      <w:r>
-        <w:rPr>
-          <w:b/>
-          <w:bCs/>
-          <w:lang w:val="en-US"/>
-        </w:rPr>
-        <w:t xml:space="preserve">5. </w:t>
-      </w:r>
-      <w:r>
-        <w:rPr>
-          <w:b/>
-          <w:bCs/>
-          <w:lang w:val="en-US"/>
-        </w:rPr>
-        <w:t>'</w:t>
-      </w:r>
-      <w:proofErr w:type="spellStart"/>
-      <w:proofErr w:type="gramStart"/>
-      <w:r>
-        <w:rPr>
-          <w:b/>
-          <w:bCs/>
-          <w:lang w:val="en-US"/>
-        </w:rPr>
-        <w:t>t</w:t>
-      </w:r>
-      <w:r>
-        <w:rPr>
-          <w:b/>
-          <w:bCs/>
-          <w:lang w:val="en-US"/>
-        </w:rPr>
-        <w:t>e</w:t>
-      </w:r>
-      <w:proofErr w:type="spellEnd"/>
-      <w:proofErr w:type="gramEnd"/>
-      <w:r>
-        <w:rPr>
-          <w:lang w:val="en-US"/>
-        </w:rPr>
-        <w:t xml:space="preserve"> PPO </w:t>
-      </w:r>
-      <w:proofErr w:type="spellStart"/>
-      <w:r>
-        <w:rPr>
-          <w:lang w:val="en-US"/>
-        </w:rPr>
-        <w:t>algoritmasının</w:t>
-      </w:r>
-      <w:proofErr w:type="spellEnd"/>
-      <w:r>
-        <w:rPr>
-          <w:lang w:val="en-US"/>
-        </w:rPr>
-        <w:t xml:space="preserve"> </w:t>
-      </w:r>
-      <w:proofErr w:type="spellStart"/>
-      <w:r>
-        <w:rPr>
-          <w:lang w:val="en-US"/>
-        </w:rPr>
-        <w:t>toplam</w:t>
-      </w:r>
-      <w:proofErr w:type="spellEnd"/>
-      <w:r>
-        <w:rPr>
-          <w:lang w:val="en-US"/>
-        </w:rPr>
-        <w:t xml:space="preserve"> </w:t>
-      </w:r>
-      <w:proofErr w:type="spellStart"/>
-      <w:r>
-        <w:rPr>
-          <w:lang w:val="en-US"/>
-        </w:rPr>
-        <w:t>kayıp</w:t>
-      </w:r>
-      <w:proofErr w:type="spellEnd"/>
-      <w:r>
-        <w:rPr>
-          <w:lang w:val="en-US"/>
-        </w:rPr>
-        <w:t xml:space="preserve"> </w:t>
-      </w:r>
-      <w:proofErr w:type="spellStart"/>
-      <w:r>
-        <w:rPr>
-          <w:lang w:val="en-US"/>
-        </w:rPr>
-        <w:t>fonksiyonu</w:t>
-      </w:r>
-      <w:proofErr w:type="spellEnd"/>
-      <w:r>
-        <w:rPr>
-          <w:lang w:val="en-US"/>
-        </w:rPr>
-        <w:t xml:space="preserve"> </w:t>
-      </w:r>
-      <w:proofErr w:type="spellStart"/>
-      <w:r>
-        <w:rPr>
-          <w:lang w:val="en-US"/>
-        </w:rPr>
-        <w:t>gösterilmektedir</w:t>
-      </w:r>
-      <w:proofErr w:type="spellEnd"/>
-      <w:r>
-        <w:rPr>
-          <w:lang w:val="en-US"/>
-        </w:rPr>
-        <w:t xml:space="preserve">. </w:t>
-      </w:r>
-      <w:proofErr w:type="spellStart"/>
-      <w:r>
-        <w:rPr>
-          <w:lang w:val="en-US"/>
-        </w:rPr>
-        <w:t>Toplam</w:t>
-      </w:r>
-      <w:proofErr w:type="spellEnd"/>
-      <w:r>
-        <w:rPr>
-          <w:lang w:val="en-US"/>
-        </w:rPr>
-        <w:t xml:space="preserve"> </w:t>
-      </w:r>
-      <w:proofErr w:type="spellStart"/>
-      <w:r>
-        <w:rPr>
-          <w:lang w:val="en-US"/>
-        </w:rPr>
-        <w:t>kayıp</w:t>
-      </w:r>
-      <w:proofErr w:type="spellEnd"/>
-      <w:r>
-        <w:rPr>
-          <w:lang w:val="en-US"/>
-        </w:rPr>
-        <w:t xml:space="preserve"> </w:t>
-      </w:r>
-      <w:proofErr w:type="spellStart"/>
-      <w:r>
-        <w:rPr>
-          <w:lang w:val="en-US"/>
-        </w:rPr>
-        <w:t>üç</w:t>
-      </w:r>
-      <w:proofErr w:type="spellEnd"/>
-      <w:r>
-        <w:rPr>
-          <w:lang w:val="en-US"/>
-        </w:rPr>
-        <w:t xml:space="preserve"> </w:t>
-      </w:r>
-      <w:proofErr w:type="spellStart"/>
-      <w:r>
-        <w:rPr>
-          <w:lang w:val="en-US"/>
-        </w:rPr>
-        <w:t>temel</w:t>
-      </w:r>
-      <w:proofErr w:type="spellEnd"/>
-      <w:r>
-        <w:rPr>
-          <w:lang w:val="en-US"/>
-        </w:rPr>
-        <w:t xml:space="preserve"> </w:t>
-      </w:r>
-      <w:proofErr w:type="spellStart"/>
-      <w:r>
-        <w:rPr>
-          <w:lang w:val="en-US"/>
-        </w:rPr>
-        <w:t>bileşenden</w:t>
-      </w:r>
-      <w:proofErr w:type="spellEnd"/>
-      <w:r>
-        <w:rPr>
-          <w:lang w:val="en-US"/>
-        </w:rPr>
-        <w:t xml:space="preserve"> </w:t>
-      </w:r>
-      <w:proofErr w:type="spellStart"/>
-      <w:r>
-        <w:rPr>
-          <w:lang w:val="en-US"/>
-        </w:rPr>
-        <w:t>oluşmaktadır</w:t>
-      </w:r>
-      <w:proofErr w:type="spellEnd"/>
-      <w:r>
-        <w:rPr>
-          <w:lang w:val="en-US"/>
-        </w:rPr>
-        <w:t>:</w:t>
+        <w:t xml:space="preserve"> PPO algoritmasının toplam kayıp fonksiyonu gösterilmektedir. Toplam kayıp üç temel bileşenden oluşmaktadır:</w:t>
       </w:r>
     </w:p>
     <w:p>
@@ -10126,287 +8269,7 @@
         <w:rPr>
           <w:lang w:val="en-US"/>
         </w:rPr>
-        <w:t xml:space="preserve">Bu </w:t>
-      </w:r>
-      <w:proofErr w:type="spellStart"/>
-      <w:r>
-        <w:rPr>
-          <w:lang w:val="en-US"/>
-        </w:rPr>
-        <w:t>bileşenler</w:t>
-      </w:r>
-      <w:proofErr w:type="spellEnd"/>
-      <w:r>
-        <w:rPr>
-          <w:lang w:val="en-US"/>
-        </w:rPr>
-        <w:t xml:space="preserve"> </w:t>
-      </w:r>
-      <w:proofErr w:type="spellStart"/>
-      <w:r>
-        <w:rPr>
-          <w:lang w:val="en-US"/>
-        </w:rPr>
-        <w:t>birlikte</w:t>
-      </w:r>
-      <w:proofErr w:type="spellEnd"/>
-      <w:r>
-        <w:rPr>
-          <w:lang w:val="en-US"/>
-        </w:rPr>
-        <w:t xml:space="preserve"> optimize </w:t>
-      </w:r>
-      <w:proofErr w:type="spellStart"/>
-      <w:r>
-        <w:rPr>
-          <w:lang w:val="en-US"/>
-        </w:rPr>
-        <w:t>edilerek</w:t>
-      </w:r>
-      <w:proofErr w:type="spellEnd"/>
-      <w:r>
-        <w:rPr>
-          <w:lang w:val="en-US"/>
-        </w:rPr>
-        <w:t xml:space="preserve"> hem </w:t>
-      </w:r>
-      <w:proofErr w:type="spellStart"/>
-      <w:r>
-        <w:rPr>
-          <w:lang w:val="en-US"/>
-        </w:rPr>
-        <w:t>politika</w:t>
-      </w:r>
-      <w:proofErr w:type="spellEnd"/>
-      <w:r>
-        <w:rPr>
-          <w:lang w:val="en-US"/>
-        </w:rPr>
-        <w:t xml:space="preserve"> </w:t>
-      </w:r>
-      <w:proofErr w:type="spellStart"/>
-      <w:r>
-        <w:rPr>
-          <w:lang w:val="en-US"/>
-        </w:rPr>
-        <w:t>öğrenimi</w:t>
-      </w:r>
-      <w:proofErr w:type="spellEnd"/>
-      <w:r>
-        <w:rPr>
-          <w:lang w:val="en-US"/>
-        </w:rPr>
-        <w:t xml:space="preserve"> hem de </w:t>
-      </w:r>
-      <w:proofErr w:type="spellStart"/>
-      <w:r>
-        <w:rPr>
-          <w:lang w:val="en-US"/>
-        </w:rPr>
-        <w:t>değer</w:t>
-      </w:r>
-      <w:proofErr w:type="spellEnd"/>
-      <w:r>
-        <w:rPr>
-          <w:lang w:val="en-US"/>
-        </w:rPr>
-        <w:t xml:space="preserve"> </w:t>
-      </w:r>
-      <w:proofErr w:type="spellStart"/>
-      <w:r>
-        <w:rPr>
-          <w:lang w:val="en-US"/>
-        </w:rPr>
-        <w:t>tahmini</w:t>
-      </w:r>
-      <w:proofErr w:type="spellEnd"/>
-      <w:r>
-        <w:rPr>
-          <w:lang w:val="en-US"/>
-        </w:rPr>
-        <w:t xml:space="preserve"> </w:t>
-      </w:r>
-      <w:proofErr w:type="spellStart"/>
-      <w:r>
-        <w:rPr>
-          <w:lang w:val="en-US"/>
-        </w:rPr>
-        <w:t>aynı</w:t>
-      </w:r>
-      <w:proofErr w:type="spellEnd"/>
-      <w:r>
-        <w:rPr>
-          <w:lang w:val="en-US"/>
-        </w:rPr>
-        <w:t xml:space="preserve"> </w:t>
-      </w:r>
-      <w:proofErr w:type="spellStart"/>
-      <w:r>
-        <w:rPr>
-          <w:lang w:val="en-US"/>
-        </w:rPr>
-        <w:t>anda</w:t>
-      </w:r>
-      <w:proofErr w:type="spellEnd"/>
-      <w:r>
-        <w:rPr>
-          <w:lang w:val="en-US"/>
-        </w:rPr>
-        <w:t xml:space="preserve"> </w:t>
-      </w:r>
-      <w:proofErr w:type="spellStart"/>
-      <w:r>
-        <w:rPr>
-          <w:lang w:val="en-US"/>
-        </w:rPr>
-        <w:t>gerçekleştirilmektedir</w:t>
-      </w:r>
-      <w:proofErr w:type="spellEnd"/>
-      <w:r>
-        <w:rPr>
-          <w:lang w:val="en-US"/>
-        </w:rPr>
-        <w:t xml:space="preserve">. </w:t>
-      </w:r>
-      <w:proofErr w:type="spellStart"/>
-      <w:r>
-        <w:rPr>
-          <w:lang w:val="en-US"/>
-        </w:rPr>
-        <w:t>Böylece</w:t>
-      </w:r>
-      <w:proofErr w:type="spellEnd"/>
-      <w:r>
-        <w:rPr>
-          <w:lang w:val="en-US"/>
-        </w:rPr>
-        <w:t xml:space="preserve"> PPO </w:t>
-      </w:r>
-      <w:proofErr w:type="spellStart"/>
-      <w:r>
-        <w:rPr>
-          <w:lang w:val="en-US"/>
-        </w:rPr>
-        <w:t>algoritması</w:t>
-      </w:r>
-      <w:proofErr w:type="spellEnd"/>
-      <w:r>
-        <w:rPr>
-          <w:lang w:val="en-US"/>
-        </w:rPr>
-        <w:t xml:space="preserve"> </w:t>
-      </w:r>
-      <w:proofErr w:type="spellStart"/>
-      <w:r>
-        <w:rPr>
-          <w:lang w:val="en-US"/>
-        </w:rPr>
-        <w:t>yüksek</w:t>
-      </w:r>
-      <w:proofErr w:type="spellEnd"/>
-      <w:r>
-        <w:rPr>
-          <w:lang w:val="en-US"/>
-        </w:rPr>
-        <w:t xml:space="preserve"> </w:t>
-      </w:r>
-      <w:proofErr w:type="spellStart"/>
-      <w:r>
-        <w:rPr>
-          <w:lang w:val="en-US"/>
-        </w:rPr>
-        <w:t>performans</w:t>
-      </w:r>
-      <w:proofErr w:type="spellEnd"/>
-      <w:r>
-        <w:rPr>
-          <w:lang w:val="en-US"/>
-        </w:rPr>
-        <w:t xml:space="preserve"> </w:t>
-      </w:r>
-      <w:proofErr w:type="spellStart"/>
-      <w:r>
-        <w:rPr>
-          <w:lang w:val="en-US"/>
-        </w:rPr>
-        <w:t>ve</w:t>
-      </w:r>
-      <w:proofErr w:type="spellEnd"/>
-      <w:r>
-        <w:rPr>
-          <w:lang w:val="en-US"/>
-        </w:rPr>
-        <w:t xml:space="preserve"> </w:t>
-      </w:r>
-      <w:proofErr w:type="spellStart"/>
-      <w:r>
-        <w:rPr>
-          <w:lang w:val="en-US"/>
-        </w:rPr>
-        <w:t>öğrenme</w:t>
-      </w:r>
-      <w:proofErr w:type="spellEnd"/>
-      <w:r>
-        <w:rPr>
-          <w:lang w:val="en-US"/>
-        </w:rPr>
-        <w:t xml:space="preserve"> </w:t>
-      </w:r>
-      <w:proofErr w:type="spellStart"/>
-      <w:r>
-        <w:rPr>
-          <w:lang w:val="en-US"/>
-        </w:rPr>
-        <w:t>kararlılığı</w:t>
-      </w:r>
-      <w:proofErr w:type="spellEnd"/>
-      <w:r>
-        <w:rPr>
-          <w:lang w:val="en-US"/>
-        </w:rPr>
-        <w:t xml:space="preserve"> </w:t>
-      </w:r>
-      <w:proofErr w:type="spellStart"/>
-      <w:r>
-        <w:rPr>
-          <w:lang w:val="en-US"/>
-        </w:rPr>
-        <w:t>arasında</w:t>
-      </w:r>
-      <w:proofErr w:type="spellEnd"/>
-      <w:r>
-        <w:rPr>
-          <w:lang w:val="en-US"/>
-        </w:rPr>
-        <w:t xml:space="preserve"> </w:t>
-      </w:r>
-      <w:proofErr w:type="spellStart"/>
-      <w:r>
-        <w:rPr>
-          <w:lang w:val="en-US"/>
-        </w:rPr>
-        <w:t>denge</w:t>
-      </w:r>
-      <w:proofErr w:type="spellEnd"/>
-      <w:r>
-        <w:rPr>
-          <w:lang w:val="en-US"/>
-        </w:rPr>
-        <w:t xml:space="preserve"> </w:t>
-      </w:r>
-      <w:proofErr w:type="spellStart"/>
-      <w:r>
-        <w:rPr>
-          <w:lang w:val="en-US"/>
-        </w:rPr>
-        <w:t>kurabilmektedir</w:t>
-      </w:r>
-      <w:proofErr w:type="spellEnd"/>
-      <w:r>
-        <w:rPr>
-          <w:lang w:val="en-US"/>
-        </w:rPr>
-        <w:t>.</w:t>
+        <w:t>Bu bileşenler birlikte optimize edilerek hem politika öğrenimi hem de değer tahmini aynı anda gerçekleştirilmektedir. Böylece PPO algoritması yüksek performans ve öğrenme kararlılığı arasında denge kurabilmektedir.</w:t>
       </w:r>
     </w:p>
     <w:p>
@@ -10414,6 +8277,9 @@
         <w:ind w:firstLine="360"/>
       </w:pPr>
       <w:r>
+        <w:rPr>
+          <w:noProof/>
+        </w:rPr>
         <w:drawing>
           <wp:anchor distT="0" distB="0" distL="114300" distR="114300" simplePos="0" relativeHeight="251703296" behindDoc="1" locked="0" layoutInCell="1" allowOverlap="1" wp14:anchorId="3FF9D6DD" wp14:editId="18041615">
             <wp:simplePos x="0" y="0"/>
@@ -10539,14 +8405,7 @@
           <w:b/>
           <w:bCs/>
         </w:rPr>
-        <w:t>ŞEKİL 3.</w:t>
-      </w:r>
-      <w:r>
-        <w:rPr>
-          <w:b/>
-          <w:bCs/>
-        </w:rPr>
-        <w:t>6</w:t>
+        <w:t>ŞEKİL 3.6</w:t>
       </w:r>
       <w:r>
         <w:t>. PPO Algoritmasının Ajan–Ortam Etkileşim Döngüsü</w:t>
@@ -10572,21 +8431,7 @@
           <w:bCs/>
         </w:rPr>
         <w:lastRenderedPageBreak/>
-        <w:t>Şekil 3.</w:t>
-      </w:r>
-      <w:r>
-        <w:rPr>
-          <w:b/>
-          <w:bCs/>
-        </w:rPr>
-        <w:t xml:space="preserve">6. </w:t>
-      </w:r>
-      <w:r>
-        <w:rPr>
-          <w:b/>
-          <w:bCs/>
-        </w:rPr>
-        <w:t>'da</w:t>
+        <w:t>Şekil 3.6. 'da</w:t>
       </w:r>
       <w:r>
         <w:t xml:space="preserve"> PPO algoritmasının çalışma prensibi gösterilmektedir. Ajan, ortamdan aldığı durum (</w:t>
@@ -10692,153 +8537,25 @@
         <w:ind w:firstLine="360"/>
       </w:pPr>
       <w:r>
-        <w:t xml:space="preserve">Her benzersiz </w:t>
-      </w:r>
-      <w:proofErr w:type="spellStart"/>
-      <w:r>
-        <w:t>LastUpdated</w:t>
-      </w:r>
-      <w:proofErr w:type="spellEnd"/>
-      <w:r>
-        <w:t xml:space="preserve"> zaman damgası bir RL bölümü oluşturur. `</w:t>
-      </w:r>
-      <w:proofErr w:type="spellStart"/>
-      <w:r>
-        <w:t>build_grid_nav_episode_configs</w:t>
-      </w:r>
-      <w:proofErr w:type="spellEnd"/>
-      <w:r>
-        <w:t xml:space="preserve">` fonksiyonu lot koordinatlarını, doluluk oranlarını, hedef hücreyi (en düşük </w:t>
-      </w:r>
-      <w:proofErr w:type="spellStart"/>
-      <w:r>
-        <w:t>doluluklu</w:t>
-      </w:r>
-      <w:proofErr w:type="spellEnd"/>
-      <w:r>
-        <w:t xml:space="preserve"> lot) ve LSTM </w:t>
-      </w:r>
-      <w:proofErr w:type="spellStart"/>
-      <w:r>
-        <w:t>skalerlerini</w:t>
-      </w:r>
-      <w:proofErr w:type="spellEnd"/>
-      <w:r>
-        <w:t xml:space="preserve"> paketler. PPO eğitimi `train_rl.py` içinde </w:t>
-      </w:r>
-      <w:proofErr w:type="spellStart"/>
-      <w:r>
-        <w:t>MlpPolicy</w:t>
-      </w:r>
-      <w:proofErr w:type="spellEnd"/>
-      <w:r>
-        <w:t xml:space="preserve">, </w:t>
-      </w:r>
-      <w:proofErr w:type="spellStart"/>
-      <w:r>
-        <w:t>learning_rate</w:t>
-      </w:r>
-      <w:proofErr w:type="spellEnd"/>
-      <w:r>
-        <w:t>=2.</w:t>
-      </w:r>
-      <w:proofErr w:type="gramStart"/>
-      <w:r>
-        <w:t>5e</w:t>
-      </w:r>
-      <w:proofErr w:type="gramEnd"/>
-      <w:r>
-        <w:t xml:space="preserve">-4, </w:t>
-      </w:r>
-      <w:proofErr w:type="spellStart"/>
-      <w:r>
-        <w:t>n_steps</w:t>
-      </w:r>
-      <w:proofErr w:type="spellEnd"/>
-      <w:r>
-        <w:t xml:space="preserve">=2048, </w:t>
-      </w:r>
-      <w:proofErr w:type="spellStart"/>
-      <w:r>
-        <w:t>batch_size</w:t>
-      </w:r>
-      <w:proofErr w:type="spellEnd"/>
-      <w:r>
-        <w:t xml:space="preserve">=128, gamma=0.99, </w:t>
-      </w:r>
-      <w:proofErr w:type="spellStart"/>
-      <w:r>
-        <w:t>clip_range</w:t>
-      </w:r>
-      <w:proofErr w:type="spellEnd"/>
-      <w:r>
-        <w:t xml:space="preserve">=0.2 ile yürütülür. 280.000 toplam </w:t>
-      </w:r>
-      <w:proofErr w:type="spellStart"/>
-      <w:r>
-        <w:t>timestep</w:t>
-      </w:r>
-      <w:proofErr w:type="spellEnd"/>
-      <w:r>
-        <w:t xml:space="preserve"> hedeflenir; </w:t>
-      </w:r>
-      <w:proofErr w:type="spellStart"/>
-      <w:r>
-        <w:t>Monitor</w:t>
-      </w:r>
-      <w:proofErr w:type="spellEnd"/>
+        <w:t>Her benzersiz LastUpdated zaman damgası bir RL bölümü oluşturur. `build_grid_nav_episode_configs` fonksiyonu lot koordinatlarını, doluluk oranlarını, hedef hücreyi (en düşük doluluklu lot) ve LSTM skalerlerini paketler. PPO eğitimi `train_rl.py` içinde MlpPolicy, learning_rate=2.5e-4, n_steps=2048, batch_size=128, gamma=0.99, clip_range=0.2 ile yürütülür. 280.000 toplam timestep hedeflenir; Monitor CSV'ler `logs/monitor/` altında saklanır.</w:t>
+      </w:r>
+    </w:p>
+    <w:p>
+      <w:pPr>
+        <w:ind w:firstLine="360"/>
+      </w:pPr>
+    </w:p>
+    <w:p>
+      <w:pPr>
+        <w:pStyle w:val="Heading2"/>
+      </w:pPr>
+      <w:bookmarkStart w:id="56" w:name="_Toc230808592"/>
       <w:r>
         <w:t xml:space="preserve"> </w:t>
       </w:r>
-      <w:proofErr w:type="spellStart"/>
-      <w:r>
-        <w:t>CSV'ler</w:t>
-      </w:r>
-      <w:proofErr w:type="spellEnd"/>
-      <w:r>
-        <w:t xml:space="preserve"> `</w:t>
-      </w:r>
-      <w:proofErr w:type="spellStart"/>
-      <w:r>
-        <w:t>logs</w:t>
-      </w:r>
-      <w:proofErr w:type="spellEnd"/>
-      <w:r>
-        <w:t>/</w:t>
-      </w:r>
-      <w:proofErr w:type="spellStart"/>
-      <w:r>
-        <w:t>monitor</w:t>
-      </w:r>
-      <w:proofErr w:type="spellEnd"/>
-      <w:r>
-        <w:t>/` altında saklanır.</w:t>
-      </w:r>
-    </w:p>
-    <w:p>
-      <w:pPr>
-        <w:ind w:firstLine="360"/>
-      </w:pPr>
-    </w:p>
-    <w:p>
-      <w:pPr>
-        <w:pStyle w:val="Heading2"/>
-      </w:pPr>
-      <w:bookmarkStart w:id="56" w:name="_Toc230808592"/>
-      <w:r>
-        <w:t xml:space="preserve"> </w:t>
-      </w:r>
       <w:bookmarkStart w:id="57" w:name="_Toc231146549"/>
       <w:r>
-        <w:t>Durum Uzayı (</w:t>
-      </w:r>
-      <w:proofErr w:type="spellStart"/>
-      <w:r>
-        <w:t>State</w:t>
-      </w:r>
-      <w:proofErr w:type="spellEnd"/>
-      <w:r>
-        <w:t xml:space="preserve"> Space)</w:t>
+        <w:t>Durum Uzayı (State Space)</w:t>
       </w:r>
       <w:bookmarkEnd w:id="56"/>
       <w:bookmarkEnd w:id="57"/>
@@ -10848,31 +8565,7 @@
         <w:ind w:firstLine="360"/>
       </w:pPr>
       <w:r>
-        <w:t xml:space="preserve">Gözlem boyutu: 5×15×15 + 2 = 1127 (float32, [0,1]). Kanallar: (1) duvar maskesi, (2) park alanı maskesi, (3) hedef hücresi, (4) ajan konumu, (5) doluluk ısı haritası. </w:t>
-      </w:r>
-      <w:proofErr w:type="spellStart"/>
-      <w:r>
-        <w:t>Skalerler</w:t>
-      </w:r>
-      <w:proofErr w:type="spellEnd"/>
-      <w:r>
-        <w:t xml:space="preserve">: </w:t>
-      </w:r>
-      <w:proofErr w:type="spellStart"/>
-      <w:r>
-        <w:t>lstm_aggregate_pred</w:t>
-      </w:r>
-      <w:proofErr w:type="spellEnd"/>
-      <w:r>
-        <w:t xml:space="preserve"> (LSTM tahmini), </w:t>
-      </w:r>
-      <w:proofErr w:type="spellStart"/>
-      <w:r>
-        <w:t>predicted_emptying_norm</w:t>
-      </w:r>
-      <w:proofErr w:type="spellEnd"/>
-      <w:r>
-        <w:t xml:space="preserve"> (hedef lot doluluğu vekili). Bu yapı künyede tanımlanan hibrit RL durum kodlamasını gerçekleştirir.</w:t>
+        <w:t>Gözlem boyutu: 5×15×15 + 2 = 1127 (float32, [0,1]). Kanallar: (1) duvar maskesi, (2) park alanı maskesi, (3) hedef hücresi, (4) ajan konumu, (5) doluluk ısı haritası. Skalerler: lstm_aggregate_pred (LSTM tahmini), predicted_emptying_norm (hedef lot doluluğu vekili). Bu yapı künyede tanımlanan hibrit RL durum kodlamasını gerçekleştirir.</w:t>
       </w:r>
     </w:p>
     <w:p>
@@ -10899,42 +8592,8 @@
       <w:pPr>
         <w:ind w:firstLine="360"/>
       </w:pPr>
-      <w:proofErr w:type="spellStart"/>
-      <w:proofErr w:type="gramStart"/>
-      <w:r>
-        <w:t>Discrete</w:t>
-      </w:r>
-      <w:proofErr w:type="spellEnd"/>
-      <w:r>
-        <w:t>(</w:t>
-      </w:r>
-      <w:proofErr w:type="gramEnd"/>
-      <w:r>
-        <w:t xml:space="preserve">4): 0=yukarı, 1=aşağı, 2=sol, 3=sağ. Duvar veya ızgara sınırına çarpışmada ajan yerinde kalır ve ek ceza alır. Geçersiz eylem indeksi yalnızca adım maliyeti uygular. Geleneksel </w:t>
-      </w:r>
-      <w:proofErr w:type="spellStart"/>
-      <w:r>
-        <w:t>action</w:t>
-      </w:r>
-      <w:proofErr w:type="spellEnd"/>
-      <w:r>
-        <w:t xml:space="preserve"> </w:t>
-      </w:r>
-      <w:proofErr w:type="spellStart"/>
-      <w:r>
-        <w:t>masking</w:t>
-      </w:r>
-      <w:proofErr w:type="spellEnd"/>
-      <w:r>
-        <w:t xml:space="preserve"> kullanılmamıştır; bunun yerine çarpışma cezası ve Manhattan </w:t>
-      </w:r>
-      <w:proofErr w:type="spellStart"/>
-      <w:r>
-        <w:t>shaping</w:t>
-      </w:r>
-      <w:proofErr w:type="spellEnd"/>
-      <w:r>
-        <w:t xml:space="preserve"> ile yönlendirme sağlanır.</w:t>
+      <w:r>
+        <w:t>Discrete(4): 0=yukarı, 1=aşağı, 2=sol, 3=sağ. Duvar veya ızgara sınırına çarpışmada ajan yerinde kalır ve ek ceza alır. Geçersiz eylem indeksi yalnızca adım maliyeti uygular. Geleneksel action masking kullanılmamıştır; bunun yerine çarpışma cezası ve Manhattan shaping ile yönlendirme sağlanır.</w:t>
       </w:r>
     </w:p>
     <w:p>
@@ -10968,23 +8627,10 @@
       </w:r>
       <w:bookmarkStart w:id="61" w:name="_Toc231146551"/>
       <w:r>
-        <w:t xml:space="preserve">Ödül Fonksiyonu ve </w:t>
-      </w:r>
-      <w:proofErr w:type="spellStart"/>
-      <w:r>
-        <w:t>Reward</w:t>
-      </w:r>
-      <w:proofErr w:type="spellEnd"/>
-      <w:r>
-        <w:t xml:space="preserve"> </w:t>
-      </w:r>
-      <w:proofErr w:type="spellStart"/>
-      <w:r>
-        <w:t>Shaping</w:t>
+        <w:t>Ödül Fonksiyonu ve Reward Shaping</w:t>
       </w:r>
       <w:bookmarkEnd w:id="60"/>
       <w:bookmarkEnd w:id="61"/>
-      <w:proofErr w:type="spellEnd"/>
     </w:p>
     <w:p/>
     <w:tbl>
@@ -11066,15 +8712,7 @@
           </w:tcPr>
           <w:p>
             <w:r>
-              <w:t xml:space="preserve">Her </w:t>
-            </w:r>
-            <w:proofErr w:type="gramStart"/>
-            <w:r>
-              <w:t>adımda -</w:t>
-            </w:r>
-            <w:proofErr w:type="gramEnd"/>
-            <w:r>
-              <w:t>1.25</w:t>
+              <w:t>Her adımda -1.25</w:t>
             </w:r>
           </w:p>
         </w:tc>
@@ -11086,13 +8724,8 @@
           </w:tcPr>
           <w:p>
             <w:r>
-              <w:t xml:space="preserve">Manhattan </w:t>
-            </w:r>
-            <w:proofErr w:type="spellStart"/>
-            <w:r>
-              <w:t>shaping</w:t>
-            </w:r>
-            <w:proofErr w:type="spellEnd"/>
+              <w:t>Manhattan shaping</w:t>
+            </w:r>
           </w:p>
         </w:tc>
         <w:tc>
@@ -11197,15 +8830,7 @@
           </w:tcPr>
           <w:p>
             <w:r>
-              <w:t xml:space="preserve">GRID_LOOP_PENALTY </w:t>
-            </w:r>
-            <w:proofErr w:type="gramStart"/>
-            <w:r>
-              <w:t>= -</w:t>
-            </w:r>
-            <w:proofErr w:type="gramEnd"/>
-            <w:r>
-              <w:t>6.0</w:t>
+              <w:t>GRID_LOOP_PENALTY = -6.0</w:t>
             </w:r>
           </w:p>
         </w:tc>
@@ -11258,13 +8883,8 @@
             <w:tcW w:w="3024" w:type="dxa"/>
           </w:tcPr>
           <w:p>
-            <w:proofErr w:type="spellStart"/>
-            <w:r>
-              <w:t>Timeout</w:t>
-            </w:r>
-            <w:proofErr w:type="spellEnd"/>
-            <w:r>
-              <w:t xml:space="preserve"> cezası</w:t>
+            <w:r>
+              <w:t>Timeout cezası</w:t>
             </w:r>
           </w:p>
         </w:tc>
@@ -11337,15 +8957,8 @@
             <w:tcW w:w="3024" w:type="dxa"/>
           </w:tcPr>
           <w:p>
-            <w:proofErr w:type="spellStart"/>
-            <w:proofErr w:type="gramStart"/>
-            <w:r>
-              <w:t>threshold</w:t>
-            </w:r>
-            <w:proofErr w:type="spellEnd"/>
-            <w:proofErr w:type="gramEnd"/>
-            <w:r>
-              <w:t>=0.88, ceza=22</w:t>
+            <w:r>
+              <w:t>threshold=0.88, ceza=22</w:t>
             </w:r>
           </w:p>
         </w:tc>
@@ -11438,99 +9051,17 @@
       </w:r>
       <w:bookmarkStart w:id="63" w:name="_Toc231146552"/>
       <w:r>
-        <w:t xml:space="preserve">Grid Environment ve </w:t>
-      </w:r>
-      <w:proofErr w:type="spellStart"/>
-      <w:r>
-        <w:t>Dynamic</w:t>
-      </w:r>
-      <w:proofErr w:type="spellEnd"/>
-      <w:r>
-        <w:t xml:space="preserve"> </w:t>
-      </w:r>
-      <w:proofErr w:type="spellStart"/>
-      <w:r>
-        <w:t>Occupancy</w:t>
+        <w:t>Grid Environment ve Dynamic Occupancy</w:t>
       </w:r>
       <w:bookmarkEnd w:id="62"/>
       <w:bookmarkEnd w:id="63"/>
-      <w:proofErr w:type="spellEnd"/>
     </w:p>
     <w:p>
       <w:pPr>
         <w:ind w:firstLine="360"/>
       </w:pPr>
-      <w:proofErr w:type="spellStart"/>
-      <w:r>
-        <w:t>GridParkingNavigationEnv</w:t>
-      </w:r>
-      <w:proofErr w:type="spellEnd"/>
-      <w:r>
-        <w:t xml:space="preserve"> 15×15 boyutundadır; duvar hücreleri sabittir, park lotları doluluk oranına göre renklendirilir. Senaryo parametresi (`</w:t>
-      </w:r>
-      <w:proofErr w:type="spellStart"/>
-      <w:r>
-        <w:t>scenario</w:t>
-      </w:r>
-      <w:proofErr w:type="spellEnd"/>
-      <w:r>
-        <w:t xml:space="preserve">`): </w:t>
-      </w:r>
-      <w:proofErr w:type="spellStart"/>
-      <w:r>
-        <w:t>low</w:t>
-      </w:r>
-      <w:proofErr w:type="spellEnd"/>
-      <w:r>
-        <w:t xml:space="preserve"> (×0.55), </w:t>
-      </w:r>
-      <w:proofErr w:type="spellStart"/>
-      <w:r>
-        <w:t>medium</w:t>
-      </w:r>
-      <w:proofErr w:type="spellEnd"/>
-      <w:r>
-        <w:t xml:space="preserve"> (×1.0), </w:t>
-      </w:r>
-      <w:proofErr w:type="spellStart"/>
-      <w:r>
-        <w:t>high</w:t>
-      </w:r>
-      <w:proofErr w:type="spellEnd"/>
-      <w:r>
-        <w:t xml:space="preserve"> (×1.35), </w:t>
-      </w:r>
-      <w:proofErr w:type="spellStart"/>
-      <w:r>
-        <w:t>dynamic</w:t>
-      </w:r>
-      <w:proofErr w:type="spellEnd"/>
-      <w:r>
-        <w:t xml:space="preserve"> (rastgele güncelleme). Eğitimde statik hedef lot (bölüm başında belirlenen en düşük </w:t>
-      </w:r>
-      <w:proofErr w:type="spellStart"/>
-      <w:r>
-        <w:t>doluluklu</w:t>
-      </w:r>
-      <w:proofErr w:type="spellEnd"/>
-      <w:r>
-        <w:t xml:space="preserve"> lot) tercih edilmiştir. </w:t>
-      </w:r>
-      <w:proofErr w:type="spellStart"/>
-      <w:r>
-        <w:t>Dynamic</w:t>
-      </w:r>
-      <w:proofErr w:type="spellEnd"/>
-      <w:r>
-        <w:t xml:space="preserve"> </w:t>
-      </w:r>
-      <w:proofErr w:type="spellStart"/>
-      <w:r>
-        <w:t>goal</w:t>
-      </w:r>
-      <w:proofErr w:type="spellEnd"/>
-      <w:r>
-        <w:t xml:space="preserve"> senaryoları kararlılığı düşürebilir; bu nedenle ana deneyler sabit hedef yapılandırması ile yürütülmüştür.</w:t>
+      <w:r>
+        <w:t>GridParkingNavigationEnv 15×15 boyutundadır; duvar hücreleri sabittir, park lotları doluluk oranına göre renklendirilir. Senaryo parametresi (`scenario`): low (×0.55), medium (×1.0), high (×1.35), dynamic (rastgele güncelleme). Eğitimde statik hedef lot (bölüm başında belirlenen en düşük doluluklu lot) tercih edilmiştir. Dynamic goal senaryoları kararlılığı düşürebilir; bu nedenle ana deneyler sabit hedef yapılandırması ile yürütülmüştür.</w:t>
       </w:r>
     </w:p>
     <w:p>
@@ -11574,47 +9105,7 @@
         <w:ind w:firstLine="360"/>
       </w:pPr>
       <w:r>
-        <w:t>Grid ortamlarında ajanların A↔B zigzag hareketi (</w:t>
-      </w:r>
-      <w:proofErr w:type="spellStart"/>
-      <w:r>
-        <w:t>oscillation</w:t>
-      </w:r>
-      <w:proofErr w:type="spellEnd"/>
-      <w:r>
-        <w:t xml:space="preserve">) yaygın bir sorundur. Projede GRID_LOOP_WINDOW=8 penceresinde tekrarlayan konum deseni tespit edilerek GRID_LOOP_PENALTY=-6.0 uygulanır. Tekrar ziyaret cezası (-4.0) ve düşük ilk ziyaret bonusu (0.08) birlikte gereksiz keşfi sınırlar. PPO eğitiminde </w:t>
-      </w:r>
-      <w:proofErr w:type="spellStart"/>
-      <w:r>
-        <w:t>ent_coef</w:t>
-      </w:r>
-      <w:proofErr w:type="spellEnd"/>
-      <w:r>
-        <w:t xml:space="preserve">=0.0 ayarlanarak rastgele keşif azaltılmış; </w:t>
-      </w:r>
-      <w:proofErr w:type="spellStart"/>
-      <w:r>
-        <w:t>VecNormalize</w:t>
-      </w:r>
-      <w:proofErr w:type="spellEnd"/>
-      <w:r>
-        <w:t xml:space="preserve"> ile ödül ölçeklemesi stabilize edilmiştir. </w:t>
-      </w:r>
-      <w:proofErr w:type="spellStart"/>
-      <w:r>
-        <w:t>Monitor</w:t>
-      </w:r>
-      <w:proofErr w:type="spellEnd"/>
-      <w:r>
-        <w:t xml:space="preserve"> loglarında </w:t>
-      </w:r>
-      <w:proofErr w:type="spellStart"/>
-      <w:r>
-        <w:t>PPO'nun</w:t>
-      </w:r>
-      <w:proofErr w:type="spellEnd"/>
-      <w:r>
-        <w:t xml:space="preserve"> son bölümlerde +300 ile +360 arası ödül ve 4–18 adım uzunluğu gözlemlenmiştir.</w:t>
+        <w:t>Grid ortamlarında ajanların A↔B zigzag hareketi (oscillation) yaygın bir sorundur. Projede GRID_LOOP_WINDOW=8 penceresinde tekrarlayan konum deseni tespit edilerek GRID_LOOP_PENALTY=-6.0 uygulanır. Tekrar ziyaret cezası (-4.0) ve düşük ilk ziyaret bonusu (0.08) birlikte gereksiz keşfi sınırlar. PPO eğitiminde ent_coef=0.0 ayarlanarak rastgele keşif azaltılmış; VecNormalize ile ödül ölçeklemesi stabilize edilmiştir. Monitor loglarında PPO'nun son bölümlerde +300 ile +360 arası ödül ve 4–18 adım uzunluğu gözlemlenmiştir.</w:t>
       </w:r>
     </w:p>
     <w:p>
@@ -11628,21 +9119,8 @@
       </w:pPr>
       <w:bookmarkStart w:id="66" w:name="_Toc230808597"/>
       <w:bookmarkStart w:id="67" w:name="_Toc231146554"/>
-      <w:proofErr w:type="spellStart"/>
-      <w:r>
-        <w:t>Explainable</w:t>
-      </w:r>
-      <w:proofErr w:type="spellEnd"/>
-      <w:r>
-        <w:t xml:space="preserve"> AI ve </w:t>
-      </w:r>
-      <w:proofErr w:type="spellStart"/>
-      <w:r>
-        <w:t>Streamlit</w:t>
-      </w:r>
-      <w:proofErr w:type="spellEnd"/>
-      <w:r>
-        <w:t xml:space="preserve"> Dashboard</w:t>
+      <w:r>
+        <w:t>Explainable AI ve Streamlit Dashboard</w:t>
       </w:r>
       <w:bookmarkEnd w:id="66"/>
       <w:bookmarkEnd w:id="67"/>
@@ -11651,37 +9129,8 @@
       <w:pPr>
         <w:ind w:firstLine="360"/>
       </w:pPr>
-      <w:proofErr w:type="spellStart"/>
-      <w:r>
-        <w:t>Streamlit</w:t>
-      </w:r>
-      <w:proofErr w:type="spellEnd"/>
-      <w:r>
-        <w:t xml:space="preserve"> uygulaması (`</w:t>
-      </w:r>
-      <w:proofErr w:type="spellStart"/>
-      <w:r>
-        <w:t>ui_streamlit</w:t>
-      </w:r>
-      <w:proofErr w:type="spellEnd"/>
-      <w:r>
-        <w:t xml:space="preserve">/app.py`) beş sekmeden oluşur: (1) Zaman serisi tahmin ve MAE/RMSE/MAPE/R² metrikleri, (2) EDA grafikleri, (3) Sistem özeti </w:t>
-      </w:r>
-      <w:proofErr w:type="spellStart"/>
-      <w:r>
-        <w:t>dashboard</w:t>
-      </w:r>
-      <w:proofErr w:type="spellEnd"/>
-      <w:r>
-        <w:t>, (4) RL simülasyon ve adım adım grid görselleştirme, (5) Karar destek ve açıklanabilir öneri. `_</w:t>
-      </w:r>
-      <w:proofErr w:type="spellStart"/>
-      <w:r>
-        <w:t>explain_reward</w:t>
-      </w:r>
-      <w:proofErr w:type="spellEnd"/>
-      <w:r>
-        <w:t>` fonksiyonu her adımın ödülünü Türkçe açıklamaya dönüştürür. GIF çıktıları (`ppo_agent_explained.gif`) canlı metrik paneli ile birlikte sunulur.</w:t>
+      <w:r>
+        <w:t>Streamlit uygulaması (`ui_streamlit/app.py`) beş sekmeden oluşur: (1) Zaman serisi tahmin ve MAE/RMSE/MAPE/R² metrikleri, (2) EDA grafikleri, (3) Sistem özeti dashboard, (4) RL simülasyon ve adım adım grid görselleştirme, (5) Karar destek ve açıklanabilir öneri. `_explain_reward` fonksiyonu her adımın ödülünü Türkçe açıklamaya dönüştürür. GIF çıktıları (`ppo_agent_explained.gif`) canlı metrik paneli ile birlikte sunulur.</w:t>
       </w:r>
     </w:p>
     <w:p>
@@ -11703,7 +9152,7 @@
           <w:noProof/>
         </w:rPr>
         <w:drawing>
-          <wp:anchor distT="0" distB="0" distL="114300" distR="114300" simplePos="0" relativeHeight="251664384" behindDoc="1" locked="0" layoutInCell="1" allowOverlap="1" wp14:anchorId="4520BD10" wp14:editId="2AB61AC4">
+          <wp:anchor distT="0" distB="0" distL="114300" distR="114300" simplePos="0" relativeHeight="251664384" behindDoc="1" locked="0" layoutInCell="1" allowOverlap="1" wp14:anchorId="4520BD10" wp14:editId="057C6723">
             <wp:simplePos x="0" y="0"/>
             <wp:positionH relativeFrom="column">
               <wp:posOffset>370469</wp:posOffset>
@@ -12065,118 +9514,17 @@
       <w:bookmarkStart w:id="68" w:name="_Toc230808598"/>
       <w:bookmarkStart w:id="69" w:name="_Toc231146555"/>
       <w:r>
-        <w:t xml:space="preserve">Veri Akış Diyagramı ve </w:t>
-      </w:r>
-      <w:proofErr w:type="spellStart"/>
-      <w:r>
-        <w:t>Sequence</w:t>
-      </w:r>
-      <w:proofErr w:type="spellEnd"/>
-      <w:r>
-        <w:t xml:space="preserve"> </w:t>
-      </w:r>
-      <w:proofErr w:type="spellStart"/>
-      <w:r>
-        <w:t>Generation</w:t>
+        <w:t>Veri Akış Diyagramı ve Sequence Generation</w:t>
       </w:r>
       <w:bookmarkEnd w:id="68"/>
       <w:bookmarkEnd w:id="69"/>
-      <w:proofErr w:type="spellEnd"/>
     </w:p>
     <w:p>
       <w:pPr>
         <w:ind w:firstLine="284"/>
       </w:pPr>
       <w:r>
-        <w:t xml:space="preserve">LSTM </w:t>
-      </w:r>
-      <w:proofErr w:type="spellStart"/>
-      <w:r>
-        <w:t>sequence</w:t>
-      </w:r>
-      <w:proofErr w:type="spellEnd"/>
-      <w:r>
-        <w:t xml:space="preserve"> </w:t>
-      </w:r>
-      <w:proofErr w:type="spellStart"/>
-      <w:r>
-        <w:t>generation</w:t>
-      </w:r>
-      <w:proofErr w:type="spellEnd"/>
-      <w:r>
-        <w:t xml:space="preserve"> `</w:t>
-      </w:r>
-      <w:proofErr w:type="spellStart"/>
-      <w:r>
-        <w:t>utils</w:t>
-      </w:r>
-      <w:proofErr w:type="spellEnd"/>
-      <w:r>
-        <w:t>/lstm_core.py` modülündeki `</w:t>
-      </w:r>
-      <w:proofErr w:type="spellStart"/>
-      <w:r>
-        <w:t>make_sequences</w:t>
-      </w:r>
-      <w:proofErr w:type="spellEnd"/>
-      <w:r>
-        <w:t xml:space="preserve">` fonksiyonu ile gerçekleştirilir. Ardışık 12 zaman adımı özellik matrisi giriş; bir sonraki </w:t>
-      </w:r>
-      <w:proofErr w:type="spellStart"/>
-      <w:r>
-        <w:t>aggregate</w:t>
-      </w:r>
-      <w:proofErr w:type="spellEnd"/>
-      <w:r>
-        <w:t xml:space="preserve"> </w:t>
-      </w:r>
-      <w:proofErr w:type="spellStart"/>
-      <w:r>
-        <w:t>occupancy_rate</w:t>
-      </w:r>
-      <w:proofErr w:type="spellEnd"/>
-      <w:r>
-        <w:t xml:space="preserve"> hedef olarak atanır. RL tarafında her </w:t>
-      </w:r>
-      <w:proofErr w:type="spellStart"/>
-      <w:r>
-        <w:t>timestamp</w:t>
-      </w:r>
-      <w:proofErr w:type="spellEnd"/>
-      <w:r>
-        <w:t xml:space="preserve"> için `</w:t>
-      </w:r>
-      <w:proofErr w:type="spellStart"/>
-      <w:r>
-        <w:t>build_grid_nav_episode_configs</w:t>
-      </w:r>
-      <w:proofErr w:type="spellEnd"/>
-      <w:r>
-        <w:t>` çağrılır; lot koordinatları `</w:t>
-      </w:r>
-      <w:proofErr w:type="spellStart"/>
-      <w:r>
-        <w:t>stable_parking_coordinates</w:t>
-      </w:r>
-      <w:proofErr w:type="spellEnd"/>
-      <w:r>
-        <w:t xml:space="preserve">` ile </w:t>
-      </w:r>
-      <w:proofErr w:type="spellStart"/>
-      <w:r>
-        <w:t>hash</w:t>
-      </w:r>
-      <w:proofErr w:type="spellEnd"/>
-      <w:r>
-        <w:t xml:space="preserve"> tabanlı yerleştirilir. Tahmin CSV varsa LSTM </w:t>
-      </w:r>
-      <w:proofErr w:type="spellStart"/>
-      <w:r>
-        <w:t>skaleri</w:t>
-      </w:r>
-      <w:proofErr w:type="spellEnd"/>
-      <w:r>
-        <w:t xml:space="preserve"> bölüme enjekte edilir.</w:t>
+        <w:t>LSTM sequence generation `utils/lstm_core.py` modülündeki `make_sequences` fonksiyonu ile gerçekleştirilir. Ardışık 12 zaman adımı özellik matrisi giriş; bir sonraki aggregate occupancy_rate hedef olarak atanır. RL tarafında her timestamp için `build_grid_nav_episode_configs` çağrılır; lot koordinatları `stable_parking_coordinates` ile hash tabanlı yerleştirilir. Tahmin CSV varsa LSTM skaleri bölüme enjekte edilir.</w:t>
       </w:r>
     </w:p>
     <w:p>
@@ -12289,45 +9637,8 @@
       </w:pPr>
       <w:bookmarkStart w:id="70" w:name="_Toc230808599"/>
       <w:bookmarkStart w:id="71" w:name="_Toc231146556"/>
-      <w:proofErr w:type="spellStart"/>
-      <w:r>
-        <w:t>Static</w:t>
-      </w:r>
-      <w:proofErr w:type="spellEnd"/>
-      <w:r>
-        <w:t xml:space="preserve"> </w:t>
-      </w:r>
-      <w:proofErr w:type="spellStart"/>
-      <w:r>
-        <w:t>Goal</w:t>
-      </w:r>
-      <w:proofErr w:type="spellEnd"/>
-      <w:r>
-        <w:t xml:space="preserve"> </w:t>
-      </w:r>
-      <w:proofErr w:type="spellStart"/>
-      <w:r>
-        <w:t>vs</w:t>
-      </w:r>
-      <w:proofErr w:type="spellEnd"/>
-      <w:r>
-        <w:t xml:space="preserve"> </w:t>
-      </w:r>
-      <w:proofErr w:type="spellStart"/>
-      <w:r>
-        <w:t>Dynamic</w:t>
-      </w:r>
-      <w:proofErr w:type="spellEnd"/>
-      <w:r>
-        <w:t xml:space="preserve"> </w:t>
-      </w:r>
-      <w:proofErr w:type="spellStart"/>
-      <w:r>
-        <w:t>Goal</w:t>
-      </w:r>
-      <w:proofErr w:type="spellEnd"/>
-      <w:r>
-        <w:t xml:space="preserve"> Tartışması</w:t>
+      <w:r>
+        <w:t>Static Goal vs Dynamic Goal Tartışması</w:t>
       </w:r>
       <w:bookmarkEnd w:id="70"/>
       <w:bookmarkEnd w:id="71"/>
@@ -12336,77 +9647,8 @@
       <w:pPr>
         <w:ind w:firstLine="360"/>
       </w:pPr>
-      <w:proofErr w:type="spellStart"/>
-      <w:r>
-        <w:t>Dynamic</w:t>
-      </w:r>
-      <w:proofErr w:type="spellEnd"/>
-      <w:r>
-        <w:t xml:space="preserve"> </w:t>
-      </w:r>
-      <w:proofErr w:type="spellStart"/>
-      <w:r>
-        <w:t>goal</w:t>
-      </w:r>
-      <w:proofErr w:type="spellEnd"/>
-      <w:r>
-        <w:t xml:space="preserve"> senaryosunda hedef lot bölüm ortasında değişebilir; bu durum Manhattan </w:t>
-      </w:r>
-      <w:proofErr w:type="spellStart"/>
-      <w:r>
-        <w:t>shaping</w:t>
-      </w:r>
-      <w:proofErr w:type="spellEnd"/>
-      <w:r>
-        <w:t xml:space="preserve"> sinyalini zayıflatır ve ajanın osilasyon yapma eğilimini artırır. </w:t>
-      </w:r>
-      <w:proofErr w:type="spellStart"/>
-      <w:r>
-        <w:t>Static</w:t>
-      </w:r>
-      <w:proofErr w:type="spellEnd"/>
-      <w:r>
-        <w:t xml:space="preserve"> </w:t>
-      </w:r>
-      <w:proofErr w:type="spellStart"/>
-      <w:r>
-        <w:t>training</w:t>
-      </w:r>
-      <w:proofErr w:type="spellEnd"/>
-      <w:r>
-        <w:t xml:space="preserve"> yaklaşımında hedef bölüm başında belirlenir ve sabit kalır; PPO eğitim loglarında bu yapılandırmanın daha monoton artan </w:t>
-      </w:r>
-      <w:proofErr w:type="spellStart"/>
-      <w:r>
-        <w:t>reward</w:t>
-      </w:r>
-      <w:proofErr w:type="spellEnd"/>
-      <w:r>
-        <w:t xml:space="preserve"> trendi ürettiği gözlemlenmiştir. </w:t>
-      </w:r>
-      <w:proofErr w:type="spellStart"/>
-      <w:r>
-        <w:t>Dynamic</w:t>
-      </w:r>
-      <w:proofErr w:type="spellEnd"/>
-      <w:r>
-        <w:t xml:space="preserve"> senaryo (`SCENARIO_DYNAMIC`) stres testi olarak `</w:t>
-      </w:r>
-      <w:proofErr w:type="spellStart"/>
-      <w:r>
-        <w:t>scenario</w:t>
-      </w:r>
-      <w:proofErr w:type="spellEnd"/>
-      <w:r>
-        <w:t xml:space="preserve">=` parametresi ile desteklenir; ana metrikler </w:t>
-      </w:r>
-      <w:proofErr w:type="spellStart"/>
-      <w:r>
-        <w:t>static</w:t>
-      </w:r>
-      <w:proofErr w:type="spellEnd"/>
-      <w:r>
-        <w:t xml:space="preserve"> hedef konfigürasyonu üzerinden raporlanmıştır.</w:t>
+      <w:r>
+        <w:t>Dynamic goal senaryosunda hedef lot bölüm ortasında değişebilir; bu durum Manhattan shaping sinyalini zayıflatır ve ajanın osilasyon yapma eğilimini artırır. Static training yaklaşımında hedef bölüm başında belirlenir ve sabit kalır; PPO eğitim loglarında bu yapılandırmanın daha monoton artan reward trendi ürettiği gözlemlenmiştir. Dynamic senaryo (`SCENARIO_DYNAMIC`) stres testi olarak `scenario=` parametresi ile desteklenir; ana metrikler static hedef konfigürasyonu üzerinden raporlanmıştır.</w:t>
       </w:r>
     </w:p>
     <w:p>
@@ -12421,15 +9663,7 @@
       <w:bookmarkStart w:id="72" w:name="_Toc230808600"/>
       <w:bookmarkStart w:id="73" w:name="_Toc231146557"/>
       <w:r>
-        <w:t xml:space="preserve">Action </w:t>
-      </w:r>
-      <w:proofErr w:type="spellStart"/>
-      <w:r>
-        <w:t>Masking</w:t>
-      </w:r>
-      <w:proofErr w:type="spellEnd"/>
-      <w:r>
-        <w:t xml:space="preserve"> ve Geçersiz Eylem Yönetimi</w:t>
+        <w:t>Action Masking ve Geçersiz Eylem Yönetimi</w:t>
       </w:r>
       <w:bookmarkEnd w:id="72"/>
       <w:bookmarkEnd w:id="73"/>
@@ -12439,55 +9673,7 @@
         <w:ind w:firstLine="360"/>
       </w:pPr>
       <w:r>
-        <w:t xml:space="preserve">Projede klasik RL </w:t>
-      </w:r>
-      <w:proofErr w:type="spellStart"/>
-      <w:r>
-        <w:t>action</w:t>
-      </w:r>
-      <w:proofErr w:type="spellEnd"/>
-      <w:r>
-        <w:t xml:space="preserve"> </w:t>
-      </w:r>
-      <w:proofErr w:type="spellStart"/>
-      <w:r>
-        <w:t>masking</w:t>
-      </w:r>
-      <w:proofErr w:type="spellEnd"/>
-      <w:r>
-        <w:t xml:space="preserve"> (geçersiz eylemlerin </w:t>
-      </w:r>
-      <w:proofErr w:type="spellStart"/>
-      <w:r>
-        <w:t>policy</w:t>
-      </w:r>
-      <w:proofErr w:type="spellEnd"/>
-      <w:r>
-        <w:t xml:space="preserve"> </w:t>
-      </w:r>
-      <w:proofErr w:type="spellStart"/>
-      <w:r>
-        <w:t>softmax'ından</w:t>
-      </w:r>
-      <w:proofErr w:type="spellEnd"/>
-      <w:r>
-        <w:t xml:space="preserve"> çıkarılması) uygulanmamıştır. Bunun yerine duvar çarpışmasında ajan konumu değişmez ve `-GRID_STEP_</w:t>
-      </w:r>
-      <w:proofErr w:type="gramStart"/>
-      <w:r>
-        <w:t>COST -</w:t>
-      </w:r>
-      <w:proofErr w:type="gramEnd"/>
-      <w:r>
-        <w:t xml:space="preserve"> </w:t>
-      </w:r>
-      <w:proofErr w:type="spellStart"/>
-      <w:r>
-        <w:t>wall_penalty</w:t>
-      </w:r>
-      <w:proofErr w:type="spellEnd"/>
-      <w:r>
-        <w:t>` cezası uygulanır. Park alanı maskesi gözlemin ikinci kanalında yer alır; ajan dolu lot hücresinden geçtiğinde GRID_HIGH_OCC_STEP_PENALTY devreye girer. Bu yaklaşım, maskesiz ortamlarda öğrenmeyi zorlaştırsa da gerçek dünya navigasyonunda 'duvara çarpma' metaforunu korumaktadır.</w:t>
+        <w:t>Projede klasik RL action masking (geçersiz eylemlerin policy softmax'ından çıkarılması) uygulanmamıştır. Bunun yerine duvar çarpışmasında ajan konumu değişmez ve `-GRID_STEP_COST - wall_penalty` cezası uygulanır. Park alanı maskesi gözlemin ikinci kanalında yer alır; ajan dolu lot hücresinden geçtiğinde GRID_HIGH_OCC_STEP_PENALTY devreye girer. Bu yaklaşım, maskesiz ortamlarda öğrenmeyi zorlaştırsa da gerçek dünya navigasyonunda 'duvara çarpma' metaforunu korumaktadır.</w:t>
       </w:r>
     </w:p>
     <w:p>
@@ -12552,16 +9738,9 @@
             <w:tcW w:w="4536" w:type="dxa"/>
           </w:tcPr>
           <w:p>
-            <w:proofErr w:type="spellStart"/>
-            <w:proofErr w:type="gramStart"/>
-            <w:r>
-              <w:t>learning</w:t>
-            </w:r>
-            <w:proofErr w:type="gramEnd"/>
-            <w:r>
-              <w:t>_rate</w:t>
-            </w:r>
-            <w:proofErr w:type="spellEnd"/>
+            <w:r>
+              <w:t>learning_rate</w:t>
+            </w:r>
           </w:p>
         </w:tc>
         <w:tc>
@@ -12569,13 +9748,8 @@
             <w:tcW w:w="4536" w:type="dxa"/>
           </w:tcPr>
           <w:p>
-            <w:proofErr w:type="gramStart"/>
-            <w:r>
-              <w:t>1e</w:t>
-            </w:r>
-            <w:proofErr w:type="gramEnd"/>
-            <w:r>
-              <w:t>-4</w:t>
+            <w:r>
+              <w:t>1e-4</w:t>
             </w:r>
           </w:p>
         </w:tc>
@@ -12586,16 +9760,9 @@
             <w:tcW w:w="4536" w:type="dxa"/>
           </w:tcPr>
           <w:p>
-            <w:proofErr w:type="spellStart"/>
-            <w:proofErr w:type="gramStart"/>
-            <w:r>
-              <w:t>buffer</w:t>
-            </w:r>
-            <w:proofErr w:type="gramEnd"/>
-            <w:r>
-              <w:t>_size</w:t>
-            </w:r>
-            <w:proofErr w:type="spellEnd"/>
+            <w:r>
+              <w:t>buffer_size</w:t>
+            </w:r>
           </w:p>
         </w:tc>
         <w:tc>
@@ -12615,16 +9782,9 @@
             <w:tcW w:w="4536" w:type="dxa"/>
           </w:tcPr>
           <w:p>
-            <w:proofErr w:type="spellStart"/>
-            <w:proofErr w:type="gramStart"/>
-            <w:r>
-              <w:t>learning</w:t>
-            </w:r>
-            <w:proofErr w:type="gramEnd"/>
-            <w:r>
-              <w:t>_starts</w:t>
-            </w:r>
-            <w:proofErr w:type="spellEnd"/>
+            <w:r>
+              <w:t>learning_starts</w:t>
+            </w:r>
           </w:p>
         </w:tc>
         <w:tc>
@@ -12644,16 +9804,9 @@
             <w:tcW w:w="4536" w:type="dxa"/>
           </w:tcPr>
           <w:p>
-            <w:proofErr w:type="spellStart"/>
-            <w:proofErr w:type="gramStart"/>
-            <w:r>
-              <w:t>batch</w:t>
-            </w:r>
-            <w:proofErr w:type="gramEnd"/>
-            <w:r>
-              <w:t>_size</w:t>
-            </w:r>
-            <w:proofErr w:type="spellEnd"/>
+            <w:r>
+              <w:t>batch_size</w:t>
+            </w:r>
           </w:p>
         </w:tc>
         <w:tc>
@@ -12673,11 +9826,9 @@
             <w:tcW w:w="4536" w:type="dxa"/>
           </w:tcPr>
           <w:p>
-            <w:proofErr w:type="gramStart"/>
             <w:r>
               <w:t>gamma</w:t>
             </w:r>
-            <w:proofErr w:type="gramEnd"/>
           </w:p>
         </w:tc>
         <w:tc>
@@ -12697,16 +9848,9 @@
             <w:tcW w:w="4536" w:type="dxa"/>
           </w:tcPr>
           <w:p>
-            <w:proofErr w:type="spellStart"/>
-            <w:proofErr w:type="gramStart"/>
-            <w:r>
-              <w:t>exploration</w:t>
-            </w:r>
-            <w:proofErr w:type="gramEnd"/>
-            <w:r>
-              <w:t>_fraction</w:t>
-            </w:r>
-            <w:proofErr w:type="spellEnd"/>
+            <w:r>
+              <w:t>exploration_fraction</w:t>
+            </w:r>
           </w:p>
         </w:tc>
         <w:tc>
@@ -12726,16 +9870,9 @@
             <w:tcW w:w="4536" w:type="dxa"/>
           </w:tcPr>
           <w:p>
-            <w:proofErr w:type="spellStart"/>
-            <w:proofErr w:type="gramStart"/>
-            <w:r>
-              <w:t>exploration</w:t>
-            </w:r>
-            <w:proofErr w:type="gramEnd"/>
-            <w:r>
-              <w:t>_final_eps</w:t>
-            </w:r>
-            <w:proofErr w:type="spellEnd"/>
+            <w:r>
+              <w:t>exploration_final_eps</w:t>
+            </w:r>
           </w:p>
         </w:tc>
         <w:tc>
@@ -12786,15 +9923,7 @@
         <w:t>.</w:t>
       </w:r>
       <w:r>
-        <w:t xml:space="preserve"> DQN </w:t>
-      </w:r>
-      <w:proofErr w:type="spellStart"/>
-      <w:r>
-        <w:t>Hiperparametreleri</w:t>
-      </w:r>
-      <w:proofErr w:type="spellEnd"/>
-      <w:r>
-        <w:t xml:space="preserve"> (train_rl.py)</w:t>
+        <w:t xml:space="preserve"> DQN Hiperparametreleri (train_rl.py)</w:t>
       </w:r>
     </w:p>
     <w:p/>
@@ -13123,23 +10252,21 @@
           <w:lang w:val="en-US"/>
         </w:rPr>
       </w:pPr>
-      <w:proofErr w:type="spellStart"/>
       <w:r>
         <w:rPr>
           <w:b/>
           <w:bCs/>
           <w:lang w:val="en-US"/>
         </w:rPr>
-        <w:t>Şekil</w:t>
-      </w:r>
-      <w:proofErr w:type="spellEnd"/>
+        <w:t>Şekil 3.10</w:t>
+      </w:r>
       <w:r>
         <w:rPr>
           <w:b/>
           <w:bCs/>
           <w:lang w:val="en-US"/>
         </w:rPr>
-        <w:t xml:space="preserve"> 3.10</w:t>
+        <w:t>.</w:t>
       </w:r>
       <w:r>
         <w:rPr>
@@ -13147,7 +10274,7 @@
           <w:bCs/>
           <w:lang w:val="en-US"/>
         </w:rPr>
-        <w:t>.</w:t>
+        <w:t>'</w:t>
       </w:r>
       <w:r>
         <w:rPr>
@@ -13155,7 +10282,7 @@
           <w:bCs/>
           <w:lang w:val="en-US"/>
         </w:rPr>
-        <w:t>'</w:t>
+        <w:t xml:space="preserve"> </w:t>
       </w:r>
       <w:r>
         <w:rPr>
@@ -13163,245 +10290,13 @@
           <w:bCs/>
           <w:lang w:val="en-US"/>
         </w:rPr>
-        <w:t xml:space="preserve"> </w:t>
-      </w:r>
-      <w:r>
-        <w:rPr>
-          <w:b/>
-          <w:bCs/>
+        <w:t>da</w:t>
+      </w:r>
+      <w:r>
+        <w:rPr>
           <w:lang w:val="en-US"/>
         </w:rPr>
-        <w:t>da</w:t>
-      </w:r>
-      <w:r>
-        <w:rPr>
-          <w:lang w:val="en-US"/>
-        </w:rPr>
-        <w:t xml:space="preserve"> DQN (Deep Q-Network) </w:t>
-      </w:r>
-      <w:proofErr w:type="spellStart"/>
-      <w:r>
-        <w:rPr>
-          <w:lang w:val="en-US"/>
-        </w:rPr>
-        <w:t>algoritmasının</w:t>
-      </w:r>
-      <w:proofErr w:type="spellEnd"/>
-      <w:r>
-        <w:rPr>
-          <w:lang w:val="en-US"/>
-        </w:rPr>
-        <w:t xml:space="preserve"> </w:t>
-      </w:r>
-      <w:proofErr w:type="spellStart"/>
-      <w:r>
-        <w:rPr>
-          <w:lang w:val="en-US"/>
-        </w:rPr>
-        <w:t>öğrenme</w:t>
-      </w:r>
-      <w:proofErr w:type="spellEnd"/>
-      <w:r>
-        <w:rPr>
-          <w:lang w:val="en-US"/>
-        </w:rPr>
-        <w:t xml:space="preserve"> </w:t>
-      </w:r>
-      <w:proofErr w:type="spellStart"/>
-      <w:r>
-        <w:rPr>
-          <w:lang w:val="en-US"/>
-        </w:rPr>
-        <w:t>sürecinde</w:t>
-      </w:r>
-      <w:proofErr w:type="spellEnd"/>
-      <w:r>
-        <w:rPr>
-          <w:lang w:val="en-US"/>
-        </w:rPr>
-        <w:t xml:space="preserve"> </w:t>
-      </w:r>
-      <w:proofErr w:type="spellStart"/>
-      <w:r>
-        <w:rPr>
-          <w:lang w:val="en-US"/>
-        </w:rPr>
-        <w:t>kullanılan</w:t>
-      </w:r>
-      <w:proofErr w:type="spellEnd"/>
-      <w:r>
-        <w:rPr>
-          <w:lang w:val="en-US"/>
-        </w:rPr>
-        <w:t xml:space="preserve"> </w:t>
-      </w:r>
-      <w:proofErr w:type="spellStart"/>
-      <w:r>
-        <w:rPr>
-          <w:lang w:val="en-US"/>
-        </w:rPr>
-        <w:t>temel</w:t>
-      </w:r>
-      <w:proofErr w:type="spellEnd"/>
-      <w:r>
-        <w:rPr>
-          <w:lang w:val="en-US"/>
-        </w:rPr>
-        <w:t xml:space="preserve"> </w:t>
-      </w:r>
-      <w:proofErr w:type="spellStart"/>
-      <w:r>
-        <w:rPr>
-          <w:lang w:val="en-US"/>
-        </w:rPr>
-        <w:t>matematiksel</w:t>
-      </w:r>
-      <w:proofErr w:type="spellEnd"/>
-      <w:r>
-        <w:rPr>
-          <w:lang w:val="en-US"/>
-        </w:rPr>
-        <w:t xml:space="preserve"> </w:t>
-      </w:r>
-      <w:proofErr w:type="spellStart"/>
-      <w:r>
-        <w:rPr>
-          <w:lang w:val="en-US"/>
-        </w:rPr>
-        <w:t>ifadeler</w:t>
-      </w:r>
-      <w:proofErr w:type="spellEnd"/>
-      <w:r>
-        <w:rPr>
-          <w:lang w:val="en-US"/>
-        </w:rPr>
-        <w:t xml:space="preserve"> </w:t>
-      </w:r>
-      <w:proofErr w:type="spellStart"/>
-      <w:r>
-        <w:rPr>
-          <w:lang w:val="en-US"/>
-        </w:rPr>
-        <w:t>gösterilmektedir</w:t>
-      </w:r>
-      <w:proofErr w:type="spellEnd"/>
-      <w:r>
-        <w:rPr>
-          <w:lang w:val="en-US"/>
-        </w:rPr>
-        <w:t>. DQN, durum-</w:t>
-      </w:r>
-      <w:proofErr w:type="spellStart"/>
-      <w:r>
-        <w:rPr>
-          <w:lang w:val="en-US"/>
-        </w:rPr>
-        <w:t>eylem</w:t>
-      </w:r>
-      <w:proofErr w:type="spellEnd"/>
-      <w:r>
-        <w:rPr>
-          <w:lang w:val="en-US"/>
-        </w:rPr>
-        <w:t xml:space="preserve"> </w:t>
-      </w:r>
-      <w:proofErr w:type="spellStart"/>
-      <w:r>
-        <w:rPr>
-          <w:lang w:val="en-US"/>
-        </w:rPr>
-        <w:t>çiftleri</w:t>
-      </w:r>
-      <w:proofErr w:type="spellEnd"/>
-      <w:r>
-        <w:rPr>
-          <w:lang w:val="en-US"/>
-        </w:rPr>
-        <w:t xml:space="preserve"> </w:t>
-      </w:r>
-      <w:proofErr w:type="spellStart"/>
-      <w:r>
-        <w:rPr>
-          <w:lang w:val="en-US"/>
-        </w:rPr>
-        <w:t>için</w:t>
-      </w:r>
-      <w:proofErr w:type="spellEnd"/>
-      <w:r>
-        <w:rPr>
-          <w:lang w:val="en-US"/>
-        </w:rPr>
-        <w:t xml:space="preserve"> </w:t>
-      </w:r>
-      <w:proofErr w:type="spellStart"/>
-      <w:r>
-        <w:rPr>
-          <w:lang w:val="en-US"/>
-        </w:rPr>
-        <w:t>beklenen</w:t>
-      </w:r>
-      <w:proofErr w:type="spellEnd"/>
-      <w:r>
-        <w:rPr>
-          <w:lang w:val="en-US"/>
-        </w:rPr>
-        <w:t xml:space="preserve"> </w:t>
-      </w:r>
-      <w:proofErr w:type="spellStart"/>
-      <w:r>
-        <w:rPr>
-          <w:lang w:val="en-US"/>
-        </w:rPr>
-        <w:t>toplam</w:t>
-      </w:r>
-      <w:proofErr w:type="spellEnd"/>
-      <w:r>
-        <w:rPr>
-          <w:lang w:val="en-US"/>
-        </w:rPr>
-        <w:t xml:space="preserve"> </w:t>
-      </w:r>
-      <w:proofErr w:type="spellStart"/>
-      <w:r>
-        <w:rPr>
-          <w:lang w:val="en-US"/>
-        </w:rPr>
-        <w:t>ödülü</w:t>
-      </w:r>
-      <w:proofErr w:type="spellEnd"/>
-      <w:r>
-        <w:rPr>
-          <w:lang w:val="en-US"/>
-        </w:rPr>
-        <w:t xml:space="preserve"> </w:t>
-      </w:r>
-      <w:proofErr w:type="spellStart"/>
-      <w:r>
-        <w:rPr>
-          <w:lang w:val="en-US"/>
-        </w:rPr>
-        <w:t>temsil</w:t>
-      </w:r>
-      <w:proofErr w:type="spellEnd"/>
-      <w:r>
-        <w:rPr>
-          <w:lang w:val="en-US"/>
-        </w:rPr>
-        <w:t xml:space="preserve"> </w:t>
-      </w:r>
-      <w:proofErr w:type="spellStart"/>
-      <w:r>
-        <w:rPr>
-          <w:lang w:val="en-US"/>
-        </w:rPr>
-        <w:t>eden</w:t>
-      </w:r>
-      <w:proofErr w:type="spellEnd"/>
-      <w:r>
-        <w:rPr>
-          <w:lang w:val="en-US"/>
-        </w:rPr>
-        <w:t xml:space="preserve"> </w:t>
+        <w:t xml:space="preserve"> DQN (Deep Q-Network) algoritmasının öğrenme sürecinde kullanılan temel matematiksel ifadeler gösterilmektedir. DQN, durum-eylem çiftleri için beklenen toplam ödülü temsil eden </w:t>
       </w:r>
       <m:oMath>
         <m:r>
@@ -13432,117 +10327,11 @@
           <w:lang w:val="en-US"/>
         </w:rPr>
       </w:pPr>
-      <w:proofErr w:type="spellStart"/>
       <w:r>
         <w:rPr>
           <w:lang w:val="en-US"/>
         </w:rPr>
-        <w:t>Algoritmanın</w:t>
-      </w:r>
-      <w:proofErr w:type="spellEnd"/>
-      <w:r>
-        <w:rPr>
-          <w:lang w:val="en-US"/>
-        </w:rPr>
-        <w:t xml:space="preserve"> </w:t>
-      </w:r>
-      <w:proofErr w:type="spellStart"/>
-      <w:r>
-        <w:rPr>
-          <w:lang w:val="en-US"/>
-        </w:rPr>
-        <w:t>temelinde</w:t>
-      </w:r>
-      <w:proofErr w:type="spellEnd"/>
-      <w:r>
-        <w:rPr>
-          <w:lang w:val="en-US"/>
-        </w:rPr>
-        <w:t xml:space="preserve"> </w:t>
-      </w:r>
-      <w:proofErr w:type="spellStart"/>
-      <w:r>
-        <w:rPr>
-          <w:lang w:val="en-US"/>
-        </w:rPr>
-        <w:t>yer</w:t>
-      </w:r>
-      <w:proofErr w:type="spellEnd"/>
-      <w:r>
-        <w:rPr>
-          <w:lang w:val="en-US"/>
-        </w:rPr>
-        <w:t xml:space="preserve"> </w:t>
-      </w:r>
-      <w:proofErr w:type="spellStart"/>
-      <w:r>
-        <w:rPr>
-          <w:lang w:val="en-US"/>
-        </w:rPr>
-        <w:t>alan</w:t>
-      </w:r>
-      <w:proofErr w:type="spellEnd"/>
-      <w:r>
-        <w:rPr>
-          <w:lang w:val="en-US"/>
-        </w:rPr>
-        <w:t xml:space="preserve"> Bellman </w:t>
-      </w:r>
-      <w:proofErr w:type="spellStart"/>
-      <w:r>
-        <w:rPr>
-          <w:lang w:val="en-US"/>
-        </w:rPr>
-        <w:t>hedef</w:t>
-      </w:r>
-      <w:proofErr w:type="spellEnd"/>
-      <w:r>
-        <w:rPr>
-          <w:lang w:val="en-US"/>
-        </w:rPr>
-        <w:t xml:space="preserve"> </w:t>
-      </w:r>
-      <w:proofErr w:type="spellStart"/>
-      <w:r>
-        <w:rPr>
-          <w:lang w:val="en-US"/>
-        </w:rPr>
-        <w:t>denklemi</w:t>
-      </w:r>
-      <w:proofErr w:type="spellEnd"/>
-      <w:r>
-        <w:rPr>
-          <w:lang w:val="en-US"/>
-        </w:rPr>
-        <w:t xml:space="preserve">, </w:t>
-      </w:r>
-      <w:proofErr w:type="spellStart"/>
-      <w:r>
-        <w:rPr>
-          <w:lang w:val="en-US"/>
-        </w:rPr>
-        <w:t>mevcut</w:t>
-      </w:r>
-      <w:proofErr w:type="spellEnd"/>
-      <w:r>
-        <w:rPr>
-          <w:lang w:val="en-US"/>
-        </w:rPr>
-        <w:t xml:space="preserve"> </w:t>
-      </w:r>
-      <w:proofErr w:type="spellStart"/>
-      <w:r>
-        <w:rPr>
-          <w:lang w:val="en-US"/>
-        </w:rPr>
-        <w:t>ödül</w:t>
-      </w:r>
-      <w:proofErr w:type="spellEnd"/>
-      <w:r>
-        <w:rPr>
-          <w:lang w:val="en-US"/>
-        </w:rPr>
-        <w:t xml:space="preserve"> (</w:t>
+        <w:t>Algoritmanın temelinde yer alan Bellman hedef denklemi, mevcut ödül (</w:t>
       </w:r>
       <m:oMath>
         <m:sSub>
@@ -13690,49 +10479,7 @@
         <w:rPr>
           <w:lang w:val="en-US"/>
         </w:rPr>
-        <w:t xml:space="preserve">) birleşiminden oluşmaktadır. Bu hedef değer, Q-ağının üretmiş olduğu tahmin </w:t>
-      </w:r>
-      <w:proofErr w:type="spellStart"/>
-      <w:r>
-        <w:rPr>
-          <w:lang w:val="en-US"/>
-        </w:rPr>
-        <w:t>ile</w:t>
-      </w:r>
-      <w:proofErr w:type="spellEnd"/>
-      <w:r>
-        <w:rPr>
-          <w:lang w:val="en-US"/>
-        </w:rPr>
-        <w:t xml:space="preserve"> </w:t>
-      </w:r>
-      <w:proofErr w:type="spellStart"/>
-      <w:r>
-        <w:rPr>
-          <w:lang w:val="en-US"/>
-        </w:rPr>
-        <w:t>karşılaştırılarak</w:t>
-      </w:r>
-      <w:proofErr w:type="spellEnd"/>
-      <w:r>
-        <w:rPr>
-          <w:lang w:val="en-US"/>
-        </w:rPr>
-        <w:t xml:space="preserve"> </w:t>
-      </w:r>
-      <w:proofErr w:type="spellStart"/>
-      <w:r>
-        <w:rPr>
-          <w:lang w:val="en-US"/>
-        </w:rPr>
-        <w:t>zamansal</w:t>
-      </w:r>
-      <w:proofErr w:type="spellEnd"/>
-      <w:r>
-        <w:rPr>
-          <w:lang w:val="en-US"/>
-        </w:rPr>
-        <w:t xml:space="preserve"> fark (Temporal Difference - TD) hatası hesaplanmaktadır.</w:t>
+        <w:t>) birleşiminden oluşmaktadır. Bu hedef değer, Q-ağının üretmiş olduğu tahmin ile karşılaştırılarak zamansal fark (Temporal Difference - TD) hatası hesaplanmaktadır.</w:t>
       </w:r>
     </w:p>
     <w:p>
@@ -13745,327 +10492,11 @@
           <w:lang w:val="en-US"/>
         </w:rPr>
       </w:pPr>
-      <w:proofErr w:type="spellStart"/>
       <w:r>
         <w:rPr>
           <w:lang w:val="en-US"/>
         </w:rPr>
-        <w:t>Öğrenme</w:t>
-      </w:r>
-      <w:proofErr w:type="spellEnd"/>
-      <w:r>
-        <w:rPr>
-          <w:lang w:val="en-US"/>
-        </w:rPr>
-        <w:t xml:space="preserve"> </w:t>
-      </w:r>
-      <w:proofErr w:type="spellStart"/>
-      <w:r>
-        <w:rPr>
-          <w:lang w:val="en-US"/>
-        </w:rPr>
-        <w:t>sürecinde</w:t>
-      </w:r>
-      <w:proofErr w:type="spellEnd"/>
-      <w:r>
-        <w:rPr>
-          <w:lang w:val="en-US"/>
-        </w:rPr>
-        <w:t xml:space="preserve"> </w:t>
-      </w:r>
-      <w:proofErr w:type="spellStart"/>
-      <w:r>
-        <w:rPr>
-          <w:lang w:val="en-US"/>
-        </w:rPr>
-        <w:t>kullanılan</w:t>
-      </w:r>
-      <w:proofErr w:type="spellEnd"/>
-      <w:r>
-        <w:rPr>
-          <w:lang w:val="en-US"/>
-        </w:rPr>
-        <w:t xml:space="preserve"> </w:t>
-      </w:r>
-      <w:proofErr w:type="spellStart"/>
-      <w:r>
-        <w:rPr>
-          <w:lang w:val="en-US"/>
-        </w:rPr>
-        <w:t>kayıp</w:t>
-      </w:r>
-      <w:proofErr w:type="spellEnd"/>
-      <w:r>
-        <w:rPr>
-          <w:lang w:val="en-US"/>
-        </w:rPr>
-        <w:t xml:space="preserve"> </w:t>
-      </w:r>
-      <w:proofErr w:type="spellStart"/>
-      <w:r>
-        <w:rPr>
-          <w:lang w:val="en-US"/>
-        </w:rPr>
-        <w:t>fonksiyonu</w:t>
-      </w:r>
-      <w:proofErr w:type="spellEnd"/>
-      <w:r>
-        <w:rPr>
-          <w:lang w:val="en-US"/>
-        </w:rPr>
-        <w:t xml:space="preserve">, Bellman </w:t>
-      </w:r>
-      <w:proofErr w:type="spellStart"/>
-      <w:r>
-        <w:rPr>
-          <w:lang w:val="en-US"/>
-        </w:rPr>
-        <w:t>hedefi</w:t>
-      </w:r>
-      <w:proofErr w:type="spellEnd"/>
-      <w:r>
-        <w:rPr>
-          <w:lang w:val="en-US"/>
-        </w:rPr>
-        <w:t xml:space="preserve"> </w:t>
-      </w:r>
-      <w:proofErr w:type="spellStart"/>
-      <w:r>
-        <w:rPr>
-          <w:lang w:val="en-US"/>
-        </w:rPr>
-        <w:t>ile</w:t>
-      </w:r>
-      <w:proofErr w:type="spellEnd"/>
-      <w:r>
-        <w:rPr>
-          <w:lang w:val="en-US"/>
-        </w:rPr>
-        <w:t xml:space="preserve"> </w:t>
-      </w:r>
-      <w:proofErr w:type="spellStart"/>
-      <w:r>
-        <w:rPr>
-          <w:lang w:val="en-US"/>
-        </w:rPr>
-        <w:t>ağın</w:t>
-      </w:r>
-      <w:proofErr w:type="spellEnd"/>
-      <w:r>
-        <w:rPr>
-          <w:lang w:val="en-US"/>
-        </w:rPr>
-        <w:t xml:space="preserve"> </w:t>
-      </w:r>
-      <w:proofErr w:type="spellStart"/>
-      <w:r>
-        <w:rPr>
-          <w:lang w:val="en-US"/>
-        </w:rPr>
-        <w:t>tahmini</w:t>
-      </w:r>
-      <w:proofErr w:type="spellEnd"/>
-      <w:r>
-        <w:rPr>
-          <w:lang w:val="en-US"/>
-        </w:rPr>
-        <w:t xml:space="preserve"> </w:t>
-      </w:r>
-      <w:proofErr w:type="spellStart"/>
-      <w:r>
-        <w:rPr>
-          <w:lang w:val="en-US"/>
-        </w:rPr>
-        <w:t>arasındaki</w:t>
-      </w:r>
-      <w:proofErr w:type="spellEnd"/>
-      <w:r>
-        <w:rPr>
-          <w:lang w:val="en-US"/>
-        </w:rPr>
-        <w:t xml:space="preserve"> </w:t>
-      </w:r>
-      <w:proofErr w:type="spellStart"/>
-      <w:r>
-        <w:rPr>
-          <w:lang w:val="en-US"/>
-        </w:rPr>
-        <w:t>karesel</w:t>
-      </w:r>
-      <w:proofErr w:type="spellEnd"/>
-      <w:r>
-        <w:rPr>
-          <w:lang w:val="en-US"/>
-        </w:rPr>
-        <w:t xml:space="preserve"> </w:t>
-      </w:r>
-      <w:proofErr w:type="spellStart"/>
-      <w:r>
-        <w:rPr>
-          <w:lang w:val="en-US"/>
-        </w:rPr>
-        <w:t>hatayı</w:t>
-      </w:r>
-      <w:proofErr w:type="spellEnd"/>
-      <w:r>
-        <w:rPr>
-          <w:lang w:val="en-US"/>
-        </w:rPr>
-        <w:t xml:space="preserve"> minimize </w:t>
-      </w:r>
-      <w:proofErr w:type="spellStart"/>
-      <w:r>
-        <w:rPr>
-          <w:lang w:val="en-US"/>
-        </w:rPr>
-        <w:t>etmeyi</w:t>
-      </w:r>
-      <w:proofErr w:type="spellEnd"/>
-      <w:r>
-        <w:rPr>
-          <w:lang w:val="en-US"/>
-        </w:rPr>
-        <w:t xml:space="preserve"> </w:t>
-      </w:r>
-      <w:proofErr w:type="spellStart"/>
-      <w:r>
-        <w:rPr>
-          <w:lang w:val="en-US"/>
-        </w:rPr>
-        <w:t>amaçlamaktadır</w:t>
-      </w:r>
-      <w:proofErr w:type="spellEnd"/>
-      <w:r>
-        <w:rPr>
-          <w:lang w:val="en-US"/>
-        </w:rPr>
-        <w:t xml:space="preserve">. </w:t>
-      </w:r>
-      <w:proofErr w:type="spellStart"/>
-      <w:r>
-        <w:rPr>
-          <w:lang w:val="en-US"/>
-        </w:rPr>
-        <w:t>Böylece</w:t>
-      </w:r>
-      <w:proofErr w:type="spellEnd"/>
-      <w:r>
-        <w:rPr>
-          <w:lang w:val="en-US"/>
-        </w:rPr>
-        <w:t xml:space="preserve"> Q-</w:t>
-      </w:r>
-      <w:proofErr w:type="spellStart"/>
-      <w:r>
-        <w:rPr>
-          <w:lang w:val="en-US"/>
-        </w:rPr>
-        <w:t>ağı</w:t>
-      </w:r>
-      <w:proofErr w:type="spellEnd"/>
-      <w:r>
-        <w:rPr>
-          <w:lang w:val="en-US"/>
-        </w:rPr>
-        <w:t xml:space="preserve">, her </w:t>
-      </w:r>
-      <w:proofErr w:type="spellStart"/>
-      <w:r>
-        <w:rPr>
-          <w:lang w:val="en-US"/>
-        </w:rPr>
-        <w:t>güncellemede</w:t>
-      </w:r>
-      <w:proofErr w:type="spellEnd"/>
-      <w:r>
-        <w:rPr>
-          <w:lang w:val="en-US"/>
-        </w:rPr>
-        <w:t xml:space="preserve"> </w:t>
-      </w:r>
-      <w:proofErr w:type="spellStart"/>
-      <w:r>
-        <w:rPr>
-          <w:lang w:val="en-US"/>
-        </w:rPr>
-        <w:t>daha</w:t>
-      </w:r>
-      <w:proofErr w:type="spellEnd"/>
-      <w:r>
-        <w:rPr>
-          <w:lang w:val="en-US"/>
-        </w:rPr>
-        <w:t xml:space="preserve"> </w:t>
-      </w:r>
-      <w:proofErr w:type="spellStart"/>
-      <w:r>
-        <w:rPr>
-          <w:lang w:val="en-US"/>
-        </w:rPr>
-        <w:t>doğru</w:t>
-      </w:r>
-      <w:proofErr w:type="spellEnd"/>
-      <w:r>
-        <w:rPr>
-          <w:lang w:val="en-US"/>
-        </w:rPr>
-        <w:t xml:space="preserve"> </w:t>
-      </w:r>
-      <w:proofErr w:type="spellStart"/>
-      <w:r>
-        <w:rPr>
-          <w:lang w:val="en-US"/>
-        </w:rPr>
-        <w:t>değer</w:t>
-      </w:r>
-      <w:proofErr w:type="spellEnd"/>
-      <w:r>
-        <w:rPr>
-          <w:lang w:val="en-US"/>
-        </w:rPr>
-        <w:t xml:space="preserve"> </w:t>
-      </w:r>
-      <w:proofErr w:type="spellStart"/>
-      <w:r>
-        <w:rPr>
-          <w:lang w:val="en-US"/>
-        </w:rPr>
-        <w:t>tahminleri</w:t>
-      </w:r>
-      <w:proofErr w:type="spellEnd"/>
-      <w:r>
-        <w:rPr>
-          <w:lang w:val="en-US"/>
-        </w:rPr>
-        <w:t xml:space="preserve"> </w:t>
-      </w:r>
-      <w:proofErr w:type="spellStart"/>
-      <w:r>
-        <w:rPr>
-          <w:lang w:val="en-US"/>
-        </w:rPr>
-        <w:t>üretmeye</w:t>
-      </w:r>
-      <w:proofErr w:type="spellEnd"/>
-      <w:r>
-        <w:rPr>
-          <w:lang w:val="en-US"/>
-        </w:rPr>
-        <w:t xml:space="preserve"> </w:t>
-      </w:r>
-      <w:proofErr w:type="spellStart"/>
-      <w:r>
-        <w:rPr>
-          <w:lang w:val="en-US"/>
-        </w:rPr>
-        <w:t>yaklaşmaktadır</w:t>
-      </w:r>
-      <w:proofErr w:type="spellEnd"/>
-      <w:r>
-        <w:rPr>
-          <w:lang w:val="en-US"/>
-        </w:rPr>
-        <w:t>.</w:t>
+        <w:t>Öğrenme sürecinde kullanılan kayıp fonksiyonu, Bellman hedefi ile ağın tahmini arasındaki karesel hatayı minimize etmeyi amaçlamaktadır. Böylece Q-ağı, her güncellemede daha doğru değer tahminleri üretmeye yaklaşmaktadır.</w:t>
       </w:r>
     </w:p>
     <w:p>
@@ -14078,75 +10509,11 @@
           <w:lang w:val="en-US"/>
         </w:rPr>
       </w:pPr>
-      <w:proofErr w:type="spellStart"/>
       <w:r>
         <w:rPr>
           <w:lang w:val="en-US"/>
         </w:rPr>
-        <w:t>DQN'de</w:t>
-      </w:r>
-      <w:proofErr w:type="spellEnd"/>
-      <w:r>
-        <w:rPr>
-          <w:lang w:val="en-US"/>
-        </w:rPr>
-        <w:t xml:space="preserve"> </w:t>
-      </w:r>
-      <w:proofErr w:type="spellStart"/>
-      <w:r>
-        <w:rPr>
-          <w:lang w:val="en-US"/>
-        </w:rPr>
-        <w:t>keşif</w:t>
-      </w:r>
-      <w:proofErr w:type="spellEnd"/>
-      <w:r>
-        <w:rPr>
-          <w:lang w:val="en-US"/>
-        </w:rPr>
-        <w:t xml:space="preserve"> </w:t>
-      </w:r>
-      <w:proofErr w:type="spellStart"/>
-      <w:r>
-        <w:rPr>
-          <w:lang w:val="en-US"/>
-        </w:rPr>
-        <w:t>ve</w:t>
-      </w:r>
-      <w:proofErr w:type="spellEnd"/>
-      <w:r>
-        <w:rPr>
-          <w:lang w:val="en-US"/>
-        </w:rPr>
-        <w:t xml:space="preserve"> </w:t>
-      </w:r>
-      <w:proofErr w:type="spellStart"/>
-      <w:r>
-        <w:rPr>
-          <w:lang w:val="en-US"/>
-        </w:rPr>
-        <w:t>kullanım</w:t>
-      </w:r>
-      <w:proofErr w:type="spellEnd"/>
-      <w:r>
-        <w:rPr>
-          <w:lang w:val="en-US"/>
-        </w:rPr>
-        <w:t xml:space="preserve"> </w:t>
-      </w:r>
-      <w:proofErr w:type="spellStart"/>
-      <w:r>
-        <w:rPr>
-          <w:lang w:val="en-US"/>
-        </w:rPr>
-        <w:t>dengesi</w:t>
-      </w:r>
-      <w:proofErr w:type="spellEnd"/>
-      <w:r>
-        <w:rPr>
-          <w:lang w:val="en-US"/>
-        </w:rPr>
-        <w:t xml:space="preserve"> </w:t>
+        <w:t xml:space="preserve">DQN'de keşif ve kullanım dengesi </w:t>
       </w:r>
       <m:oMath>
         <m:r>
@@ -14223,63 +10590,7 @@
         <w:rPr>
           <w:lang w:val="en-US"/>
         </w:rPr>
-        <w:t xml:space="preserve">Bu </w:t>
-      </w:r>
-      <w:proofErr w:type="spellStart"/>
-      <w:r>
-        <w:rPr>
-          <w:lang w:val="en-US"/>
-        </w:rPr>
-        <w:t>projede</w:t>
-      </w:r>
-      <w:proofErr w:type="spellEnd"/>
-      <w:r>
-        <w:rPr>
-          <w:lang w:val="en-US"/>
-        </w:rPr>
-        <w:t xml:space="preserve"> Stable-Baselines3 DQN </w:t>
-      </w:r>
-      <w:proofErr w:type="spellStart"/>
-      <w:r>
-        <w:rPr>
-          <w:lang w:val="en-US"/>
-        </w:rPr>
-        <w:t>implementasyonu</w:t>
-      </w:r>
-      <w:proofErr w:type="spellEnd"/>
-      <w:r>
-        <w:rPr>
-          <w:lang w:val="en-US"/>
-        </w:rPr>
-        <w:t xml:space="preserve"> </w:t>
-      </w:r>
-      <w:proofErr w:type="spellStart"/>
-      <w:r>
-        <w:rPr>
-          <w:lang w:val="en-US"/>
-        </w:rPr>
-        <w:t>kullanılmış</w:t>
-      </w:r>
-      <w:proofErr w:type="spellEnd"/>
-      <w:r>
-        <w:rPr>
-          <w:lang w:val="en-US"/>
-        </w:rPr>
-        <w:t xml:space="preserve"> </w:t>
-      </w:r>
-      <w:proofErr w:type="spellStart"/>
-      <w:r>
-        <w:rPr>
-          <w:lang w:val="en-US"/>
-        </w:rPr>
-        <w:t>olup</w:t>
-      </w:r>
-      <w:proofErr w:type="spellEnd"/>
-      <w:r>
-        <w:rPr>
-          <w:lang w:val="en-US"/>
-        </w:rPr>
-        <w:t xml:space="preserve"> </w:t>
+        <w:t xml:space="preserve">Bu projede Stable-Baselines3 DQN implementasyonu kullanılmış olup </w:t>
       </w:r>
       <m:oMath>
         <m:r>
@@ -14354,6 +10665,7 @@
           <w:bCs/>
           <w:i/>
           <w:iCs/>
+          <w:noProof/>
           <w:u w:val="single"/>
           <w:lang w:val="en-US"/>
         </w:rPr>
@@ -14550,23 +10862,21 @@
           <w:lang w:val="en-US"/>
         </w:rPr>
       </w:pPr>
-      <w:proofErr w:type="spellStart"/>
       <w:r>
         <w:rPr>
           <w:b/>
           <w:bCs/>
           <w:lang w:val="en-US"/>
         </w:rPr>
-        <w:t>Şekil</w:t>
-      </w:r>
-      <w:proofErr w:type="spellEnd"/>
+        <w:t>Şekil 3.11</w:t>
+      </w:r>
       <w:r>
         <w:rPr>
           <w:b/>
           <w:bCs/>
           <w:lang w:val="en-US"/>
         </w:rPr>
-        <w:t xml:space="preserve"> 3.11</w:t>
+        <w:t>.</w:t>
       </w:r>
       <w:r>
         <w:rPr>
@@ -14574,7 +10884,7 @@
           <w:bCs/>
           <w:lang w:val="en-US"/>
         </w:rPr>
-        <w:t>.</w:t>
+        <w:t>'</w:t>
       </w:r>
       <w:r>
         <w:rPr>
@@ -14582,7 +10892,7 @@
           <w:bCs/>
           <w:lang w:val="en-US"/>
         </w:rPr>
-        <w:t>'</w:t>
+        <w:t xml:space="preserve"> </w:t>
       </w:r>
       <w:r>
         <w:rPr>
@@ -14590,623 +10900,13 @@
           <w:bCs/>
           <w:lang w:val="en-US"/>
         </w:rPr>
-        <w:t xml:space="preserve"> </w:t>
-      </w:r>
-      <w:r>
-        <w:rPr>
-          <w:b/>
-          <w:bCs/>
+        <w:t>de</w:t>
+      </w:r>
+      <w:r>
+        <w:rPr>
           <w:lang w:val="en-US"/>
         </w:rPr>
-        <w:t>de</w:t>
-      </w:r>
-      <w:r>
-        <w:rPr>
-          <w:lang w:val="en-US"/>
-        </w:rPr>
-        <w:t xml:space="preserve"> Akıllı Park </w:t>
-      </w:r>
-      <w:proofErr w:type="spellStart"/>
-      <w:r>
-        <w:rPr>
-          <w:lang w:val="en-US"/>
-        </w:rPr>
-        <w:t>projesinde</w:t>
-      </w:r>
-      <w:proofErr w:type="spellEnd"/>
-      <w:r>
-        <w:rPr>
-          <w:lang w:val="en-US"/>
-        </w:rPr>
-        <w:t xml:space="preserve"> </w:t>
-      </w:r>
-      <w:proofErr w:type="spellStart"/>
-      <w:r>
-        <w:rPr>
-          <w:lang w:val="en-US"/>
-        </w:rPr>
-        <w:t>kullanılan</w:t>
-      </w:r>
-      <w:proofErr w:type="spellEnd"/>
-      <w:r>
-        <w:rPr>
-          <w:lang w:val="en-US"/>
-        </w:rPr>
-        <w:t xml:space="preserve"> DQN </w:t>
-      </w:r>
-      <w:proofErr w:type="spellStart"/>
-      <w:r>
-        <w:rPr>
-          <w:lang w:val="en-US"/>
-        </w:rPr>
-        <w:t>algoritmasının</w:t>
-      </w:r>
-      <w:proofErr w:type="spellEnd"/>
-      <w:r>
-        <w:rPr>
-          <w:lang w:val="en-US"/>
-        </w:rPr>
-        <w:t xml:space="preserve"> </w:t>
-      </w:r>
-      <w:proofErr w:type="spellStart"/>
-      <w:r>
-        <w:rPr>
-          <w:lang w:val="en-US"/>
-        </w:rPr>
-        <w:t>eğitim</w:t>
-      </w:r>
-      <w:proofErr w:type="spellEnd"/>
-      <w:r>
-        <w:rPr>
-          <w:lang w:val="en-US"/>
-        </w:rPr>
-        <w:t xml:space="preserve"> </w:t>
-      </w:r>
-      <w:proofErr w:type="spellStart"/>
-      <w:r>
-        <w:rPr>
-          <w:lang w:val="en-US"/>
-        </w:rPr>
-        <w:t>süreci</w:t>
-      </w:r>
-      <w:proofErr w:type="spellEnd"/>
-      <w:r>
-        <w:rPr>
-          <w:lang w:val="en-US"/>
-        </w:rPr>
-        <w:t xml:space="preserve"> </w:t>
-      </w:r>
-      <w:proofErr w:type="spellStart"/>
-      <w:r>
-        <w:rPr>
-          <w:lang w:val="en-US"/>
-        </w:rPr>
-        <w:t>gösterilmektedir</w:t>
-      </w:r>
-      <w:proofErr w:type="spellEnd"/>
-      <w:r>
-        <w:rPr>
-          <w:lang w:val="en-US"/>
-        </w:rPr>
-        <w:t xml:space="preserve">. </w:t>
-      </w:r>
-      <w:proofErr w:type="spellStart"/>
-      <w:r>
-        <w:rPr>
-          <w:lang w:val="en-US"/>
-        </w:rPr>
-        <w:t>Eğitim</w:t>
-      </w:r>
-      <w:proofErr w:type="spellEnd"/>
-      <w:r>
-        <w:rPr>
-          <w:lang w:val="en-US"/>
-        </w:rPr>
-        <w:t xml:space="preserve"> </w:t>
-      </w:r>
-      <w:proofErr w:type="spellStart"/>
-      <w:r>
-        <w:rPr>
-          <w:lang w:val="en-US"/>
-        </w:rPr>
-        <w:t>döngüsü</w:t>
-      </w:r>
-      <w:proofErr w:type="spellEnd"/>
-      <w:r>
-        <w:rPr>
-          <w:lang w:val="en-US"/>
-        </w:rPr>
-        <w:t xml:space="preserve">, </w:t>
-      </w:r>
-      <w:proofErr w:type="spellStart"/>
-      <w:r>
-        <w:rPr>
-          <w:lang w:val="en-US"/>
-        </w:rPr>
-        <w:t>ortamdan</w:t>
-      </w:r>
-      <w:proofErr w:type="spellEnd"/>
-      <w:r>
-        <w:rPr>
-          <w:lang w:val="en-US"/>
-        </w:rPr>
-        <w:t xml:space="preserve"> </w:t>
-      </w:r>
-      <w:proofErr w:type="spellStart"/>
-      <w:r>
-        <w:rPr>
-          <w:lang w:val="en-US"/>
-        </w:rPr>
-        <w:t>elde</w:t>
-      </w:r>
-      <w:proofErr w:type="spellEnd"/>
-      <w:r>
-        <w:rPr>
-          <w:lang w:val="en-US"/>
-        </w:rPr>
-        <w:t xml:space="preserve"> </w:t>
-      </w:r>
-      <w:proofErr w:type="spellStart"/>
-      <w:r>
-        <w:rPr>
-          <w:lang w:val="en-US"/>
-        </w:rPr>
-        <w:t>edilen</w:t>
-      </w:r>
-      <w:proofErr w:type="spellEnd"/>
-      <w:r>
-        <w:rPr>
-          <w:lang w:val="en-US"/>
-        </w:rPr>
-        <w:t xml:space="preserve"> </w:t>
-      </w:r>
-      <w:proofErr w:type="spellStart"/>
-      <w:r>
-        <w:rPr>
-          <w:lang w:val="en-US"/>
-        </w:rPr>
-        <w:t>gözlem</w:t>
-      </w:r>
-      <w:proofErr w:type="spellEnd"/>
-      <w:r>
-        <w:rPr>
-          <w:lang w:val="en-US"/>
-        </w:rPr>
-        <w:t xml:space="preserve"> </w:t>
-      </w:r>
-      <w:proofErr w:type="spellStart"/>
-      <w:r>
-        <w:rPr>
-          <w:lang w:val="en-US"/>
-        </w:rPr>
-        <w:t>vektörünün</w:t>
-      </w:r>
-      <w:proofErr w:type="spellEnd"/>
-      <w:r>
-        <w:rPr>
-          <w:lang w:val="en-US"/>
-        </w:rPr>
-        <w:t xml:space="preserve"> </w:t>
-      </w:r>
-      <w:proofErr w:type="spellStart"/>
-      <w:r>
-        <w:rPr>
-          <w:lang w:val="en-US"/>
-        </w:rPr>
-        <w:t>ajan</w:t>
-      </w:r>
-      <w:proofErr w:type="spellEnd"/>
-      <w:r>
-        <w:rPr>
-          <w:lang w:val="en-US"/>
-        </w:rPr>
-        <w:t xml:space="preserve"> </w:t>
-      </w:r>
-      <w:proofErr w:type="spellStart"/>
-      <w:r>
-        <w:rPr>
-          <w:lang w:val="en-US"/>
-        </w:rPr>
-        <w:t>tarafından</w:t>
-      </w:r>
-      <w:proofErr w:type="spellEnd"/>
-      <w:r>
-        <w:rPr>
-          <w:lang w:val="en-US"/>
-        </w:rPr>
-        <w:t xml:space="preserve"> </w:t>
-      </w:r>
-      <w:proofErr w:type="spellStart"/>
-      <w:r>
-        <w:rPr>
-          <w:lang w:val="en-US"/>
-        </w:rPr>
-        <w:t>işlenmesi</w:t>
-      </w:r>
-      <w:proofErr w:type="spellEnd"/>
-      <w:r>
-        <w:rPr>
-          <w:lang w:val="en-US"/>
-        </w:rPr>
-        <w:t xml:space="preserve"> </w:t>
-      </w:r>
-      <w:proofErr w:type="spellStart"/>
-      <w:r>
-        <w:rPr>
-          <w:lang w:val="en-US"/>
-        </w:rPr>
-        <w:t>ile</w:t>
-      </w:r>
-      <w:proofErr w:type="spellEnd"/>
-      <w:r>
-        <w:rPr>
-          <w:lang w:val="en-US"/>
-        </w:rPr>
-        <w:t xml:space="preserve"> </w:t>
-      </w:r>
-      <w:proofErr w:type="spellStart"/>
-      <w:r>
-        <w:rPr>
-          <w:lang w:val="en-US"/>
-        </w:rPr>
-        <w:t>başlamaktadır</w:t>
-      </w:r>
-      <w:proofErr w:type="spellEnd"/>
-      <w:r>
-        <w:rPr>
-          <w:lang w:val="en-US"/>
-        </w:rPr>
-        <w:t xml:space="preserve">. </w:t>
-      </w:r>
-      <w:proofErr w:type="spellStart"/>
-      <w:r>
-        <w:rPr>
-          <w:lang w:val="en-US"/>
-        </w:rPr>
-        <w:t>Gözlem</w:t>
-      </w:r>
-      <w:proofErr w:type="spellEnd"/>
-      <w:r>
-        <w:rPr>
-          <w:lang w:val="en-US"/>
-        </w:rPr>
-        <w:t xml:space="preserve"> </w:t>
-      </w:r>
-      <w:proofErr w:type="spellStart"/>
-      <w:r>
-        <w:rPr>
-          <w:lang w:val="en-US"/>
-        </w:rPr>
-        <w:t>vektörü</w:t>
-      </w:r>
-      <w:proofErr w:type="spellEnd"/>
-      <w:r>
-        <w:rPr>
-          <w:lang w:val="en-US"/>
-        </w:rPr>
-        <w:t xml:space="preserve">, 15×15 </w:t>
-      </w:r>
-      <w:proofErr w:type="spellStart"/>
-      <w:r>
-        <w:rPr>
-          <w:lang w:val="en-US"/>
-        </w:rPr>
-        <w:t>boyutundaki</w:t>
-      </w:r>
-      <w:proofErr w:type="spellEnd"/>
-      <w:r>
-        <w:rPr>
-          <w:lang w:val="en-US"/>
-        </w:rPr>
-        <w:t xml:space="preserve"> grid </w:t>
-      </w:r>
-      <w:proofErr w:type="spellStart"/>
-      <w:r>
-        <w:rPr>
-          <w:lang w:val="en-US"/>
-        </w:rPr>
-        <w:t>ortam</w:t>
-      </w:r>
-      <w:proofErr w:type="spellEnd"/>
-      <w:r>
-        <w:rPr>
-          <w:lang w:val="en-US"/>
-        </w:rPr>
-        <w:t xml:space="preserve"> </w:t>
-      </w:r>
-      <w:proofErr w:type="spellStart"/>
-      <w:r>
-        <w:rPr>
-          <w:lang w:val="en-US"/>
-        </w:rPr>
-        <w:t>bilgisinin</w:t>
-      </w:r>
-      <w:proofErr w:type="spellEnd"/>
-      <w:r>
-        <w:rPr>
-          <w:lang w:val="en-US"/>
-        </w:rPr>
-        <w:t xml:space="preserve"> </w:t>
-      </w:r>
-      <w:proofErr w:type="spellStart"/>
-      <w:r>
-        <w:rPr>
-          <w:lang w:val="en-US"/>
-        </w:rPr>
-        <w:t>yanı</w:t>
-      </w:r>
-      <w:proofErr w:type="spellEnd"/>
-      <w:r>
-        <w:rPr>
-          <w:lang w:val="en-US"/>
-        </w:rPr>
-        <w:t xml:space="preserve"> </w:t>
-      </w:r>
-      <w:proofErr w:type="spellStart"/>
-      <w:r>
-        <w:rPr>
-          <w:lang w:val="en-US"/>
-        </w:rPr>
-        <w:t>sıra</w:t>
-      </w:r>
-      <w:proofErr w:type="spellEnd"/>
-      <w:r>
-        <w:rPr>
-          <w:lang w:val="en-US"/>
-        </w:rPr>
-        <w:t xml:space="preserve"> LSTM </w:t>
-      </w:r>
-      <w:proofErr w:type="spellStart"/>
-      <w:r>
-        <w:rPr>
-          <w:lang w:val="en-US"/>
-        </w:rPr>
-        <w:t>modeli</w:t>
-      </w:r>
-      <w:proofErr w:type="spellEnd"/>
-      <w:r>
-        <w:rPr>
-          <w:lang w:val="en-US"/>
-        </w:rPr>
-        <w:t xml:space="preserve"> </w:t>
-      </w:r>
-      <w:proofErr w:type="spellStart"/>
-      <w:r>
-        <w:rPr>
-          <w:lang w:val="en-US"/>
-        </w:rPr>
-        <w:t>tarafından</w:t>
-      </w:r>
-      <w:proofErr w:type="spellEnd"/>
-      <w:r>
-        <w:rPr>
-          <w:lang w:val="en-US"/>
-        </w:rPr>
-        <w:t xml:space="preserve"> </w:t>
-      </w:r>
-      <w:proofErr w:type="spellStart"/>
-      <w:r>
-        <w:rPr>
-          <w:lang w:val="en-US"/>
-        </w:rPr>
-        <w:t>üretilen</w:t>
-      </w:r>
-      <w:proofErr w:type="spellEnd"/>
-      <w:r>
-        <w:rPr>
-          <w:lang w:val="en-US"/>
-        </w:rPr>
-        <w:t xml:space="preserve"> </w:t>
-      </w:r>
-      <w:proofErr w:type="spellStart"/>
-      <w:r>
-        <w:rPr>
-          <w:lang w:val="en-US"/>
-        </w:rPr>
-        <w:t>doluluk</w:t>
-      </w:r>
-      <w:proofErr w:type="spellEnd"/>
-      <w:r>
-        <w:rPr>
-          <w:lang w:val="en-US"/>
-        </w:rPr>
-        <w:t xml:space="preserve"> </w:t>
-      </w:r>
-      <w:proofErr w:type="spellStart"/>
-      <w:r>
-        <w:rPr>
-          <w:lang w:val="en-US"/>
-        </w:rPr>
-        <w:t>tahminini</w:t>
-      </w:r>
-      <w:proofErr w:type="spellEnd"/>
-      <w:r>
-        <w:rPr>
-          <w:lang w:val="en-US"/>
-        </w:rPr>
-        <w:t xml:space="preserve"> de </w:t>
-      </w:r>
-      <w:proofErr w:type="spellStart"/>
-      <w:r>
-        <w:rPr>
-          <w:lang w:val="en-US"/>
-        </w:rPr>
-        <w:t>içermektedir</w:t>
-      </w:r>
-      <w:proofErr w:type="spellEnd"/>
-      <w:r>
-        <w:rPr>
-          <w:lang w:val="en-US"/>
-        </w:rPr>
-        <w:t xml:space="preserve">. </w:t>
-      </w:r>
-      <w:proofErr w:type="spellStart"/>
-      <w:r>
-        <w:rPr>
-          <w:lang w:val="en-US"/>
-        </w:rPr>
-        <w:t>Böylece</w:t>
-      </w:r>
-      <w:proofErr w:type="spellEnd"/>
-      <w:r>
-        <w:rPr>
-          <w:lang w:val="en-US"/>
-        </w:rPr>
-        <w:t xml:space="preserve"> </w:t>
-      </w:r>
-      <w:proofErr w:type="spellStart"/>
-      <w:r>
-        <w:rPr>
-          <w:lang w:val="en-US"/>
-        </w:rPr>
-        <w:t>ajan</w:t>
-      </w:r>
-      <w:proofErr w:type="spellEnd"/>
-      <w:r>
-        <w:rPr>
-          <w:lang w:val="en-US"/>
-        </w:rPr>
-        <w:t xml:space="preserve"> </w:t>
-      </w:r>
-      <w:proofErr w:type="spellStart"/>
-      <w:r>
-        <w:rPr>
-          <w:lang w:val="en-US"/>
-        </w:rPr>
-        <w:t>yalnızca</w:t>
-      </w:r>
-      <w:proofErr w:type="spellEnd"/>
-      <w:r>
-        <w:rPr>
-          <w:lang w:val="en-US"/>
-        </w:rPr>
-        <w:t xml:space="preserve"> </w:t>
-      </w:r>
-      <w:proofErr w:type="spellStart"/>
-      <w:r>
-        <w:rPr>
-          <w:lang w:val="en-US"/>
-        </w:rPr>
-        <w:t>mevcut</w:t>
-      </w:r>
-      <w:proofErr w:type="spellEnd"/>
-      <w:r>
-        <w:rPr>
-          <w:lang w:val="en-US"/>
-        </w:rPr>
-        <w:t xml:space="preserve"> </w:t>
-      </w:r>
-      <w:proofErr w:type="spellStart"/>
-      <w:r>
-        <w:rPr>
-          <w:lang w:val="en-US"/>
-        </w:rPr>
-        <w:t>ortam</w:t>
-      </w:r>
-      <w:proofErr w:type="spellEnd"/>
-      <w:r>
-        <w:rPr>
-          <w:lang w:val="en-US"/>
-        </w:rPr>
-        <w:t xml:space="preserve"> </w:t>
-      </w:r>
-      <w:proofErr w:type="spellStart"/>
-      <w:r>
-        <w:rPr>
-          <w:lang w:val="en-US"/>
-        </w:rPr>
-        <w:t>durumunu</w:t>
-      </w:r>
-      <w:proofErr w:type="spellEnd"/>
-      <w:r>
-        <w:rPr>
-          <w:lang w:val="en-US"/>
-        </w:rPr>
-        <w:t xml:space="preserve"> </w:t>
-      </w:r>
-      <w:proofErr w:type="spellStart"/>
-      <w:r>
-        <w:rPr>
-          <w:lang w:val="en-US"/>
-        </w:rPr>
-        <w:t>değil</w:t>
-      </w:r>
-      <w:proofErr w:type="spellEnd"/>
-      <w:r>
-        <w:rPr>
-          <w:lang w:val="en-US"/>
-        </w:rPr>
-        <w:t xml:space="preserve">, </w:t>
-      </w:r>
-      <w:proofErr w:type="spellStart"/>
-      <w:r>
-        <w:rPr>
-          <w:lang w:val="en-US"/>
-        </w:rPr>
-        <w:t>gelecekteki</w:t>
-      </w:r>
-      <w:proofErr w:type="spellEnd"/>
-      <w:r>
-        <w:rPr>
-          <w:lang w:val="en-US"/>
-        </w:rPr>
-        <w:t xml:space="preserve"> </w:t>
-      </w:r>
-      <w:proofErr w:type="spellStart"/>
-      <w:r>
-        <w:rPr>
-          <w:lang w:val="en-US"/>
-        </w:rPr>
-        <w:t>doluluk</w:t>
-      </w:r>
-      <w:proofErr w:type="spellEnd"/>
-      <w:r>
-        <w:rPr>
-          <w:lang w:val="en-US"/>
-        </w:rPr>
-        <w:t xml:space="preserve"> </w:t>
-      </w:r>
-      <w:proofErr w:type="spellStart"/>
-      <w:r>
-        <w:rPr>
-          <w:lang w:val="en-US"/>
-        </w:rPr>
-        <w:t>eğilimlerini</w:t>
-      </w:r>
-      <w:proofErr w:type="spellEnd"/>
-      <w:r>
-        <w:rPr>
-          <w:lang w:val="en-US"/>
-        </w:rPr>
-        <w:t xml:space="preserve"> de </w:t>
-      </w:r>
-      <w:proofErr w:type="spellStart"/>
-      <w:r>
-        <w:rPr>
-          <w:lang w:val="en-US"/>
-        </w:rPr>
-        <w:t>dikkate</w:t>
-      </w:r>
-      <w:proofErr w:type="spellEnd"/>
-      <w:r>
-        <w:rPr>
-          <w:lang w:val="en-US"/>
-        </w:rPr>
-        <w:t xml:space="preserve"> </w:t>
-      </w:r>
-      <w:proofErr w:type="spellStart"/>
-      <w:r>
-        <w:rPr>
-          <w:lang w:val="en-US"/>
-        </w:rPr>
-        <w:t>alabilmektedir</w:t>
-      </w:r>
-      <w:proofErr w:type="spellEnd"/>
-      <w:r>
-        <w:rPr>
-          <w:lang w:val="en-US"/>
-        </w:rPr>
-        <w:t>.</w:t>
+        <w:t xml:space="preserve"> Akıllı Park projesinde kullanılan DQN algoritmasının eğitim süreci gösterilmektedir. Eğitim döngüsü, ortamdan elde edilen gözlem vektörünün ajan tarafından işlenmesi ile başlamaktadır. Gözlem vektörü, 15×15 boyutundaki grid ortam bilgisinin yanı sıra LSTM modeli tarafından üretilen doluluk tahminini de içermektedir. Böylece ajan yalnızca mevcut ortam durumunu değil, gelecekteki doluluk eğilimlerini de dikkate alabilmektedir.</w:t>
       </w:r>
     </w:p>
     <w:p>
@@ -15223,217 +10923,7 @@
         <w:rPr>
           <w:lang w:val="en-US"/>
         </w:rPr>
-        <w:t xml:space="preserve">Ajan, ε-greedy </w:t>
-      </w:r>
-      <w:proofErr w:type="spellStart"/>
-      <w:r>
-        <w:rPr>
-          <w:lang w:val="en-US"/>
-        </w:rPr>
-        <w:t>stratejisi</w:t>
-      </w:r>
-      <w:proofErr w:type="spellEnd"/>
-      <w:r>
-        <w:rPr>
-          <w:lang w:val="en-US"/>
-        </w:rPr>
-        <w:t xml:space="preserve"> </w:t>
-      </w:r>
-      <w:proofErr w:type="spellStart"/>
-      <w:r>
-        <w:rPr>
-          <w:lang w:val="en-US"/>
-        </w:rPr>
-        <w:t>kullanarak</w:t>
-      </w:r>
-      <w:proofErr w:type="spellEnd"/>
-      <w:r>
-        <w:rPr>
-          <w:lang w:val="en-US"/>
-        </w:rPr>
-        <w:t xml:space="preserve"> </w:t>
-      </w:r>
-      <w:proofErr w:type="spellStart"/>
-      <w:r>
-        <w:rPr>
-          <w:lang w:val="en-US"/>
-        </w:rPr>
-        <w:t>bir</w:t>
-      </w:r>
-      <w:proofErr w:type="spellEnd"/>
-      <w:r>
-        <w:rPr>
-          <w:lang w:val="en-US"/>
-        </w:rPr>
-        <w:t xml:space="preserve"> </w:t>
-      </w:r>
-      <w:proofErr w:type="spellStart"/>
-      <w:r>
-        <w:rPr>
-          <w:lang w:val="en-US"/>
-        </w:rPr>
-        <w:t>eylem</w:t>
-      </w:r>
-      <w:proofErr w:type="spellEnd"/>
-      <w:r>
-        <w:rPr>
-          <w:lang w:val="en-US"/>
-        </w:rPr>
-        <w:t xml:space="preserve"> </w:t>
-      </w:r>
-      <w:proofErr w:type="spellStart"/>
-      <w:r>
-        <w:rPr>
-          <w:lang w:val="en-US"/>
-        </w:rPr>
-        <w:t>seçmekte</w:t>
-      </w:r>
-      <w:proofErr w:type="spellEnd"/>
-      <w:r>
-        <w:rPr>
-          <w:lang w:val="en-US"/>
-        </w:rPr>
-        <w:t xml:space="preserve"> </w:t>
-      </w:r>
-      <w:proofErr w:type="spellStart"/>
-      <w:r>
-        <w:rPr>
-          <w:lang w:val="en-US"/>
-        </w:rPr>
-        <w:t>ve</w:t>
-      </w:r>
-      <w:proofErr w:type="spellEnd"/>
-      <w:r>
-        <w:rPr>
-          <w:lang w:val="en-US"/>
-        </w:rPr>
-        <w:t xml:space="preserve"> </w:t>
-      </w:r>
-      <w:proofErr w:type="spellStart"/>
-      <w:r>
-        <w:rPr>
-          <w:lang w:val="en-US"/>
-        </w:rPr>
-        <w:t>seçilen</w:t>
-      </w:r>
-      <w:proofErr w:type="spellEnd"/>
-      <w:r>
-        <w:rPr>
-          <w:lang w:val="en-US"/>
-        </w:rPr>
-        <w:t xml:space="preserve"> </w:t>
-      </w:r>
-      <w:proofErr w:type="spellStart"/>
-      <w:r>
-        <w:rPr>
-          <w:lang w:val="en-US"/>
-        </w:rPr>
-        <w:t>eylemi</w:t>
-      </w:r>
-      <w:proofErr w:type="spellEnd"/>
-      <w:r>
-        <w:rPr>
-          <w:lang w:val="en-US"/>
-        </w:rPr>
-        <w:t xml:space="preserve"> </w:t>
-      </w:r>
-      <w:proofErr w:type="spellStart"/>
-      <w:r>
-        <w:rPr>
-          <w:lang w:val="en-US"/>
-        </w:rPr>
-        <w:t>ortam</w:t>
-      </w:r>
-      <w:proofErr w:type="spellEnd"/>
-      <w:r>
-        <w:rPr>
-          <w:lang w:val="en-US"/>
-        </w:rPr>
-        <w:t xml:space="preserve"> </w:t>
-      </w:r>
-      <w:proofErr w:type="spellStart"/>
-      <w:r>
-        <w:rPr>
-          <w:lang w:val="en-US"/>
-        </w:rPr>
-        <w:t>üzerinde</w:t>
-      </w:r>
-      <w:proofErr w:type="spellEnd"/>
-      <w:r>
-        <w:rPr>
-          <w:lang w:val="en-US"/>
-        </w:rPr>
-        <w:t xml:space="preserve"> </w:t>
-      </w:r>
-      <w:proofErr w:type="spellStart"/>
-      <w:r>
-        <w:rPr>
-          <w:lang w:val="en-US"/>
-        </w:rPr>
-        <w:t>uygulamaktadır</w:t>
-      </w:r>
-      <w:proofErr w:type="spellEnd"/>
-      <w:r>
-        <w:rPr>
-          <w:lang w:val="en-US"/>
-        </w:rPr>
-        <w:t xml:space="preserve">. </w:t>
-      </w:r>
-      <w:proofErr w:type="spellStart"/>
-      <w:r>
-        <w:rPr>
-          <w:lang w:val="en-US"/>
-        </w:rPr>
-        <w:t>Ortam</w:t>
-      </w:r>
-      <w:proofErr w:type="spellEnd"/>
-      <w:r>
-        <w:rPr>
-          <w:lang w:val="en-US"/>
-        </w:rPr>
-        <w:t xml:space="preserve"> </w:t>
-      </w:r>
-      <w:proofErr w:type="spellStart"/>
-      <w:r>
-        <w:rPr>
-          <w:lang w:val="en-US"/>
-        </w:rPr>
-        <w:t>tarafından</w:t>
-      </w:r>
-      <w:proofErr w:type="spellEnd"/>
-      <w:r>
-        <w:rPr>
-          <w:lang w:val="en-US"/>
-        </w:rPr>
-        <w:t xml:space="preserve"> </w:t>
-      </w:r>
-      <w:proofErr w:type="spellStart"/>
-      <w:r>
-        <w:rPr>
-          <w:lang w:val="en-US"/>
-        </w:rPr>
-        <w:t>üretilen</w:t>
-      </w:r>
-      <w:proofErr w:type="spellEnd"/>
-      <w:r>
-        <w:rPr>
-          <w:lang w:val="en-US"/>
-        </w:rPr>
-        <w:t xml:space="preserve"> </w:t>
-      </w:r>
-      <w:proofErr w:type="spellStart"/>
-      <w:r>
-        <w:rPr>
-          <w:lang w:val="en-US"/>
-        </w:rPr>
-        <w:t>ödül</w:t>
-      </w:r>
-      <w:proofErr w:type="spellEnd"/>
-      <w:r>
-        <w:rPr>
-          <w:lang w:val="en-US"/>
-        </w:rPr>
-        <w:t xml:space="preserve"> (</w:t>
+        <w:t>Ajan, ε-greedy stratejisi kullanarak bir eylem seçmekte ve seçilen eylemi ortam üzerinde uygulamaktadır. Ortam tarafından üretilen ödül (</w:t>
       </w:r>
       <m:oMath>
         <m:sSub>
@@ -15693,607 +11183,11 @@
           <w:lang w:val="en-US"/>
         </w:rPr>
       </w:pPr>
-      <w:proofErr w:type="spellStart"/>
       <w:r>
         <w:rPr>
           <w:lang w:val="en-US"/>
         </w:rPr>
-        <w:t>Belirli</w:t>
-      </w:r>
-      <w:proofErr w:type="spellEnd"/>
-      <w:r>
-        <w:rPr>
-          <w:lang w:val="en-US"/>
-        </w:rPr>
-        <w:t xml:space="preserve"> </w:t>
-      </w:r>
-      <w:proofErr w:type="spellStart"/>
-      <w:r>
-        <w:rPr>
-          <w:lang w:val="en-US"/>
-        </w:rPr>
-        <w:t>aralıklarla</w:t>
-      </w:r>
-      <w:proofErr w:type="spellEnd"/>
-      <w:r>
-        <w:rPr>
-          <w:lang w:val="en-US"/>
-        </w:rPr>
-        <w:t xml:space="preserve"> Replay Buffer </w:t>
-      </w:r>
-      <w:proofErr w:type="spellStart"/>
-      <w:r>
-        <w:rPr>
-          <w:lang w:val="en-US"/>
-        </w:rPr>
-        <w:t>içerisinden</w:t>
-      </w:r>
-      <w:proofErr w:type="spellEnd"/>
-      <w:r>
-        <w:rPr>
-          <w:lang w:val="en-US"/>
-        </w:rPr>
-        <w:t xml:space="preserve"> </w:t>
-      </w:r>
-      <w:proofErr w:type="spellStart"/>
-      <w:r>
-        <w:rPr>
-          <w:lang w:val="en-US"/>
-        </w:rPr>
-        <w:t>rastgele</w:t>
-      </w:r>
-      <w:proofErr w:type="spellEnd"/>
-      <w:r>
-        <w:rPr>
-          <w:lang w:val="en-US"/>
-        </w:rPr>
-        <w:t xml:space="preserve"> mini-batch </w:t>
-      </w:r>
-      <w:proofErr w:type="spellStart"/>
-      <w:r>
-        <w:rPr>
-          <w:lang w:val="en-US"/>
-        </w:rPr>
-        <w:t>örnekleri</w:t>
-      </w:r>
-      <w:proofErr w:type="spellEnd"/>
-      <w:r>
-        <w:rPr>
-          <w:lang w:val="en-US"/>
-        </w:rPr>
-        <w:t xml:space="preserve"> </w:t>
-      </w:r>
-      <w:proofErr w:type="spellStart"/>
-      <w:r>
-        <w:rPr>
-          <w:lang w:val="en-US"/>
-        </w:rPr>
-        <w:t>seçilmekte</w:t>
-      </w:r>
-      <w:proofErr w:type="spellEnd"/>
-      <w:r>
-        <w:rPr>
-          <w:lang w:val="en-US"/>
-        </w:rPr>
-        <w:t xml:space="preserve"> </w:t>
-      </w:r>
-      <w:proofErr w:type="spellStart"/>
-      <w:r>
-        <w:rPr>
-          <w:lang w:val="en-US"/>
-        </w:rPr>
-        <w:t>ve</w:t>
-      </w:r>
-      <w:proofErr w:type="spellEnd"/>
-      <w:r>
-        <w:rPr>
-          <w:lang w:val="en-US"/>
-        </w:rPr>
-        <w:t xml:space="preserve"> </w:t>
-      </w:r>
-      <w:proofErr w:type="spellStart"/>
-      <w:r>
-        <w:rPr>
-          <w:lang w:val="en-US"/>
-        </w:rPr>
-        <w:t>bu</w:t>
-      </w:r>
-      <w:proofErr w:type="spellEnd"/>
-      <w:r>
-        <w:rPr>
-          <w:lang w:val="en-US"/>
-        </w:rPr>
-        <w:t xml:space="preserve"> </w:t>
-      </w:r>
-      <w:proofErr w:type="spellStart"/>
-      <w:r>
-        <w:rPr>
-          <w:lang w:val="en-US"/>
-        </w:rPr>
-        <w:t>örnekler</w:t>
-      </w:r>
-      <w:proofErr w:type="spellEnd"/>
-      <w:r>
-        <w:rPr>
-          <w:lang w:val="en-US"/>
-        </w:rPr>
-        <w:t xml:space="preserve"> </w:t>
-      </w:r>
-      <w:proofErr w:type="spellStart"/>
-      <w:r>
-        <w:rPr>
-          <w:lang w:val="en-US"/>
-        </w:rPr>
-        <w:t>kullanılarak</w:t>
-      </w:r>
-      <w:proofErr w:type="spellEnd"/>
-      <w:r>
-        <w:rPr>
-          <w:lang w:val="en-US"/>
-        </w:rPr>
-        <w:t xml:space="preserve"> Bellman </w:t>
-      </w:r>
-      <w:proofErr w:type="spellStart"/>
-      <w:r>
-        <w:rPr>
-          <w:lang w:val="en-US"/>
-        </w:rPr>
-        <w:t>hedef</w:t>
-      </w:r>
-      <w:proofErr w:type="spellEnd"/>
-      <w:r>
-        <w:rPr>
-          <w:lang w:val="en-US"/>
-        </w:rPr>
-        <w:t xml:space="preserve"> </w:t>
-      </w:r>
-      <w:proofErr w:type="spellStart"/>
-      <w:r>
-        <w:rPr>
-          <w:lang w:val="en-US"/>
-        </w:rPr>
-        <w:t>değerleri</w:t>
-      </w:r>
-      <w:proofErr w:type="spellEnd"/>
-      <w:r>
-        <w:rPr>
-          <w:lang w:val="en-US"/>
-        </w:rPr>
-        <w:t xml:space="preserve"> </w:t>
-      </w:r>
-      <w:proofErr w:type="spellStart"/>
-      <w:r>
-        <w:rPr>
-          <w:lang w:val="en-US"/>
-        </w:rPr>
-        <w:t>hesaplanmaktadır</w:t>
-      </w:r>
-      <w:proofErr w:type="spellEnd"/>
-      <w:r>
-        <w:rPr>
-          <w:lang w:val="en-US"/>
-        </w:rPr>
-        <w:t xml:space="preserve">. Daha </w:t>
-      </w:r>
-      <w:proofErr w:type="spellStart"/>
-      <w:r>
-        <w:rPr>
-          <w:lang w:val="en-US"/>
-        </w:rPr>
-        <w:t>sonra</w:t>
-      </w:r>
-      <w:proofErr w:type="spellEnd"/>
-      <w:r>
-        <w:rPr>
-          <w:lang w:val="en-US"/>
-        </w:rPr>
-        <w:t xml:space="preserve"> Q-</w:t>
-      </w:r>
-      <w:proofErr w:type="spellStart"/>
-      <w:r>
-        <w:rPr>
-          <w:lang w:val="en-US"/>
-        </w:rPr>
-        <w:t>ağı</w:t>
-      </w:r>
-      <w:proofErr w:type="spellEnd"/>
-      <w:r>
-        <w:rPr>
-          <w:lang w:val="en-US"/>
-        </w:rPr>
-        <w:t xml:space="preserve"> </w:t>
-      </w:r>
-      <w:proofErr w:type="spellStart"/>
-      <w:r>
-        <w:rPr>
-          <w:lang w:val="en-US"/>
-        </w:rPr>
-        <w:t>tarafından</w:t>
-      </w:r>
-      <w:proofErr w:type="spellEnd"/>
-      <w:r>
-        <w:rPr>
-          <w:lang w:val="en-US"/>
-        </w:rPr>
-        <w:t xml:space="preserve"> </w:t>
-      </w:r>
-      <w:proofErr w:type="spellStart"/>
-      <w:r>
-        <w:rPr>
-          <w:lang w:val="en-US"/>
-        </w:rPr>
-        <w:t>tahmin</w:t>
-      </w:r>
-      <w:proofErr w:type="spellEnd"/>
-      <w:r>
-        <w:rPr>
-          <w:lang w:val="en-US"/>
-        </w:rPr>
-        <w:t xml:space="preserve"> </w:t>
-      </w:r>
-      <w:proofErr w:type="spellStart"/>
-      <w:r>
-        <w:rPr>
-          <w:lang w:val="en-US"/>
-        </w:rPr>
-        <w:t>edilen</w:t>
-      </w:r>
-      <w:proofErr w:type="spellEnd"/>
-      <w:r>
-        <w:rPr>
-          <w:lang w:val="en-US"/>
-        </w:rPr>
-        <w:t xml:space="preserve"> </w:t>
-      </w:r>
-      <w:proofErr w:type="spellStart"/>
-      <w:r>
-        <w:rPr>
-          <w:lang w:val="en-US"/>
-        </w:rPr>
-        <w:t>değerler</w:t>
-      </w:r>
-      <w:proofErr w:type="spellEnd"/>
-      <w:r>
-        <w:rPr>
-          <w:lang w:val="en-US"/>
-        </w:rPr>
-        <w:t xml:space="preserve"> </w:t>
-      </w:r>
-      <w:proofErr w:type="spellStart"/>
-      <w:r>
-        <w:rPr>
-          <w:lang w:val="en-US"/>
-        </w:rPr>
-        <w:t>ile</w:t>
-      </w:r>
-      <w:proofErr w:type="spellEnd"/>
-      <w:r>
-        <w:rPr>
-          <w:lang w:val="en-US"/>
-        </w:rPr>
-        <w:t xml:space="preserve"> </w:t>
-      </w:r>
-      <w:proofErr w:type="spellStart"/>
-      <w:r>
-        <w:rPr>
-          <w:lang w:val="en-US"/>
-        </w:rPr>
-        <w:t>hedef</w:t>
-      </w:r>
-      <w:proofErr w:type="spellEnd"/>
-      <w:r>
-        <w:rPr>
-          <w:lang w:val="en-US"/>
-        </w:rPr>
-        <w:t xml:space="preserve"> </w:t>
-      </w:r>
-      <w:proofErr w:type="spellStart"/>
-      <w:r>
-        <w:rPr>
-          <w:lang w:val="en-US"/>
-        </w:rPr>
-        <w:t>değerler</w:t>
-      </w:r>
-      <w:proofErr w:type="spellEnd"/>
-      <w:r>
-        <w:rPr>
-          <w:lang w:val="en-US"/>
-        </w:rPr>
-        <w:t xml:space="preserve"> </w:t>
-      </w:r>
-      <w:proofErr w:type="spellStart"/>
-      <w:r>
-        <w:rPr>
-          <w:lang w:val="en-US"/>
-        </w:rPr>
-        <w:t>arasındaki</w:t>
-      </w:r>
-      <w:proofErr w:type="spellEnd"/>
-      <w:r>
-        <w:rPr>
-          <w:lang w:val="en-US"/>
-        </w:rPr>
-        <w:t xml:space="preserve"> </w:t>
-      </w:r>
-      <w:proofErr w:type="spellStart"/>
-      <w:r>
-        <w:rPr>
-          <w:lang w:val="en-US"/>
-        </w:rPr>
-        <w:t>zamansal</w:t>
-      </w:r>
-      <w:proofErr w:type="spellEnd"/>
-      <w:r>
-        <w:rPr>
-          <w:lang w:val="en-US"/>
-        </w:rPr>
-        <w:t xml:space="preserve"> fark (Temporal Difference - TD) </w:t>
-      </w:r>
-      <w:proofErr w:type="spellStart"/>
-      <w:r>
-        <w:rPr>
-          <w:lang w:val="en-US"/>
-        </w:rPr>
-        <w:t>hatası</w:t>
-      </w:r>
-      <w:proofErr w:type="spellEnd"/>
-      <w:r>
-        <w:rPr>
-          <w:lang w:val="en-US"/>
-        </w:rPr>
-        <w:t xml:space="preserve"> minimize </w:t>
-      </w:r>
-      <w:proofErr w:type="spellStart"/>
-      <w:r>
-        <w:rPr>
-          <w:lang w:val="en-US"/>
-        </w:rPr>
-        <w:t>edilerek</w:t>
-      </w:r>
-      <w:proofErr w:type="spellEnd"/>
-      <w:r>
-        <w:rPr>
-          <w:lang w:val="en-US"/>
-        </w:rPr>
-        <w:t xml:space="preserve"> </w:t>
-      </w:r>
-      <w:proofErr w:type="spellStart"/>
-      <w:r>
-        <w:rPr>
-          <w:lang w:val="en-US"/>
-        </w:rPr>
-        <w:t>ağ</w:t>
-      </w:r>
-      <w:proofErr w:type="spellEnd"/>
-      <w:r>
-        <w:rPr>
-          <w:lang w:val="en-US"/>
-        </w:rPr>
-        <w:t xml:space="preserve"> </w:t>
-      </w:r>
-      <w:proofErr w:type="spellStart"/>
-      <w:r>
-        <w:rPr>
-          <w:lang w:val="en-US"/>
-        </w:rPr>
-        <w:t>ağırlıkları</w:t>
-      </w:r>
-      <w:proofErr w:type="spellEnd"/>
-      <w:r>
-        <w:rPr>
-          <w:lang w:val="en-US"/>
-        </w:rPr>
-        <w:t xml:space="preserve"> </w:t>
-      </w:r>
-      <w:proofErr w:type="spellStart"/>
-      <w:r>
-        <w:rPr>
-          <w:lang w:val="en-US"/>
-        </w:rPr>
-        <w:t>güncellenmektedir</w:t>
-      </w:r>
-      <w:proofErr w:type="spellEnd"/>
-      <w:r>
-        <w:rPr>
-          <w:lang w:val="en-US"/>
-        </w:rPr>
-        <w:t xml:space="preserve">. </w:t>
-      </w:r>
-      <w:proofErr w:type="spellStart"/>
-      <w:r>
-        <w:rPr>
-          <w:lang w:val="en-US"/>
-        </w:rPr>
-        <w:t>Güncellenen</w:t>
-      </w:r>
-      <w:proofErr w:type="spellEnd"/>
-      <w:r>
-        <w:rPr>
-          <w:lang w:val="en-US"/>
-        </w:rPr>
-        <w:t xml:space="preserve"> </w:t>
-      </w:r>
-      <w:proofErr w:type="spellStart"/>
-      <w:r>
-        <w:rPr>
-          <w:lang w:val="en-US"/>
-        </w:rPr>
-        <w:t>ağ</w:t>
-      </w:r>
-      <w:proofErr w:type="spellEnd"/>
-      <w:r>
-        <w:rPr>
-          <w:lang w:val="en-US"/>
-        </w:rPr>
-        <w:t xml:space="preserve">, </w:t>
-      </w:r>
-      <w:proofErr w:type="spellStart"/>
-      <w:r>
-        <w:rPr>
-          <w:lang w:val="en-US"/>
-        </w:rPr>
-        <w:t>sonraki</w:t>
-      </w:r>
-      <w:proofErr w:type="spellEnd"/>
-      <w:r>
-        <w:rPr>
-          <w:lang w:val="en-US"/>
-        </w:rPr>
-        <w:t xml:space="preserve"> </w:t>
-      </w:r>
-      <w:proofErr w:type="spellStart"/>
-      <w:r>
-        <w:rPr>
-          <w:lang w:val="en-US"/>
-        </w:rPr>
-        <w:t>karar</w:t>
-      </w:r>
-      <w:proofErr w:type="spellEnd"/>
-      <w:r>
-        <w:rPr>
-          <w:lang w:val="en-US"/>
-        </w:rPr>
-        <w:t xml:space="preserve"> </w:t>
-      </w:r>
-      <w:proofErr w:type="spellStart"/>
-      <w:r>
-        <w:rPr>
-          <w:lang w:val="en-US"/>
-        </w:rPr>
-        <w:t>verme</w:t>
-      </w:r>
-      <w:proofErr w:type="spellEnd"/>
-      <w:r>
-        <w:rPr>
-          <w:lang w:val="en-US"/>
-        </w:rPr>
-        <w:t xml:space="preserve"> </w:t>
-      </w:r>
-      <w:proofErr w:type="spellStart"/>
-      <w:r>
-        <w:rPr>
-          <w:lang w:val="en-US"/>
-        </w:rPr>
-        <w:t>süreçlerinde</w:t>
-      </w:r>
-      <w:proofErr w:type="spellEnd"/>
-      <w:r>
-        <w:rPr>
-          <w:lang w:val="en-US"/>
-        </w:rPr>
-        <w:t xml:space="preserve"> </w:t>
-      </w:r>
-      <w:proofErr w:type="spellStart"/>
-      <w:r>
-        <w:rPr>
-          <w:lang w:val="en-US"/>
-        </w:rPr>
-        <w:t>kullanılmakta</w:t>
-      </w:r>
-      <w:proofErr w:type="spellEnd"/>
-      <w:r>
-        <w:rPr>
-          <w:lang w:val="en-US"/>
-        </w:rPr>
-        <w:t xml:space="preserve"> </w:t>
-      </w:r>
-      <w:proofErr w:type="spellStart"/>
-      <w:r>
-        <w:rPr>
-          <w:lang w:val="en-US"/>
-        </w:rPr>
-        <w:t>ve</w:t>
-      </w:r>
-      <w:proofErr w:type="spellEnd"/>
-      <w:r>
-        <w:rPr>
-          <w:lang w:val="en-US"/>
-        </w:rPr>
-        <w:t xml:space="preserve"> </w:t>
-      </w:r>
-      <w:proofErr w:type="spellStart"/>
-      <w:r>
-        <w:rPr>
-          <w:lang w:val="en-US"/>
-        </w:rPr>
-        <w:t>eğitim</w:t>
-      </w:r>
-      <w:proofErr w:type="spellEnd"/>
-      <w:r>
-        <w:rPr>
-          <w:lang w:val="en-US"/>
-        </w:rPr>
-        <w:t xml:space="preserve"> </w:t>
-      </w:r>
-      <w:proofErr w:type="spellStart"/>
-      <w:r>
-        <w:rPr>
-          <w:lang w:val="en-US"/>
-        </w:rPr>
-        <w:t>döngüsü</w:t>
-      </w:r>
-      <w:proofErr w:type="spellEnd"/>
-      <w:r>
-        <w:rPr>
-          <w:lang w:val="en-US"/>
-        </w:rPr>
-        <w:t xml:space="preserve"> </w:t>
-      </w:r>
-      <w:proofErr w:type="spellStart"/>
-      <w:r>
-        <w:rPr>
-          <w:lang w:val="en-US"/>
-        </w:rPr>
-        <w:t>bölüm</w:t>
-      </w:r>
-      <w:proofErr w:type="spellEnd"/>
-      <w:r>
-        <w:rPr>
-          <w:lang w:val="en-US"/>
-        </w:rPr>
-        <w:t xml:space="preserve"> </w:t>
-      </w:r>
-      <w:proofErr w:type="spellStart"/>
-      <w:r>
-        <w:rPr>
-          <w:lang w:val="en-US"/>
-        </w:rPr>
-        <w:t>sonuna</w:t>
-      </w:r>
-      <w:proofErr w:type="spellEnd"/>
-      <w:r>
-        <w:rPr>
-          <w:lang w:val="en-US"/>
-        </w:rPr>
-        <w:t xml:space="preserve"> </w:t>
-      </w:r>
-      <w:proofErr w:type="spellStart"/>
-      <w:r>
-        <w:rPr>
-          <w:lang w:val="en-US"/>
-        </w:rPr>
-        <w:t>kadar</w:t>
-      </w:r>
-      <w:proofErr w:type="spellEnd"/>
-      <w:r>
-        <w:rPr>
-          <w:lang w:val="en-US"/>
-        </w:rPr>
-        <w:t xml:space="preserve"> </w:t>
-      </w:r>
-      <w:proofErr w:type="spellStart"/>
-      <w:r>
-        <w:rPr>
-          <w:lang w:val="en-US"/>
-        </w:rPr>
-        <w:t>tekrarlanmaktadır</w:t>
-      </w:r>
-      <w:proofErr w:type="spellEnd"/>
-      <w:r>
-        <w:rPr>
-          <w:lang w:val="en-US"/>
-        </w:rPr>
-        <w:t>.</w:t>
+        <w:t>Belirli aralıklarla Replay Buffer içerisinden rastgele mini-batch örnekleri seçilmekte ve bu örnekler kullanılarak Bellman hedef değerleri hesaplanmaktadır. Daha sonra Q-ağı tarafından tahmin edilen değerler ile hedef değerler arasındaki zamansal fark (Temporal Difference - TD) hatası minimize edilerek ağ ağırlıkları güncellenmektedir. Güncellenen ağ, sonraki karar verme süreçlerinde kullanılmakta ve eğitim döngüsü bölüm sonuna kadar tekrarlanmaktadır.</w:t>
       </w:r>
     </w:p>
     <w:p>
@@ -16310,590 +11204,8 @@
         <w:rPr>
           <w:lang w:val="en-US"/>
         </w:rPr>
-        <w:t xml:space="preserve">Bu </w:t>
-      </w:r>
-      <w:proofErr w:type="spellStart"/>
-      <w:r>
-        <w:rPr>
-          <w:lang w:val="en-US"/>
-        </w:rPr>
-        <w:t>yapı</w:t>
-      </w:r>
-      <w:proofErr w:type="spellEnd"/>
-      <w:r>
-        <w:rPr>
-          <w:lang w:val="en-US"/>
-        </w:rPr>
-        <w:t xml:space="preserve"> </w:t>
-      </w:r>
-      <w:proofErr w:type="spellStart"/>
-      <w:r>
-        <w:rPr>
-          <w:lang w:val="en-US"/>
-        </w:rPr>
-        <w:t>sayesinde</w:t>
-      </w:r>
-      <w:proofErr w:type="spellEnd"/>
-      <w:r>
-        <w:rPr>
-          <w:lang w:val="en-US"/>
-        </w:rPr>
-        <w:t xml:space="preserve"> DQN </w:t>
-      </w:r>
-      <w:proofErr w:type="spellStart"/>
-      <w:r>
-        <w:rPr>
-          <w:lang w:val="en-US"/>
-        </w:rPr>
-        <w:t>algoritması</w:t>
-      </w:r>
-      <w:proofErr w:type="spellEnd"/>
-      <w:r>
-        <w:rPr>
-          <w:lang w:val="en-US"/>
-        </w:rPr>
-        <w:t xml:space="preserve">, </w:t>
-      </w:r>
-      <w:proofErr w:type="spellStart"/>
-      <w:r>
-        <w:rPr>
-          <w:lang w:val="en-US"/>
-        </w:rPr>
-        <w:t>çevre</w:t>
-      </w:r>
-      <w:proofErr w:type="spellEnd"/>
-      <w:r>
-        <w:rPr>
-          <w:lang w:val="en-US"/>
-        </w:rPr>
-        <w:t xml:space="preserve"> </w:t>
-      </w:r>
-      <w:proofErr w:type="spellStart"/>
-      <w:r>
-        <w:rPr>
-          <w:lang w:val="en-US"/>
-        </w:rPr>
-        <w:t>ile</w:t>
-      </w:r>
-      <w:proofErr w:type="spellEnd"/>
-      <w:r>
-        <w:rPr>
-          <w:lang w:val="en-US"/>
-        </w:rPr>
-        <w:t xml:space="preserve"> </w:t>
-      </w:r>
-      <w:proofErr w:type="spellStart"/>
-      <w:r>
-        <w:rPr>
-          <w:lang w:val="en-US"/>
-        </w:rPr>
-        <w:t>etkileşim</w:t>
-      </w:r>
-      <w:proofErr w:type="spellEnd"/>
-      <w:r>
-        <w:rPr>
-          <w:lang w:val="en-US"/>
-        </w:rPr>
-        <w:t xml:space="preserve"> </w:t>
-      </w:r>
-      <w:proofErr w:type="spellStart"/>
-      <w:r>
-        <w:rPr>
-          <w:lang w:val="en-US"/>
-        </w:rPr>
-        <w:t>sonucu</w:t>
-      </w:r>
-      <w:proofErr w:type="spellEnd"/>
-      <w:r>
-        <w:rPr>
-          <w:lang w:val="en-US"/>
-        </w:rPr>
-        <w:t xml:space="preserve"> </w:t>
-      </w:r>
-      <w:proofErr w:type="spellStart"/>
-      <w:r>
-        <w:rPr>
-          <w:lang w:val="en-US"/>
-        </w:rPr>
-        <w:t>elde</w:t>
-      </w:r>
-      <w:proofErr w:type="spellEnd"/>
-      <w:r>
-        <w:rPr>
-          <w:lang w:val="en-US"/>
-        </w:rPr>
-        <w:t xml:space="preserve"> </w:t>
-      </w:r>
-      <w:proofErr w:type="spellStart"/>
-      <w:r>
-        <w:rPr>
-          <w:lang w:val="en-US"/>
-        </w:rPr>
-        <w:t>ettiği</w:t>
-      </w:r>
-      <w:proofErr w:type="spellEnd"/>
-      <w:r>
-        <w:rPr>
-          <w:lang w:val="en-US"/>
-        </w:rPr>
-        <w:t xml:space="preserve"> </w:t>
-      </w:r>
-      <w:proofErr w:type="spellStart"/>
-      <w:r>
-        <w:rPr>
-          <w:lang w:val="en-US"/>
-        </w:rPr>
-        <w:t>deneyimlerden</w:t>
-      </w:r>
-      <w:proofErr w:type="spellEnd"/>
-      <w:r>
-        <w:rPr>
-          <w:lang w:val="en-US"/>
-        </w:rPr>
-        <w:t xml:space="preserve"> </w:t>
-      </w:r>
-      <w:proofErr w:type="spellStart"/>
-      <w:r>
-        <w:rPr>
-          <w:lang w:val="en-US"/>
-        </w:rPr>
-        <w:t>öğrenerek</w:t>
-      </w:r>
-      <w:proofErr w:type="spellEnd"/>
-      <w:r>
-        <w:rPr>
-          <w:lang w:val="en-US"/>
-        </w:rPr>
-        <w:t xml:space="preserve"> </w:t>
-      </w:r>
-      <w:proofErr w:type="spellStart"/>
-      <w:r>
-        <w:rPr>
-          <w:lang w:val="en-US"/>
-        </w:rPr>
-        <w:t>zamanla</w:t>
-      </w:r>
-      <w:proofErr w:type="spellEnd"/>
-      <w:r>
-        <w:rPr>
-          <w:lang w:val="en-US"/>
-        </w:rPr>
-        <w:t xml:space="preserve"> </w:t>
-      </w:r>
-      <w:proofErr w:type="spellStart"/>
-      <w:r>
-        <w:rPr>
-          <w:lang w:val="en-US"/>
-        </w:rPr>
-        <w:t>daha</w:t>
-      </w:r>
-      <w:proofErr w:type="spellEnd"/>
-      <w:r>
-        <w:rPr>
-          <w:lang w:val="en-US"/>
-        </w:rPr>
-        <w:t xml:space="preserve"> </w:t>
-      </w:r>
-      <w:proofErr w:type="spellStart"/>
-      <w:r>
-        <w:rPr>
-          <w:lang w:val="en-US"/>
-        </w:rPr>
-        <w:t>yüksek</w:t>
-      </w:r>
-      <w:proofErr w:type="spellEnd"/>
-      <w:r>
-        <w:rPr>
-          <w:lang w:val="en-US"/>
-        </w:rPr>
-        <w:t xml:space="preserve"> </w:t>
-      </w:r>
-      <w:proofErr w:type="spellStart"/>
-      <w:r>
-        <w:rPr>
-          <w:lang w:val="en-US"/>
-        </w:rPr>
-        <w:t>ödül</w:t>
-      </w:r>
-      <w:proofErr w:type="spellEnd"/>
-      <w:r>
-        <w:rPr>
-          <w:lang w:val="en-US"/>
-        </w:rPr>
-        <w:t xml:space="preserve"> </w:t>
-      </w:r>
-      <w:proofErr w:type="spellStart"/>
-      <w:r>
-        <w:rPr>
-          <w:lang w:val="en-US"/>
-        </w:rPr>
-        <w:t>sağlayan</w:t>
-      </w:r>
-      <w:proofErr w:type="spellEnd"/>
-      <w:r>
-        <w:rPr>
-          <w:lang w:val="en-US"/>
-        </w:rPr>
-        <w:t xml:space="preserve"> </w:t>
-      </w:r>
-      <w:proofErr w:type="spellStart"/>
-      <w:r>
-        <w:rPr>
-          <w:lang w:val="en-US"/>
-        </w:rPr>
-        <w:t>eylemleri</w:t>
-      </w:r>
-      <w:proofErr w:type="spellEnd"/>
-      <w:r>
-        <w:rPr>
-          <w:lang w:val="en-US"/>
-        </w:rPr>
-        <w:t xml:space="preserve"> </w:t>
-      </w:r>
-      <w:proofErr w:type="spellStart"/>
-      <w:r>
-        <w:rPr>
-          <w:lang w:val="en-US"/>
-        </w:rPr>
-        <w:t>tercih</w:t>
-      </w:r>
-      <w:proofErr w:type="spellEnd"/>
-      <w:r>
-        <w:rPr>
-          <w:lang w:val="en-US"/>
-        </w:rPr>
-        <w:t xml:space="preserve"> </w:t>
-      </w:r>
-      <w:proofErr w:type="spellStart"/>
-      <w:r>
-        <w:rPr>
-          <w:lang w:val="en-US"/>
-        </w:rPr>
-        <w:t>etmeyi</w:t>
-      </w:r>
-      <w:proofErr w:type="spellEnd"/>
-      <w:r>
-        <w:rPr>
-          <w:lang w:val="en-US"/>
-        </w:rPr>
-        <w:t xml:space="preserve"> </w:t>
-      </w:r>
-      <w:proofErr w:type="spellStart"/>
-      <w:r>
-        <w:rPr>
-          <w:lang w:val="en-US"/>
-        </w:rPr>
-        <w:t>öğrenmektedir</w:t>
-      </w:r>
-      <w:proofErr w:type="spellEnd"/>
-      <w:r>
-        <w:rPr>
-          <w:lang w:val="en-US"/>
-        </w:rPr>
-        <w:t xml:space="preserve">. </w:t>
-      </w:r>
-      <w:proofErr w:type="spellStart"/>
-      <w:r>
-        <w:rPr>
-          <w:lang w:val="en-US"/>
-        </w:rPr>
-        <w:t>Ancak</w:t>
-      </w:r>
-      <w:proofErr w:type="spellEnd"/>
-      <w:r>
-        <w:rPr>
-          <w:lang w:val="en-US"/>
-        </w:rPr>
-        <w:t xml:space="preserve"> </w:t>
-      </w:r>
-      <w:proofErr w:type="spellStart"/>
-      <w:r>
-        <w:rPr>
-          <w:lang w:val="en-US"/>
-        </w:rPr>
-        <w:t>proje</w:t>
-      </w:r>
-      <w:proofErr w:type="spellEnd"/>
-      <w:r>
-        <w:rPr>
-          <w:lang w:val="en-US"/>
-        </w:rPr>
-        <w:t xml:space="preserve"> </w:t>
-      </w:r>
-      <w:proofErr w:type="spellStart"/>
-      <w:r>
-        <w:rPr>
-          <w:lang w:val="en-US"/>
-        </w:rPr>
-        <w:t>sonuçları</w:t>
-      </w:r>
-      <w:proofErr w:type="spellEnd"/>
-      <w:r>
-        <w:rPr>
-          <w:lang w:val="en-US"/>
-        </w:rPr>
-        <w:t xml:space="preserve">, </w:t>
-      </w:r>
-      <w:proofErr w:type="spellStart"/>
-      <w:r>
-        <w:rPr>
-          <w:lang w:val="en-US"/>
-        </w:rPr>
-        <w:t>yüksek</w:t>
-      </w:r>
-      <w:proofErr w:type="spellEnd"/>
-      <w:r>
-        <w:rPr>
-          <w:lang w:val="en-US"/>
-        </w:rPr>
-        <w:t xml:space="preserve"> </w:t>
-      </w:r>
-      <w:proofErr w:type="spellStart"/>
-      <w:r>
-        <w:rPr>
-          <w:lang w:val="en-US"/>
-        </w:rPr>
-        <w:t>boyutlu</w:t>
-      </w:r>
-      <w:proofErr w:type="spellEnd"/>
-      <w:r>
-        <w:rPr>
-          <w:lang w:val="en-US"/>
-        </w:rPr>
-        <w:t xml:space="preserve"> </w:t>
-      </w:r>
-      <w:proofErr w:type="spellStart"/>
-      <w:r>
-        <w:rPr>
-          <w:lang w:val="en-US"/>
-        </w:rPr>
-        <w:t>gözlem</w:t>
-      </w:r>
-      <w:proofErr w:type="spellEnd"/>
-      <w:r>
-        <w:rPr>
-          <w:lang w:val="en-US"/>
-        </w:rPr>
-        <w:t xml:space="preserve"> </w:t>
-      </w:r>
-      <w:proofErr w:type="spellStart"/>
-      <w:r>
-        <w:rPr>
-          <w:lang w:val="en-US"/>
-        </w:rPr>
-        <w:t>uzayında</w:t>
-      </w:r>
-      <w:proofErr w:type="spellEnd"/>
-      <w:r>
-        <w:rPr>
-          <w:lang w:val="en-US"/>
-        </w:rPr>
-        <w:t xml:space="preserve"> PPO </w:t>
-      </w:r>
-      <w:proofErr w:type="spellStart"/>
-      <w:r>
-        <w:rPr>
-          <w:lang w:val="en-US"/>
-        </w:rPr>
-        <w:t>algoritmasının</w:t>
-      </w:r>
-      <w:proofErr w:type="spellEnd"/>
-      <w:r>
-        <w:rPr>
-          <w:lang w:val="en-US"/>
-        </w:rPr>
-        <w:t xml:space="preserve"> </w:t>
-      </w:r>
-      <w:proofErr w:type="spellStart"/>
-      <w:r>
-        <w:rPr>
-          <w:lang w:val="en-US"/>
-        </w:rPr>
-        <w:t>daha</w:t>
-      </w:r>
-      <w:proofErr w:type="spellEnd"/>
-      <w:r>
-        <w:rPr>
-          <w:lang w:val="en-US"/>
-        </w:rPr>
-        <w:t xml:space="preserve"> </w:t>
-      </w:r>
-      <w:proofErr w:type="spellStart"/>
-      <w:r>
-        <w:rPr>
-          <w:lang w:val="en-US"/>
-        </w:rPr>
-        <w:t>kararlı</w:t>
-      </w:r>
-      <w:proofErr w:type="spellEnd"/>
-      <w:r>
-        <w:rPr>
-          <w:lang w:val="en-US"/>
-        </w:rPr>
-        <w:t xml:space="preserve"> </w:t>
-      </w:r>
-      <w:proofErr w:type="spellStart"/>
-      <w:r>
-        <w:rPr>
-          <w:lang w:val="en-US"/>
-        </w:rPr>
-        <w:t>öğrenme</w:t>
-      </w:r>
-      <w:proofErr w:type="spellEnd"/>
-      <w:r>
-        <w:rPr>
-          <w:lang w:val="en-US"/>
-        </w:rPr>
-        <w:t xml:space="preserve"> </w:t>
-      </w:r>
-      <w:proofErr w:type="spellStart"/>
-      <w:r>
-        <w:rPr>
-          <w:lang w:val="en-US"/>
-        </w:rPr>
-        <w:t>davranışı</w:t>
-      </w:r>
-      <w:proofErr w:type="spellEnd"/>
-      <w:r>
-        <w:rPr>
-          <w:lang w:val="en-US"/>
-        </w:rPr>
-        <w:t xml:space="preserve"> </w:t>
-      </w:r>
-      <w:proofErr w:type="spellStart"/>
-      <w:r>
-        <w:rPr>
-          <w:lang w:val="en-US"/>
-        </w:rPr>
-        <w:t>sergilediğini</w:t>
-      </w:r>
-      <w:proofErr w:type="spellEnd"/>
-      <w:r>
-        <w:rPr>
-          <w:lang w:val="en-US"/>
-        </w:rPr>
-        <w:t xml:space="preserve"> </w:t>
-      </w:r>
-      <w:proofErr w:type="spellStart"/>
-      <w:r>
-        <w:rPr>
-          <w:lang w:val="en-US"/>
-        </w:rPr>
-        <w:t>ve</w:t>
-      </w:r>
-      <w:proofErr w:type="spellEnd"/>
-      <w:r>
-        <w:rPr>
-          <w:lang w:val="en-US"/>
-        </w:rPr>
-        <w:t xml:space="preserve"> </w:t>
-      </w:r>
-      <w:proofErr w:type="spellStart"/>
-      <w:r>
-        <w:rPr>
-          <w:lang w:val="en-US"/>
-        </w:rPr>
-        <w:t>DQN'e</w:t>
-      </w:r>
-      <w:proofErr w:type="spellEnd"/>
-      <w:r>
-        <w:rPr>
-          <w:lang w:val="en-US"/>
-        </w:rPr>
-        <w:t xml:space="preserve"> </w:t>
-      </w:r>
-      <w:proofErr w:type="spellStart"/>
-      <w:r>
-        <w:rPr>
-          <w:lang w:val="en-US"/>
-        </w:rPr>
-        <w:t>kıyasla</w:t>
-      </w:r>
-      <w:proofErr w:type="spellEnd"/>
-      <w:r>
-        <w:rPr>
-          <w:lang w:val="en-US"/>
-        </w:rPr>
-        <w:t xml:space="preserve"> </w:t>
-      </w:r>
-      <w:proofErr w:type="spellStart"/>
-      <w:r>
-        <w:rPr>
-          <w:lang w:val="en-US"/>
-        </w:rPr>
-        <w:t>daha</w:t>
-      </w:r>
-      <w:proofErr w:type="spellEnd"/>
-      <w:r>
-        <w:rPr>
-          <w:lang w:val="en-US"/>
-        </w:rPr>
-        <w:t xml:space="preserve"> </w:t>
-      </w:r>
-      <w:proofErr w:type="spellStart"/>
-      <w:r>
-        <w:rPr>
-          <w:lang w:val="en-US"/>
-        </w:rPr>
-        <w:t>yüksek</w:t>
-      </w:r>
-      <w:proofErr w:type="spellEnd"/>
-      <w:r>
-        <w:rPr>
-          <w:lang w:val="en-US"/>
-        </w:rPr>
-        <w:t xml:space="preserve"> </w:t>
-      </w:r>
-      <w:proofErr w:type="spellStart"/>
-      <w:r>
-        <w:rPr>
-          <w:lang w:val="en-US"/>
-        </w:rPr>
-        <w:t>başarı</w:t>
-      </w:r>
-      <w:proofErr w:type="spellEnd"/>
-      <w:r>
-        <w:rPr>
-          <w:lang w:val="en-US"/>
-        </w:rPr>
-        <w:t xml:space="preserve"> </w:t>
-      </w:r>
-      <w:proofErr w:type="spellStart"/>
-      <w:r>
-        <w:rPr>
-          <w:lang w:val="en-US"/>
-        </w:rPr>
-        <w:t>oranına</w:t>
-      </w:r>
-      <w:proofErr w:type="spellEnd"/>
-      <w:r>
-        <w:rPr>
-          <w:lang w:val="en-US"/>
-        </w:rPr>
-        <w:t xml:space="preserve"> </w:t>
-      </w:r>
-      <w:proofErr w:type="spellStart"/>
-      <w:r>
-        <w:rPr>
-          <w:lang w:val="en-US"/>
-        </w:rPr>
-        <w:t>ulaştığını</w:t>
-      </w:r>
-      <w:proofErr w:type="spellEnd"/>
-      <w:r>
-        <w:rPr>
-          <w:lang w:val="en-US"/>
-        </w:rPr>
-        <w:t xml:space="preserve"> </w:t>
-      </w:r>
-      <w:proofErr w:type="spellStart"/>
-      <w:r>
-        <w:rPr>
-          <w:lang w:val="en-US"/>
-        </w:rPr>
-        <w:t>göstermiştir</w:t>
-      </w:r>
-      <w:proofErr w:type="spellEnd"/>
+        <w:t>Bu yapı sayesinde DQN algoritması, çevre ile etkileşim sonucu elde ettiği deneyimlerden öğrenerek zamanla daha yüksek ödül sağlayan eylemleri tercih etmeyi öğrenmektedir. Ancak proje sonuçları, yüksek boyutlu gözlem uzayında PPO algoritmasının daha kararlı öğrenme davranışı sergilediğini ve DQN'e kıyasla daha yüksek başarı oranına ulaştığını göstermiştir</w:t>
+      </w:r>
       <w:r>
         <w:rPr>
           <w:b/>
@@ -17082,6 +11394,66 @@
     </w:p>
     <w:p>
       <w:pPr>
+        <w:pStyle w:val="ekilyazs"/>
+      </w:pPr>
+    </w:p>
+    <w:p>
+      <w:pPr>
+        <w:pStyle w:val="ekilyazs"/>
+      </w:pPr>
+    </w:p>
+    <w:p>
+      <w:pPr>
+        <w:pStyle w:val="ekilyazs"/>
+      </w:pPr>
+    </w:p>
+    <w:p>
+      <w:pPr>
+        <w:pStyle w:val="ekilyazs"/>
+      </w:pPr>
+    </w:p>
+    <w:p>
+      <w:pPr>
+        <w:pStyle w:val="ekilyazs"/>
+      </w:pPr>
+    </w:p>
+    <w:p>
+      <w:pPr>
+        <w:pStyle w:val="ekilyazs"/>
+      </w:pPr>
+    </w:p>
+    <w:p>
+      <w:pPr>
+        <w:pStyle w:val="ekilyazs"/>
+      </w:pPr>
+    </w:p>
+    <w:p>
+      <w:pPr>
+        <w:pStyle w:val="ekilyazs"/>
+      </w:pPr>
+    </w:p>
+    <w:p>
+      <w:pPr>
+        <w:pStyle w:val="ekilyazs"/>
+      </w:pPr>
+    </w:p>
+    <w:p>
+      <w:pPr>
+        <w:pStyle w:val="ekilyazs"/>
+      </w:pPr>
+    </w:p>
+    <w:p>
+      <w:pPr>
+        <w:pStyle w:val="ekilyazs"/>
+      </w:pPr>
+    </w:p>
+    <w:p>
+      <w:pPr>
+        <w:pStyle w:val="ekilyazs"/>
+      </w:pPr>
+    </w:p>
+    <w:p>
+      <w:pPr>
         <w:pStyle w:val="Heading1"/>
         <w:numPr>
           <w:ilvl w:val="0"/>
@@ -17091,6 +11463,7 @@
       </w:pPr>
       <w:bookmarkStart w:id="78" w:name="_Toc231146560"/>
       <w:r>
+        <w:lastRenderedPageBreak/>
         <w:t>GELİŞTİRME</w:t>
       </w:r>
       <w:bookmarkEnd w:id="78"/>
@@ -17252,27 +11625,7 @@
         <w:t xml:space="preserve"> </w:t>
       </w:r>
       <w:r>
-        <w:t>fonksiyonda </w:t>
-      </w:r>
-      <w:proofErr w:type="spellStart"/>
-      <w:r>
-        <w:t>Capacity</w:t>
-      </w:r>
-      <w:proofErr w:type="spellEnd"/>
-      <w:r>
-        <w:t> ve </w:t>
-      </w:r>
-      <w:proofErr w:type="spellStart"/>
-      <w:r>
-        <w:t>Occupancy</w:t>
-      </w:r>
-      <w:proofErr w:type="spellEnd"/>
-      <w:r>
-        <w:t xml:space="preserve"> sütunları sayısal formata çevrilip geçersiz değerler ayıklanmıştır. Ardından kapasitesi 0’dan küçük/eşit olan, doluluğu negatif </w:t>
-      </w:r>
-      <w:r>
-        <w:lastRenderedPageBreak/>
-        <w:t>olan veya doluluğu kapasiteyi aşan kayıtlar silinerek analiz için tutarlı bir veri seti elde edilmiştir.</w:t>
+        <w:t>fonksiyonda Capacity ve Occupancy sütunları sayısal formata çevrilip geçersiz değerler ayıklanmıştır. Ardından kapasitesi 0’dan küçük/eşit olan, doluluğu negatif olan veya doluluğu kapasiteyi aşan kayıtlar silinerek analiz için tutarlı bir veri seti elde edilmiştir.</w:t>
       </w:r>
     </w:p>
     <w:p>
@@ -17431,15 +11784,7 @@
         <w:t xml:space="preserve"> </w:t>
       </w:r>
       <w:r>
-        <w:t>Zaman Serisine Uygun Train/</w:t>
-      </w:r>
-      <w:proofErr w:type="spellStart"/>
-      <w:r>
-        <w:t>Validation</w:t>
-      </w:r>
-      <w:proofErr w:type="spellEnd"/>
-      <w:r>
-        <w:t>/Test Bölme</w:t>
+        <w:t>Zaman Serisine Uygun Train/Validation/Test Bölme</w:t>
       </w:r>
     </w:p>
     <w:p>
@@ -17452,37 +11797,14 @@
           <w:b/>
           <w:bCs/>
         </w:rPr>
+        <w:lastRenderedPageBreak/>
         <w:t>Şekil 4.2.’de</w:t>
       </w:r>
       <w:r>
         <w:t xml:space="preserve"> </w:t>
       </w:r>
       <w:r>
-        <w:t>veri, zaman sırası bozulmadan </w:t>
-      </w:r>
-      <w:proofErr w:type="spellStart"/>
-      <w:r>
-        <w:t>LastUpdated</w:t>
-      </w:r>
-      <w:proofErr w:type="spellEnd"/>
-      <w:r>
-        <w:t xml:space="preserve"> alanına göre </w:t>
-      </w:r>
-      <w:proofErr w:type="spellStart"/>
-      <w:r>
-        <w:t>train</w:t>
-      </w:r>
-      <w:proofErr w:type="spellEnd"/>
-      <w:r>
-        <w:t>/</w:t>
-      </w:r>
-      <w:proofErr w:type="spellStart"/>
-      <w:r>
-        <w:t>validation</w:t>
-      </w:r>
-      <w:proofErr w:type="spellEnd"/>
-      <w:r>
-        <w:t>/test kümelerine ayrılmıştır. Benzersiz zaman damgaları üzerinden bölme yapılarak aynı ana ait kayıtların farklı kümelere dağılması engellenmiş, böylece veri sızıntısı riski azaltılıp model değerlendirmesi daha güvenilir hale getirilmiştir.</w:t>
+        <w:t>veri, zaman sırası bozulmadan LastUpdated alanına göre train/validation/test kümelerine ayrılmıştır. Benzersiz zaman damgaları üzerinden bölme yapılarak aynı ana ait kayıtların farklı kümelere dağılması engellenmiş, böylece veri sızıntısı riski azaltılıp model değerlendirmesi daha güvenilir hale getirilmiştir.</w:t>
       </w:r>
     </w:p>
     <w:p>
@@ -17504,7 +11826,6 @@
           <w:noProof/>
           <w:lang w:val="en-US"/>
         </w:rPr>
-        <w:lastRenderedPageBreak/>
         <w:drawing>
           <wp:anchor distT="0" distB="0" distL="114300" distR="114300" simplePos="0" relativeHeight="251667456" behindDoc="1" locked="0" layoutInCell="1" allowOverlap="1" wp14:anchorId="359479DA" wp14:editId="0D4B3669">
             <wp:simplePos x="0" y="0"/>
@@ -21664,15 +15985,7 @@
         <w:t xml:space="preserve">           ŞEKİL 4.17.</w:t>
       </w:r>
       <w:r>
-        <w:t xml:space="preserve"> Akıllı Park </w:t>
-      </w:r>
-      <w:proofErr w:type="spellStart"/>
-      <w:r>
-        <w:t>Streamlit</w:t>
-      </w:r>
-      <w:proofErr w:type="spellEnd"/>
-      <w:r>
-        <w:t xml:space="preserve"> Arayüzü Genel Görünümü</w:t>
+        <w:t xml:space="preserve"> Akıllı Park Streamlit Arayüzü Genel Görünümü</w:t>
       </w:r>
       <w:r>
         <w:rPr>
@@ -22294,7 +16607,7 @@
           <w:noProof/>
         </w:rPr>
         <w:drawing>
-          <wp:anchor distT="0" distB="0" distL="114300" distR="114300" simplePos="0" relativeHeight="251697152" behindDoc="1" locked="0" layoutInCell="1" allowOverlap="1" wp14:anchorId="766F8426" wp14:editId="246751B4">
+          <wp:anchor distT="0" distB="0" distL="114300" distR="114300" simplePos="0" relativeHeight="251697152" behindDoc="1" locked="0" layoutInCell="1" allowOverlap="1" wp14:anchorId="766F8426" wp14:editId="606E6097">
             <wp:simplePos x="0" y="0"/>
             <wp:positionH relativeFrom="margin">
               <wp:align>center</wp:align>
@@ -22626,80 +16939,16 @@
       <w:pPr>
         <w:pStyle w:val="ListParagraph"/>
       </w:pPr>
-      <w:proofErr w:type="spellStart"/>
-      <w:proofErr w:type="gramStart"/>
-      <w:r>
-        <w:t>python</w:t>
-      </w:r>
-      <w:proofErr w:type="spellEnd"/>
-      <w:proofErr w:type="gramEnd"/>
-      <w:r>
-        <w:t xml:space="preserve"> -m </w:t>
-      </w:r>
-      <w:proofErr w:type="spellStart"/>
-      <w:proofErr w:type="gramStart"/>
-      <w:r>
-        <w:t>venv</w:t>
-      </w:r>
-      <w:proofErr w:type="spellEnd"/>
-      <w:r>
-        <w:t xml:space="preserve"> .</w:t>
-      </w:r>
-      <w:proofErr w:type="spellStart"/>
-      <w:r>
-        <w:t>venv</w:t>
-      </w:r>
-      <w:proofErr w:type="spellEnd"/>
-      <w:proofErr w:type="gramEnd"/>
-      <w:r>
-        <w:t xml:space="preserve"> &amp;&amp; </w:t>
-      </w:r>
-      <w:proofErr w:type="gramStart"/>
-      <w:r>
-        <w:t>.\.</w:t>
-      </w:r>
-      <w:proofErr w:type="spellStart"/>
-      <w:r>
-        <w:t>venv</w:t>
-      </w:r>
-      <w:proofErr w:type="spellEnd"/>
-      <w:r>
-        <w:t>\</w:t>
-      </w:r>
-      <w:proofErr w:type="spellStart"/>
-      <w:r>
-        <w:t>Scripts</w:t>
-      </w:r>
-      <w:proofErr w:type="spellEnd"/>
-      <w:r>
-        <w:t>\Activate.ps1  (</w:t>
-      </w:r>
-      <w:proofErr w:type="gramEnd"/>
-      <w:r>
-        <w:t>Windows)</w:t>
+      <w:r>
+        <w:t>python -m venv .venv &amp;&amp; .\.venv\Scripts\Activate.ps1  (Windows)</w:t>
       </w:r>
     </w:p>
     <w:p>
       <w:pPr>
         <w:pStyle w:val="ListParagraph"/>
       </w:pPr>
-      <w:proofErr w:type="spellStart"/>
-      <w:proofErr w:type="gramStart"/>
-      <w:r>
-        <w:t>pip</w:t>
-      </w:r>
-      <w:proofErr w:type="spellEnd"/>
-      <w:proofErr w:type="gramEnd"/>
-      <w:r>
-        <w:t xml:space="preserve"> </w:t>
-      </w:r>
-      <w:proofErr w:type="spellStart"/>
-      <w:r>
-        <w:t>install</w:t>
-      </w:r>
-      <w:proofErr w:type="spellEnd"/>
-      <w:r>
-        <w:t xml:space="preserve"> -r requirements.txt</w:t>
+      <w:r>
+        <w:t>pip install -r requirements.txt</w:t>
       </w:r>
     </w:p>
     <w:p>
@@ -22707,206 +16956,71 @@
         <w:pStyle w:val="ListParagraph"/>
       </w:pPr>
       <w:r>
-        <w:t>data/</w:t>
-      </w:r>
-      <w:proofErr w:type="spellStart"/>
-      <w:r>
-        <w:t>raw</w:t>
-      </w:r>
-      <w:proofErr w:type="spellEnd"/>
-      <w:r>
-        <w:t>/parking.csv dosyasını yerleştirin</w:t>
+        <w:t>data/raw/parking.csv dosyasını yerleştirin</w:t>
       </w:r>
     </w:p>
     <w:p>
       <w:pPr>
         <w:pStyle w:val="ListParagraph"/>
       </w:pPr>
-      <w:proofErr w:type="spellStart"/>
-      <w:proofErr w:type="gramStart"/>
-      <w:r>
-        <w:t>python</w:t>
-      </w:r>
-      <w:proofErr w:type="spellEnd"/>
-      <w:proofErr w:type="gramEnd"/>
-      <w:r>
-        <w:t xml:space="preserve"> data_preparation.py</w:t>
+      <w:r>
+        <w:t>python data_preparation.py</w:t>
       </w:r>
     </w:p>
     <w:p>
       <w:pPr>
         <w:pStyle w:val="ListParagraph"/>
       </w:pPr>
-      <w:proofErr w:type="spellStart"/>
-      <w:proofErr w:type="gramStart"/>
-      <w:r>
-        <w:t>python</w:t>
-      </w:r>
-      <w:proofErr w:type="spellEnd"/>
-      <w:proofErr w:type="gramEnd"/>
-      <w:r>
-        <w:t xml:space="preserve"> </w:t>
-      </w:r>
-      <w:proofErr w:type="gramStart"/>
-      <w:r>
-        <w:t>eda.py  (</w:t>
-      </w:r>
-      <w:proofErr w:type="gramEnd"/>
-      <w:r>
-        <w:t>isteğe bağlı EDA grafikleri)</w:t>
+      <w:r>
+        <w:t>python eda.py  (isteğe bağlı EDA grafikleri)</w:t>
       </w:r>
     </w:p>
     <w:p>
       <w:pPr>
         <w:pStyle w:val="ListParagraph"/>
       </w:pPr>
-      <w:proofErr w:type="spellStart"/>
-      <w:proofErr w:type="gramStart"/>
-      <w:r>
-        <w:t>python</w:t>
-      </w:r>
-      <w:proofErr w:type="spellEnd"/>
-      <w:proofErr w:type="gramEnd"/>
-      <w:r>
-        <w:t xml:space="preserve"> train_lstm.py --</w:t>
-      </w:r>
-      <w:proofErr w:type="spellStart"/>
-      <w:r>
-        <w:t>cell</w:t>
-      </w:r>
-      <w:proofErr w:type="spellEnd"/>
-      <w:r>
-        <w:t xml:space="preserve"> </w:t>
-      </w:r>
-      <w:proofErr w:type="spellStart"/>
-      <w:r>
-        <w:t>lstm</w:t>
-      </w:r>
-      <w:proofErr w:type="spellEnd"/>
+      <w:r>
+        <w:t>python train_lstm.py --cell lstm</w:t>
+      </w:r>
     </w:p>
     <w:p>
       <w:pPr>
         <w:pStyle w:val="ListParagraph"/>
       </w:pPr>
-      <w:proofErr w:type="spellStart"/>
-      <w:proofErr w:type="gramStart"/>
-      <w:r>
-        <w:t>python</w:t>
-      </w:r>
-      <w:proofErr w:type="spellEnd"/>
-      <w:proofErr w:type="gramEnd"/>
-      <w:r>
-        <w:t xml:space="preserve"> </w:t>
-      </w:r>
-      <w:proofErr w:type="gramStart"/>
-      <w:r>
-        <w:t>train_tabular_baselines.py  (</w:t>
-      </w:r>
-      <w:proofErr w:type="gramEnd"/>
-      <w:r>
-        <w:t>isteğe bağlı)</w:t>
+      <w:r>
+        <w:t>python train_tabular_baselines.py  (isteğe bağlı)</w:t>
       </w:r>
     </w:p>
     <w:p>
       <w:pPr>
         <w:pStyle w:val="ListParagraph"/>
       </w:pPr>
-      <w:proofErr w:type="spellStart"/>
-      <w:proofErr w:type="gramStart"/>
-      <w:r>
-        <w:t>python</w:t>
-      </w:r>
-      <w:proofErr w:type="spellEnd"/>
-      <w:proofErr w:type="gramEnd"/>
-      <w:r>
-        <w:t xml:space="preserve"> train_rl.py --</w:t>
-      </w:r>
-      <w:proofErr w:type="spellStart"/>
-      <w:r>
-        <w:t>algo</w:t>
-      </w:r>
-      <w:proofErr w:type="spellEnd"/>
-      <w:r>
-        <w:t xml:space="preserve"> </w:t>
-      </w:r>
-      <w:proofErr w:type="spellStart"/>
-      <w:r>
-        <w:t>both</w:t>
-      </w:r>
-      <w:proofErr w:type="spellEnd"/>
+      <w:r>
+        <w:t>python train_rl.py --algo both</w:t>
+      </w:r>
     </w:p>
     <w:p>
       <w:pPr>
         <w:pStyle w:val="ListParagraph"/>
       </w:pPr>
-      <w:proofErr w:type="spellStart"/>
-      <w:proofErr w:type="gramStart"/>
-      <w:r>
-        <w:t>python</w:t>
-      </w:r>
-      <w:proofErr w:type="spellEnd"/>
-      <w:proofErr w:type="gramEnd"/>
-      <w:r>
-        <w:t xml:space="preserve"> evaluate.py --</w:t>
-      </w:r>
-      <w:proofErr w:type="spellStart"/>
-      <w:r>
-        <w:t>part</w:t>
-      </w:r>
-      <w:proofErr w:type="spellEnd"/>
-      <w:r>
-        <w:t xml:space="preserve"> </w:t>
-      </w:r>
-      <w:proofErr w:type="spellStart"/>
-      <w:r>
-        <w:t>all</w:t>
-      </w:r>
-      <w:proofErr w:type="spellEnd"/>
+      <w:r>
+        <w:t>python evaluate.py --part all</w:t>
+      </w:r>
     </w:p>
     <w:p>
       <w:pPr>
         <w:pStyle w:val="ListParagraph"/>
       </w:pPr>
-      <w:proofErr w:type="spellStart"/>
-      <w:proofErr w:type="gramStart"/>
-      <w:r>
-        <w:t>python</w:t>
-      </w:r>
-      <w:proofErr w:type="spellEnd"/>
-      <w:proofErr w:type="gramEnd"/>
-      <w:r>
-        <w:t xml:space="preserve"> evaluate_agents.py --</w:t>
-      </w:r>
-      <w:proofErr w:type="spellStart"/>
-      <w:r>
-        <w:t>episodes</w:t>
-      </w:r>
-      <w:proofErr w:type="spellEnd"/>
-      <w:r>
-        <w:t xml:space="preserve"> 40</w:t>
+      <w:r>
+        <w:t>python evaluate_agents.py --episodes 40</w:t>
       </w:r>
     </w:p>
     <w:p>
       <w:pPr>
         <w:pStyle w:val="ListParagraph"/>
       </w:pPr>
-      <w:proofErr w:type="spellStart"/>
-      <w:proofErr w:type="gramStart"/>
-      <w:r>
-        <w:t>streamlit</w:t>
-      </w:r>
-      <w:proofErr w:type="spellEnd"/>
-      <w:proofErr w:type="gramEnd"/>
-      <w:r>
-        <w:t xml:space="preserve"> </w:t>
-      </w:r>
-      <w:proofErr w:type="spellStart"/>
-      <w:r>
-        <w:t>run</w:t>
-      </w:r>
-      <w:proofErr w:type="spellEnd"/>
-      <w:r>
-        <w:t xml:space="preserve"> ui_streamlit/app.py</w:t>
+      <w:r>
+        <w:t>streamlit run ui_streamlit/app.py</w:t>
       </w:r>
     </w:p>
     <w:p>
@@ -23052,15 +17166,7 @@
           </w:tcPr>
           <w:p>
             <w:r>
-              <w:t>LSTM (</w:t>
-            </w:r>
-            <w:proofErr w:type="spellStart"/>
-            <w:r>
-              <w:t>PyTorch</w:t>
-            </w:r>
-            <w:proofErr w:type="spellEnd"/>
-            <w:r>
-              <w:t>)</w:t>
+              <w:t>LSTM (PyTorch)</w:t>
             </w:r>
           </w:p>
         </w:tc>
@@ -23111,19 +17217,9 @@
             <w:tcW w:w="1814" w:type="dxa"/>
           </w:tcPr>
           <w:p>
-            <w:proofErr w:type="spellStart"/>
-            <w:r>
-              <w:t>Random</w:t>
-            </w:r>
-            <w:proofErr w:type="spellEnd"/>
-            <w:r>
-              <w:t xml:space="preserve"> </w:t>
-            </w:r>
-            <w:proofErr w:type="spellStart"/>
-            <w:r>
-              <w:t>Forest</w:t>
-            </w:r>
-            <w:proofErr w:type="spellEnd"/>
+            <w:r>
+              <w:t>Random Forest</w:t>
+            </w:r>
           </w:p>
         </w:tc>
         <w:tc>
@@ -23173,11 +17269,9 @@
             <w:tcW w:w="1814" w:type="dxa"/>
           </w:tcPr>
           <w:p>
-            <w:proofErr w:type="spellStart"/>
             <w:r>
               <w:t>XGBoost</w:t>
             </w:r>
-            <w:proofErr w:type="spellEnd"/>
           </w:p>
         </w:tc>
         <w:tc>
@@ -23286,17 +17380,8 @@
           <w:b/>
           <w:bCs/>
         </w:rPr>
-        <w:t>MAE=0.1047, RMSE=0.1319, MAPE=</w:t>
-      </w:r>
-      <w:proofErr w:type="gramStart"/>
-      <w:r>
-        <w:rPr>
-          <w:b/>
-          <w:bCs/>
-        </w:rPr>
-        <w:t>%44.93</w:t>
-      </w:r>
-      <w:proofErr w:type="gramEnd"/>
+        <w:t>MAE=0.1047, RMSE=0.1319, MAPE=%44.93</w:t>
+      </w:r>
       <w:r>
         <w:t xml:space="preserve"> ve </w:t>
       </w:r>
@@ -23318,15 +17403,7 @@
         <w:t>n=268</w:t>
       </w:r>
       <w:r>
-        <w:t xml:space="preserve">). Tabular modeller (RF R²=0.6732, XGB R²=0.6403) bu veri setinde </w:t>
-      </w:r>
-      <w:proofErr w:type="spellStart"/>
-      <w:r>
-        <w:t>LSTM'den</w:t>
-      </w:r>
-      <w:proofErr w:type="spellEnd"/>
-      <w:r>
-        <w:t xml:space="preserve"> daha yüksek R² göstermiştir; ancak LSTM çıktısı RL gözlemine entegre edilebilir sürekli tahmin sinyali sağlar. MAPE değerinin yüksek olması, düşük doluluk anlarında küçük mutlak hataların oransal olarak büyük görünmesinden kaynaklanmaktadır.</w:t>
+        <w:t>). Tabular modeller (RF R²=0.6732, XGB R²=0.6403) bu veri setinde LSTM'den daha yüksek R² göstermiştir; ancak LSTM çıktısı RL gözlemine entegre edilebilir sürekli tahmin sinyali sağlar. MAPE değerinin yüksek olması, düşük doluluk anlarında küçük mutlak hataların oransal olarak büyük görünmesinden kaynaklanmaktadır.</w:t>
       </w:r>
     </w:p>
     <w:p>
@@ -23538,11 +17615,9 @@
             <w:tcW w:w="1815" w:type="dxa"/>
           </w:tcPr>
           <w:p>
-            <w:proofErr w:type="spellStart"/>
             <w:r>
               <w:t>Random</w:t>
             </w:r>
-            <w:proofErr w:type="spellEnd"/>
           </w:p>
         </w:tc>
         <w:tc>
@@ -23592,13 +17667,8 @@
             <w:tcW w:w="1815" w:type="dxa"/>
           </w:tcPr>
           <w:p>
-            <w:proofErr w:type="spellStart"/>
-            <w:r>
-              <w:t>Greedy</w:t>
-            </w:r>
-            <w:proofErr w:type="spellEnd"/>
-            <w:r>
-              <w:t xml:space="preserve"> Manhattan</w:t>
+            <w:r>
+              <w:t>Greedy Manhattan</w:t>
             </w:r>
           </w:p>
         </w:tc>
@@ -23846,16 +17916,11 @@
       <w:r>
         <w:t xml:space="preserve"> PPO, DQN ve </w:t>
       </w:r>
-      <w:proofErr w:type="spellStart"/>
       <w:r>
         <w:t>B</w:t>
       </w:r>
       <w:r>
-        <w:t>aseline</w:t>
-      </w:r>
-      <w:proofErr w:type="spellEnd"/>
-      <w:r>
-        <w:t xml:space="preserve"> </w:t>
+        <w:t xml:space="preserve">aseline </w:t>
       </w:r>
       <w:r>
         <w:t>A</w:t>
@@ -23878,21 +17943,12 @@
       <w:r>
         <w:t xml:space="preserve">100 bölümlük değerlendirmede PPO başarı oranı </w:t>
       </w:r>
-      <w:proofErr w:type="gramStart"/>
-      <w:r>
-        <w:rPr>
-          <w:b/>
-          <w:bCs/>
-        </w:rPr>
-        <w:t>%93.0</w:t>
-      </w:r>
-      <w:proofErr w:type="gramEnd"/>
-      <w:r>
-        <w:rPr>
-          <w:b/>
-          <w:bCs/>
-        </w:rPr>
-        <w:t>,</w:t>
+      <w:r>
+        <w:rPr>
+          <w:b/>
+          <w:bCs/>
+        </w:rPr>
+        <w:t>%93.0,</w:t>
       </w:r>
       <w:r>
         <w:t xml:space="preserve"> ortalama bölüm getirisi </w:t>
@@ -23907,7 +17963,6 @@
       <w:r>
         <w:t xml:space="preserve"> ve ortalama arama adımı </w:t>
       </w:r>
-      <w:proofErr w:type="gramStart"/>
       <w:r>
         <w:rPr>
           <w:b/>
@@ -23915,35 +17970,9 @@
         </w:rPr>
         <w:t>24.83</w:t>
       </w:r>
-      <w:proofErr w:type="gramEnd"/>
-      <w:r>
-        <w:t xml:space="preserve"> olarak ölçülmüştür. </w:t>
-      </w:r>
-      <w:proofErr w:type="spellStart"/>
-      <w:r>
-        <w:t>Random</w:t>
-      </w:r>
-      <w:proofErr w:type="spellEnd"/>
-      <w:r>
-        <w:t xml:space="preserve"> </w:t>
-      </w:r>
-      <w:proofErr w:type="spellStart"/>
-      <w:r>
-        <w:t>baseline'a</w:t>
-      </w:r>
-      <w:proofErr w:type="spellEnd"/>
-      <w:r>
-        <w:t xml:space="preserve"> kıyasla trafik yoğunluğu azaltma </w:t>
-      </w:r>
-      <w:proofErr w:type="spellStart"/>
-      <w:r>
-        <w:t>proxy</w:t>
-      </w:r>
-      <w:proofErr w:type="spellEnd"/>
-      <w:r>
-        <w:t xml:space="preserve"> değeri </w:t>
-      </w:r>
-      <w:proofErr w:type="gramStart"/>
+      <w:r>
+        <w:t xml:space="preserve"> olarak ölçülmüştür. Random baseline'a kıyasla trafik yoğunluğu azaltma proxy değeri </w:t>
+      </w:r>
       <w:r>
         <w:rPr>
           <w:b/>
@@ -23951,19 +17980,9 @@
         </w:rPr>
         <w:t>%86.83</w:t>
       </w:r>
-      <w:proofErr w:type="gramEnd"/>
-      <w:r>
-        <w:t xml:space="preserve"> olarak raporlanmıştır (`evaluate.py`). PPO, </w:t>
-      </w:r>
-      <w:proofErr w:type="spellStart"/>
-      <w:r>
-        <w:t>DQN'e</w:t>
-      </w:r>
-      <w:proofErr w:type="spellEnd"/>
-      <w:r>
-        <w:t xml:space="preserve"> göre belirgin üstünlük göstermiştir: DQN başarı oranı yalnızca </w:t>
-      </w:r>
-      <w:proofErr w:type="gramStart"/>
+      <w:r>
+        <w:t xml:space="preserve"> olarak raporlanmıştır (`evaluate.py`). PPO, DQN'e göre belirgin üstünlük göstermiştir: DQN başarı oranı yalnızca </w:t>
+      </w:r>
       <w:r>
         <w:rPr>
           <w:b/>
@@ -23971,7 +17990,6 @@
         </w:rPr>
         <w:t>%27.5</w:t>
       </w:r>
-      <w:proofErr w:type="gramEnd"/>
       <w:r>
         <w:t xml:space="preserve"> olup ortalama </w:t>
       </w:r>
@@ -24089,15 +18107,7 @@
         <w:t>’de</w:t>
       </w:r>
       <w:r>
-        <w:t xml:space="preserve"> PPO ajanının park ortamında hedef otoparka ulaşmak için izlediği rota görülmektedir. Ajanın düşük </w:t>
-      </w:r>
-      <w:proofErr w:type="spellStart"/>
-      <w:r>
-        <w:t>doluluklu</w:t>
-      </w:r>
-      <w:proofErr w:type="spellEnd"/>
-      <w:r>
-        <w:t xml:space="preserve"> hedef bölgeye minimum sayıda adımla ulaşabildiği ve ödül şekillendirme mekanizmasından etkin şekilde yararlandığı gözlemlenmiştir.</w:t>
+        <w:t xml:space="preserve"> PPO ajanının park ortamında hedef otoparka ulaşmak için izlediği rota görülmektedir. Ajanın düşük doluluklu hedef bölgeye minimum sayıda adımla ulaşabildiği ve ödül şekillendirme mekanizmasından etkin şekilde yararlandığı gözlemlenmiştir.</w:t>
       </w:r>
     </w:p>
     <w:p>
@@ -24323,23 +18333,7 @@
         <w:t>.</w:t>
       </w:r>
       <w:r>
-        <w:t xml:space="preserve"> PPO ve DQN Eğitim Sürecinde </w:t>
-      </w:r>
-      <w:proofErr w:type="spellStart"/>
-      <w:r>
-        <w:t>Episode</w:t>
-      </w:r>
-      <w:proofErr w:type="spellEnd"/>
-      <w:r>
-        <w:t xml:space="preserve"> </w:t>
-      </w:r>
-      <w:proofErr w:type="spellStart"/>
-      <w:r>
-        <w:t>Reward</w:t>
-      </w:r>
-      <w:proofErr w:type="spellEnd"/>
-      <w:r>
-        <w:t xml:space="preserve"> Trend Eğrileri</w:t>
+        <w:t xml:space="preserve"> PPO ve DQN Eğitim Sürecinde Episode Reward Trend Eğrileri</w:t>
       </w:r>
     </w:p>
     <w:p/>
@@ -24461,15 +18455,7 @@
         <w:t>5</w:t>
       </w:r>
       <w:r>
-        <w:t>. Eğitim Sürecinde Başarı Oranı Proxy Trendi (</w:t>
-      </w:r>
-      <w:proofErr w:type="gramStart"/>
-      <w:r>
-        <w:t>ödül &gt;</w:t>
-      </w:r>
-      <w:proofErr w:type="gramEnd"/>
-      <w:r>
-        <w:t xml:space="preserve"> 0)</w:t>
+        <w:t>. Eğitim Sürecinde Başarı Oranı Proxy Trendi (ödül &gt; 0)</w:t>
       </w:r>
     </w:p>
     <w:p/>
@@ -24612,15 +18598,7 @@
       </w:r>
       <w:bookmarkStart w:id="88" w:name="_Toc231146566"/>
       <w:r>
-        <w:t xml:space="preserve">PPO </w:t>
-      </w:r>
-      <w:proofErr w:type="spellStart"/>
-      <w:r>
-        <w:t>vs</w:t>
-      </w:r>
-      <w:proofErr w:type="spellEnd"/>
-      <w:r>
-        <w:t xml:space="preserve"> DQN Analizi</w:t>
+        <w:t>PPO vs DQN Analizi</w:t>
       </w:r>
       <w:bookmarkEnd w:id="87"/>
       <w:bookmarkEnd w:id="88"/>
@@ -24630,109 +18608,8 @@
       <w:pPr>
         <w:ind w:firstLine="360"/>
       </w:pPr>
-      <w:proofErr w:type="spellStart"/>
-      <w:r>
-        <w:t>PPO'nun</w:t>
-      </w:r>
-      <w:proofErr w:type="spellEnd"/>
-      <w:r>
-        <w:t xml:space="preserve"> </w:t>
-      </w:r>
-      <w:proofErr w:type="spellStart"/>
-      <w:r>
-        <w:t>DQN'den</w:t>
-      </w:r>
-      <w:proofErr w:type="spellEnd"/>
-      <w:r>
-        <w:t xml:space="preserve"> üstün performans göstermesinin başlıca nedenleri: (1) 1127 boyutlu sürekli-benzeri gözlem uzayında </w:t>
-      </w:r>
-      <w:proofErr w:type="spellStart"/>
-      <w:r>
-        <w:t>policy</w:t>
-      </w:r>
-      <w:proofErr w:type="spellEnd"/>
-      <w:r>
-        <w:t xml:space="preserve"> </w:t>
-      </w:r>
-      <w:proofErr w:type="spellStart"/>
-      <w:r>
-        <w:t>gradient</w:t>
-      </w:r>
-      <w:proofErr w:type="spellEnd"/>
-      <w:r>
-        <w:t xml:space="preserve"> yaklaşımının daha stabil olması, (2) </w:t>
-      </w:r>
-      <w:proofErr w:type="spellStart"/>
-      <w:r>
-        <w:t>Monitor</w:t>
-      </w:r>
-      <w:proofErr w:type="spellEnd"/>
-      <w:r>
-        <w:t xml:space="preserve"> loglarında </w:t>
-      </w:r>
-      <w:proofErr w:type="spellStart"/>
-      <w:r>
-        <w:t>PPO'nun</w:t>
-      </w:r>
-      <w:proofErr w:type="spellEnd"/>
-      <w:r>
-        <w:t xml:space="preserve"> ~18.000 bölüm, </w:t>
-      </w:r>
-      <w:proofErr w:type="spellStart"/>
-      <w:r>
-        <w:t>DQN'in</w:t>
-      </w:r>
-      <w:proofErr w:type="spellEnd"/>
-      <w:r>
-        <w:t xml:space="preserve"> ~1.300 bölüm üretmesi — DQN </w:t>
-      </w:r>
-      <w:proofErr w:type="spellStart"/>
-      <w:r>
-        <w:t>episode'ları</w:t>
-      </w:r>
-      <w:proofErr w:type="spellEnd"/>
-      <w:r>
-        <w:t xml:space="preserve"> </w:t>
-      </w:r>
-      <w:proofErr w:type="spellStart"/>
-      <w:r>
-        <w:t>timeout</w:t>
-      </w:r>
-      <w:proofErr w:type="spellEnd"/>
-      <w:r>
-        <w:t xml:space="preserve"> nedeniyle çok daha uzun, (3) </w:t>
-      </w:r>
-      <w:proofErr w:type="spellStart"/>
-      <w:r>
-        <w:t>DQN'in</w:t>
-      </w:r>
-      <w:proofErr w:type="spellEnd"/>
-      <w:r>
-        <w:t xml:space="preserve"> yüksek çarpışma oranı (54.45 ortalama) öğrenmeyi bozar, (4) PPO </w:t>
-      </w:r>
-      <w:proofErr w:type="spellStart"/>
-      <w:r>
-        <w:t>hiperparametreleri</w:t>
-      </w:r>
-      <w:proofErr w:type="spellEnd"/>
-      <w:r>
-        <w:t xml:space="preserve"> (</w:t>
-      </w:r>
-      <w:proofErr w:type="spellStart"/>
-      <w:r>
-        <w:t>ent_coef</w:t>
-      </w:r>
-      <w:proofErr w:type="spellEnd"/>
-      <w:r>
-        <w:t xml:space="preserve">=0, </w:t>
-      </w:r>
-      <w:proofErr w:type="spellStart"/>
-      <w:r>
-        <w:t>clip_range</w:t>
-      </w:r>
-      <w:proofErr w:type="spellEnd"/>
-      <w:r>
-        <w:t>=0.2) bu ortam için daha uygundur.</w:t>
+      <w:r>
+        <w:t>PPO'nun DQN'den üstün performans göstermesinin başlıca nedenleri: (1) 1127 boyutlu sürekli-benzeri gözlem uzayında policy gradient yaklaşımının daha stabil olması, (2) Monitor loglarında PPO'nun ~18.000 bölüm, DQN'in ~1.300 bölüm üretmesi — DQN episode'ları timeout nedeniyle çok daha uzun, (3) DQN'in yüksek çarpışma oranı (54.45 ortalama) öğrenmeyi bozar, (4) PPO hiperparametreleri (ent_coef=0, clip_range=0.2) bu ortam için daha uygundur.</w:t>
       </w:r>
     </w:p>
     <w:p>
@@ -24873,13 +18750,8 @@
         <w:t xml:space="preserve"> </w:t>
       </w:r>
       <w:bookmarkStart w:id="90" w:name="_Toc231146567"/>
-      <w:proofErr w:type="spellStart"/>
-      <w:r>
-        <w:t>Baseline</w:t>
-      </w:r>
-      <w:proofErr w:type="spellEnd"/>
-      <w:r>
-        <w:t xml:space="preserve"> Karşılaştırması</w:t>
+      <w:r>
+        <w:t>Baseline Karşılaştırması</w:t>
       </w:r>
       <w:bookmarkEnd w:id="89"/>
       <w:bookmarkEnd w:id="90"/>
@@ -24888,21 +18760,8 @@
       <w:pPr>
         <w:ind w:firstLine="360"/>
       </w:pPr>
-      <w:proofErr w:type="spellStart"/>
-      <w:r>
-        <w:t>Greedy</w:t>
-      </w:r>
-      <w:proofErr w:type="spellEnd"/>
-      <w:r>
-        <w:t xml:space="preserve"> Manhattan ve BFS </w:t>
-      </w:r>
-      <w:proofErr w:type="spellStart"/>
-      <w:r>
-        <w:t>oracle</w:t>
-      </w:r>
-      <w:proofErr w:type="spellEnd"/>
-      <w:r>
-        <w:t xml:space="preserve"> politikaları </w:t>
+      <w:r>
+        <w:t xml:space="preserve">Greedy Manhattan ve BFS oracle politikaları </w:t>
       </w:r>
       <w:r>
         <w:rPr>
@@ -24934,7 +18793,6 @@
       <w:r>
         <w:t xml:space="preserve"> adımda </w:t>
       </w:r>
-      <w:proofErr w:type="gramStart"/>
       <w:r>
         <w:rPr>
           <w:b/>
@@ -24942,27 +18800,9 @@
         </w:rPr>
         <w:t>%92.5</w:t>
       </w:r>
-      <w:proofErr w:type="gramEnd"/>
-      <w:r>
-        <w:t xml:space="preserve"> başarı sağlayarak öğrenilmiş politikanın </w:t>
-      </w:r>
-      <w:proofErr w:type="spellStart"/>
-      <w:r>
-        <w:t>oracle'a</w:t>
-      </w:r>
-      <w:proofErr w:type="spellEnd"/>
-      <w:r>
-        <w:t xml:space="preserve"> makul yakınlıkta olduğunu gösterir. </w:t>
-      </w:r>
-      <w:proofErr w:type="spellStart"/>
-      <w:r>
-        <w:t>Random</w:t>
-      </w:r>
-      <w:proofErr w:type="spellEnd"/>
-      <w:r>
-        <w:t xml:space="preserve"> politika </w:t>
-      </w:r>
-      <w:proofErr w:type="gramStart"/>
+      <w:r>
+        <w:t xml:space="preserve"> başarı sağlayarak öğrenilmiş politikanın oracle'a makul yakınlıkta olduğunu gösterir. Random politika </w:t>
+      </w:r>
       <w:r>
         <w:rPr>
           <w:b/>
@@ -24970,7 +18810,6 @@
         </w:rPr>
         <w:t>%47.5</w:t>
       </w:r>
-      <w:proofErr w:type="gramEnd"/>
       <w:r>
         <w:t xml:space="preserve"> başarı ile düşük performans sergiler</w:t>
       </w:r>
@@ -25064,39 +18903,7 @@
         <w:t>8.</w:t>
       </w:r>
       <w:r>
-        <w:t xml:space="preserve"> </w:t>
-      </w:r>
-      <w:proofErr w:type="spellStart"/>
-      <w:r>
-        <w:t>Greedy</w:t>
-      </w:r>
-      <w:proofErr w:type="spellEnd"/>
-      <w:r>
-        <w:t xml:space="preserve"> </w:t>
-      </w:r>
-      <w:proofErr w:type="spellStart"/>
-      <w:r>
-        <w:t>Shortest</w:t>
-      </w:r>
-      <w:proofErr w:type="spellEnd"/>
-      <w:r>
-        <w:t xml:space="preserve"> </w:t>
-      </w:r>
-      <w:proofErr w:type="spellStart"/>
-      <w:r>
-        <w:t>Path</w:t>
-      </w:r>
-      <w:proofErr w:type="spellEnd"/>
-      <w:r>
-        <w:t xml:space="preserve"> </w:t>
-      </w:r>
-      <w:proofErr w:type="spellStart"/>
-      <w:r>
-        <w:t>Baseline</w:t>
-      </w:r>
-      <w:proofErr w:type="spellEnd"/>
-      <w:r>
-        <w:t xml:space="preserve"> Sonucu</w:t>
+        <w:t xml:space="preserve"> Greedy Shortest Path Baseline Sonucu</w:t>
       </w:r>
     </w:p>
     <w:p>
@@ -25144,31 +18951,7 @@
         <w:t>e</w:t>
       </w:r>
       <w:r>
-        <w:t xml:space="preserve"> </w:t>
-      </w:r>
-      <w:proofErr w:type="spellStart"/>
-      <w:r>
-        <w:t>Greedy</w:t>
-      </w:r>
-      <w:proofErr w:type="spellEnd"/>
-      <w:r>
-        <w:t xml:space="preserve"> </w:t>
-      </w:r>
-      <w:proofErr w:type="spellStart"/>
-      <w:r>
-        <w:t>Shortest</w:t>
-      </w:r>
-      <w:proofErr w:type="spellEnd"/>
-      <w:r>
-        <w:t xml:space="preserve"> </w:t>
-      </w:r>
-      <w:proofErr w:type="spellStart"/>
-      <w:r>
-        <w:t>Path</w:t>
-      </w:r>
-      <w:proofErr w:type="spellEnd"/>
-      <w:r>
-        <w:t xml:space="preserve"> algoritmasının hedefe ulaşmak için izlediği yol gösterilmektedir. Algoritma en kısa mesafeyi tercih etmekte ancak doluluk bilgisini dikkate almamaktadır.</w:t>
+        <w:t xml:space="preserve"> Greedy Shortest Path algoritmasının hedefe ulaşmak için izlediği yol gösterilmektedir. Algoritma en kısa mesafeyi tercih etmekte ancak doluluk bilgisini dikkate almamaktadır.</w:t>
       </w:r>
     </w:p>
     <w:p>
@@ -25250,23 +19033,7 @@
         <w:t>9.</w:t>
       </w:r>
       <w:r>
-        <w:t xml:space="preserve"> </w:t>
-      </w:r>
-      <w:proofErr w:type="spellStart"/>
-      <w:r>
-        <w:t>Random</w:t>
-      </w:r>
-      <w:proofErr w:type="spellEnd"/>
-      <w:r>
-        <w:t xml:space="preserve"> </w:t>
-      </w:r>
-      <w:proofErr w:type="spellStart"/>
-      <w:r>
-        <w:t>Baseline</w:t>
-      </w:r>
-      <w:proofErr w:type="spellEnd"/>
-      <w:r>
-        <w:t xml:space="preserve"> Sonucu</w:t>
+        <w:t xml:space="preserve"> Random Baseline Sonucu</w:t>
       </w:r>
     </w:p>
     <w:p>
@@ -25307,15 +19074,7 @@
         <w:t>e</w:t>
       </w:r>
       <w:r>
-        <w:t xml:space="preserve"> rastgele hareket eden </w:t>
-      </w:r>
-      <w:proofErr w:type="spellStart"/>
-      <w:r>
-        <w:t>baseline</w:t>
-      </w:r>
-      <w:proofErr w:type="spellEnd"/>
-      <w:r>
-        <w:t xml:space="preserve"> ajanın davranışı gösterilmektedir. Sistematik bir strateji bulunmadığından performansı diğer yöntemlere göre düşüktür.</w:t>
+        <w:t xml:space="preserve"> rastgele hareket eden baseline ajanın davranışı gösterilmektedir. Sistematik bir strateji bulunmadığından performansı diğer yöntemlere göre düşüktür.</w:t>
       </w:r>
     </w:p>
     <w:p/>
@@ -25329,29 +19088,8 @@
         <w:t xml:space="preserve"> </w:t>
       </w:r>
       <w:bookmarkStart w:id="92" w:name="_Toc231146568"/>
-      <w:proofErr w:type="spellStart"/>
-      <w:r>
-        <w:t>Oscillation</w:t>
-      </w:r>
-      <w:proofErr w:type="spellEnd"/>
-      <w:r>
-        <w:t xml:space="preserve"> ve </w:t>
-      </w:r>
-      <w:proofErr w:type="spellStart"/>
-      <w:r>
-        <w:t>Reward</w:t>
-      </w:r>
-      <w:proofErr w:type="spellEnd"/>
-      <w:r>
-        <w:t xml:space="preserve"> </w:t>
-      </w:r>
-      <w:proofErr w:type="spellStart"/>
-      <w:r>
-        <w:t>Shaping</w:t>
-      </w:r>
-      <w:proofErr w:type="spellEnd"/>
-      <w:r>
-        <w:t xml:space="preserve"> Etkisi</w:t>
+      <w:r>
+        <w:t>Oscillation ve Reward Shaping Etkisi</w:t>
       </w:r>
       <w:bookmarkEnd w:id="91"/>
       <w:bookmarkEnd w:id="92"/>
@@ -25362,39 +19100,7 @@
         <w:ind w:firstLine="360"/>
       </w:pPr>
       <w:r>
-        <w:t xml:space="preserve">Salınım cezası (GRID_LOOP_PENALTY) ve tekrar ziyaret cezası uygulanmadan önce Pilot denemelerde ajanların zigzag hareketi gözlemlenmiştir. 8 adımlık pencere ile uygulanan döngü cezası, </w:t>
-      </w:r>
-      <w:proofErr w:type="spellStart"/>
-      <w:r>
-        <w:t>PPO'nun</w:t>
-      </w:r>
-      <w:proofErr w:type="spellEnd"/>
-      <w:r>
-        <w:t xml:space="preserve"> ortalama rota uzunluğunu 147.8 (DQN) yerine 23.1 seviyesine indirmiştir. </w:t>
-      </w:r>
-      <w:proofErr w:type="spellStart"/>
-      <w:r>
-        <w:t>Static</w:t>
-      </w:r>
-      <w:proofErr w:type="spellEnd"/>
-      <w:r>
-        <w:t xml:space="preserve"> hedef eğitimi, </w:t>
-      </w:r>
-      <w:proofErr w:type="spellStart"/>
-      <w:r>
-        <w:t>dynamic</w:t>
-      </w:r>
-      <w:proofErr w:type="spellEnd"/>
-      <w:r>
-        <w:t xml:space="preserve"> </w:t>
-      </w:r>
-      <w:proofErr w:type="spellStart"/>
-      <w:r>
-        <w:t>goal</w:t>
-      </w:r>
-      <w:proofErr w:type="spellEnd"/>
-      <w:r>
-        <w:t xml:space="preserve"> senaryolarına kıyasla daha kararlı öğrenme eğrisi üretmiştir.</w:t>
+        <w:t>Salınım cezası (GRID_LOOP_PENALTY) ve tekrar ziyaret cezası uygulanmadan önce Pilot denemelerde ajanların zigzag hareketi gözlemlenmiştir. 8 adımlık pencere ile uygulanan döngü cezası, PPO'nun ortalama rota uzunluğunu 147.8 (DQN) yerine 23.1 seviyesine indirmiştir. Static hedef eğitimi, dynamic goal senaryolarına kıyasla daha kararlı öğrenme eğrisi üretmiştir.</w:t>
       </w:r>
     </w:p>
     <w:p>
@@ -25435,79 +19141,7 @@
         <w:ind w:firstLine="360"/>
       </w:pPr>
       <w:r>
-        <w:t>RL ajan davranışları `</w:t>
-      </w:r>
-      <w:proofErr w:type="spellStart"/>
-      <w:r>
-        <w:t>evaluation</w:t>
-      </w:r>
-      <w:proofErr w:type="spellEnd"/>
-      <w:r>
-        <w:t>/record_sunum_gif_set.py` ve `visualize_agent.py` ile GIF formatında kaydedilmiştir. PPO ajanı (`</w:t>
-      </w:r>
-      <w:proofErr w:type="spellStart"/>
-      <w:r>
-        <w:t>output</w:t>
-      </w:r>
-      <w:proofErr w:type="spellEnd"/>
-      <w:r>
-        <w:t>/ppo_agent_explained.gif`) hedefe 12 adımda ulaşırken canlı metrik paneli ödül bileşenlerini gösterir. DQN ajanı (`</w:t>
-      </w:r>
-      <w:proofErr w:type="spellStart"/>
-      <w:r>
-        <w:t>output</w:t>
-      </w:r>
-      <w:proofErr w:type="spellEnd"/>
-      <w:r>
-        <w:t xml:space="preserve">/dqn_agent_explained.gif`) sık duvar çarpışması ve </w:t>
-      </w:r>
-      <w:proofErr w:type="spellStart"/>
-      <w:r>
-        <w:t>timeout</w:t>
-      </w:r>
-      <w:proofErr w:type="spellEnd"/>
-      <w:r>
-        <w:t xml:space="preserve"> davranışı sergiler. </w:t>
-      </w:r>
-      <w:proofErr w:type="spellStart"/>
-      <w:r>
-        <w:t>Greedy</w:t>
-      </w:r>
-      <w:proofErr w:type="spellEnd"/>
-      <w:r>
-        <w:t xml:space="preserve"> Manhattan </w:t>
-      </w:r>
-      <w:proofErr w:type="spellStart"/>
-      <w:r>
-        <w:t>baseline</w:t>
-      </w:r>
-      <w:proofErr w:type="spellEnd"/>
-      <w:r>
-        <w:t xml:space="preserve"> (`greedy_shortest_path_baseline_explained.gif`) </w:t>
-      </w:r>
-      <w:proofErr w:type="spellStart"/>
-      <w:r>
-        <w:t>oracle'a</w:t>
-      </w:r>
-      <w:proofErr w:type="spellEnd"/>
-      <w:r>
-        <w:t xml:space="preserve"> yakın 8.6 adımlık optimal rotayı gösterir. </w:t>
-      </w:r>
-      <w:proofErr w:type="spellStart"/>
-      <w:r>
-        <w:t>Random</w:t>
-      </w:r>
-      <w:proofErr w:type="spellEnd"/>
-      <w:r>
-        <w:t xml:space="preserve"> </w:t>
-      </w:r>
-      <w:proofErr w:type="spellStart"/>
-      <w:r>
-        <w:t>baseline</w:t>
-      </w:r>
-      <w:proofErr w:type="spellEnd"/>
-      <w:r>
-        <w:t xml:space="preserve"> ise düzensiz arama paterni ile %47,5 başarı oranına ulaşır.</w:t>
+        <w:t>RL ajan davranışları `evaluation/record_sunum_gif_set.py` ve `visualize_agent.py` ile GIF formatında kaydedilmiştir. PPO ajanı (`output/ppo_agent_explained.gif`) hedefe 12 adımda ulaşırken canlı metrik paneli ödül bileşenlerini gösterir. DQN ajanı (`output/dqn_agent_explained.gif`) sık duvar çarpışması ve timeout davranışı sergiler. Greedy Manhattan baseline (`greedy_shortest_path_baseline_explained.gif`) oracle'a yakın 8.6 adımlık optimal rotayı gösterir. Random baseline ise düzensiz arama paterni ile %47,5 başarı oranına ulaşır.</w:t>
       </w:r>
     </w:p>
     <w:p>
@@ -25591,7 +19225,13 @@
         <w:rPr>
           <w:b/>
         </w:rPr>
-        <w:t>1.</w:t>
+        <w:t>0</w:t>
+      </w:r>
+      <w:r>
+        <w:rPr>
+          <w:b/>
+        </w:rPr>
+        <w:t>.</w:t>
       </w:r>
       <w:r>
         <w:t xml:space="preserve"> PPO Eğitim Süreci Başlangıç Davranışı</w:t>
@@ -25638,7 +19278,7 @@
           <w:b/>
           <w:bCs/>
         </w:rPr>
-        <w:t>1</w:t>
+        <w:t>0</w:t>
       </w:r>
       <w:r>
         <w:rPr>
@@ -25861,7 +19501,7 @@
           <w:b/>
           <w:bCs/>
         </w:rPr>
-        <w:t>2</w:t>
+        <w:t>1</w:t>
       </w:r>
       <w:r>
         <w:t xml:space="preserve">. </w:t>
@@ -25901,7 +19541,7 @@
           <w:b/>
           <w:bCs/>
         </w:rPr>
-        <w:t>2</w:t>
+        <w:t>1</w:t>
       </w:r>
       <w:r>
         <w:t>.</w:t>
@@ -26005,7 +19645,13 @@
         <w:rPr>
           <w:b/>
         </w:rPr>
-        <w:t>3.</w:t>
+        <w:t>2</w:t>
+      </w:r>
+      <w:r>
+        <w:rPr>
+          <w:b/>
+        </w:rPr>
+        <w:t>.</w:t>
       </w:r>
       <w:r>
         <w:t xml:space="preserve"> PPO Eğitim Süreci Sonunda Kararlı Politika</w:t>
@@ -26041,7 +19687,7 @@
           <w:b/>
           <w:bCs/>
         </w:rPr>
-        <w:t>3</w:t>
+        <w:t>2.</w:t>
       </w:r>
       <w:r>
         <w:rPr>
@@ -26080,7 +19726,7 @@
         </w:rPr>
         <w:lastRenderedPageBreak/>
         <w:drawing>
-          <wp:anchor distT="0" distB="0" distL="114300" distR="114300" simplePos="0" relativeHeight="251692032" behindDoc="1" locked="0" layoutInCell="1" allowOverlap="1" wp14:anchorId="6B209691" wp14:editId="583C8280">
+          <wp:anchor distT="0" distB="0" distL="114300" distR="114300" simplePos="0" relativeHeight="251692032" behindDoc="1" locked="0" layoutInCell="1" allowOverlap="1" wp14:anchorId="6B209691" wp14:editId="0C778678">
             <wp:simplePos x="0" y="0"/>
             <wp:positionH relativeFrom="margin">
               <wp:posOffset>374015</wp:posOffset>
@@ -26178,7 +19824,7 @@
           <w:b/>
           <w:bCs/>
         </w:rPr>
-        <w:t>4</w:t>
+        <w:t>3</w:t>
       </w:r>
       <w:r>
         <w:rPr>
@@ -26207,7 +19853,7 @@
           <w:noProof/>
         </w:rPr>
         <w:drawing>
-          <wp:anchor distT="0" distB="0" distL="114300" distR="114300" simplePos="0" relativeHeight="251693056" behindDoc="1" locked="0" layoutInCell="1" allowOverlap="1" wp14:anchorId="2F7AFAFA" wp14:editId="5C30D3DC">
+          <wp:anchor distT="0" distB="0" distL="114300" distR="114300" simplePos="0" relativeHeight="251693056" behindDoc="1" locked="0" layoutInCell="1" allowOverlap="1" wp14:anchorId="2F7AFAFA" wp14:editId="284C26C1">
             <wp:simplePos x="0" y="0"/>
             <wp:positionH relativeFrom="margin">
               <wp:align>center</wp:align>
@@ -26299,7 +19945,7 @@
           <w:b/>
           <w:bCs/>
         </w:rPr>
-        <w:t>5</w:t>
+        <w:t>4</w:t>
       </w:r>
       <w:r>
         <w:rPr>
@@ -26343,71 +19989,7 @@
         <w:ind w:firstLine="360"/>
       </w:pPr>
       <w:r>
-        <w:t xml:space="preserve">Tüm deneyler RANDOM_SEED=42 ile yürütülmüştür. Veri bölme zaman bazlıdır; gelecek bilgisi eğitim kümesine sızmasını önler. Metrikler `evaluate.py` (100 bölüm) ve `evaluate_agents.py` (40 bölüm) </w:t>
-      </w:r>
-      <w:proofErr w:type="spellStart"/>
-      <w:r>
-        <w:t>scriptleri</w:t>
-      </w:r>
-      <w:proofErr w:type="spellEnd"/>
-      <w:r>
-        <w:t xml:space="preserve"> ile bağımsız olarak üretilmiştir. Ham sonuç dosyaları: `</w:t>
-      </w:r>
-      <w:proofErr w:type="spellStart"/>
-      <w:r>
-        <w:t>evaluation</w:t>
-      </w:r>
-      <w:proofErr w:type="spellEnd"/>
-      <w:r>
-        <w:t>/</w:t>
-      </w:r>
-      <w:proofErr w:type="spellStart"/>
-      <w:r>
-        <w:t>reports</w:t>
-      </w:r>
-      <w:proofErr w:type="spellEnd"/>
-      <w:r>
-        <w:t>/</w:t>
-      </w:r>
-      <w:proofErr w:type="spellStart"/>
-      <w:r>
-        <w:t>metrics.json</w:t>
-      </w:r>
-      <w:proofErr w:type="spellEnd"/>
-      <w:r>
-        <w:t>`, `</w:t>
-      </w:r>
-      <w:proofErr w:type="spellStart"/>
-      <w:r>
-        <w:t>output</w:t>
-      </w:r>
-      <w:proofErr w:type="spellEnd"/>
-      <w:r>
-        <w:t>/rl_episode_logs.csv`, `</w:t>
-      </w:r>
-      <w:proofErr w:type="spellStart"/>
-      <w:r>
-        <w:t>logs</w:t>
-      </w:r>
-      <w:proofErr w:type="spellEnd"/>
-      <w:r>
-        <w:t>/</w:t>
-      </w:r>
-      <w:proofErr w:type="spellStart"/>
-      <w:r>
-        <w:t>monitor</w:t>
-      </w:r>
-      <w:proofErr w:type="spellEnd"/>
-      <w:r>
-        <w:t>/</w:t>
-      </w:r>
-      <w:proofErr w:type="spellStart"/>
-      <w:r>
-        <w:t>ppo</w:t>
-      </w:r>
-      <w:proofErr w:type="spellEnd"/>
-      <w:r>
-        <w:t>/mon_0.monitor.csv`.</w:t>
+        <w:t>Tüm deneyler RANDOM_SEED=42 ile yürütülmüştür. Veri bölme zaman bazlıdır; gelecek bilgisi eğitim kümesine sızmasını önler. Metrikler `evaluate.py` (100 bölüm) ve `evaluate_agents.py` (40 bölüm) scriptleri ile bağımsız olarak üretilmiştir. Ham sonuç dosyaları: `evaluation/reports/metrics.json`, `output/rl_episode_logs.csv`, `logs/monitor/ppo/mon_0.monitor.csv`.</w:t>
       </w:r>
     </w:p>
     <w:p/>
@@ -26593,47 +20175,7 @@
         <w:ind w:firstLine="284"/>
       </w:pPr>
       <w:r>
-        <w:t xml:space="preserve">Akıllı Park projesi, </w:t>
-      </w:r>
-      <w:proofErr w:type="spellStart"/>
-      <w:r>
-        <w:t>Parking</w:t>
-      </w:r>
-      <w:proofErr w:type="spellEnd"/>
-      <w:r>
-        <w:t xml:space="preserve"> Birmingham gerçek verisi üzerinde hibrit derin öğrenme ve pekiştirmeli öğrenme mimarisini başarıyla uygulamıştır. LSTM modeli kısa vadeli doluluk tahmini üretmiş; PPO ajanı </w:t>
-      </w:r>
-      <w:proofErr w:type="gramStart"/>
-      <w:r>
-        <w:t>%92.5</w:t>
-      </w:r>
-      <w:proofErr w:type="gramEnd"/>
-      <w:r>
-        <w:t xml:space="preserve">–93 başarı oranı ile grid ortamında düşük yoğunluklu hedef otoparka yönlendirme görevini yerine getirmiştir. Sistem, </w:t>
-      </w:r>
-      <w:proofErr w:type="spellStart"/>
-      <w:r>
-        <w:t>random</w:t>
-      </w:r>
-      <w:proofErr w:type="spellEnd"/>
-      <w:r>
-        <w:t xml:space="preserve"> </w:t>
-      </w:r>
-      <w:proofErr w:type="spellStart"/>
-      <w:r>
-        <w:t>baseline'a</w:t>
-      </w:r>
-      <w:proofErr w:type="spellEnd"/>
-      <w:r>
-        <w:t xml:space="preserve"> göre anlamlı trafik azaltma potansiyeli göstermiş; açıklanabilir ödül bileşenleri ve </w:t>
-      </w:r>
-      <w:proofErr w:type="spellStart"/>
-      <w:r>
-        <w:t>Streamlit</w:t>
-      </w:r>
-      <w:proofErr w:type="spellEnd"/>
-      <w:r>
-        <w:t xml:space="preserve"> paneli ile karar süreçleri şeffaf biçimde sunulmuştur.</w:t>
+        <w:t>Akıllı Park projesi, Parking Birmingham gerçek verisi üzerinde hibrit derin öğrenme ve pekiştirmeli öğrenme mimarisini başarıyla uygulamıştır. LSTM modeli kısa vadeli doluluk tahmini üretmiş; PPO ajanı %92.5–93 başarı oranı ile grid ortamında düşük yoğunluklu hedef otoparka yönlendirme görevini yerine getirmiştir. Sistem, random baseline'a göre anlamlı trafik azaltma potansiyeli göstermiş; açıklanabilir ödül bileşenleri ve Streamlit paneli ile karar süreçleri şeffaf biçimde sunulmuştur.</w:t>
       </w:r>
     </w:p>
     <w:p>
@@ -26646,31 +20188,7 @@
         <w:ind w:firstLine="284"/>
       </w:pPr>
       <w:r>
-        <w:t xml:space="preserve">Hibrit yaklaşımın avantajı, yalnızca anlık doluluk yerine geleceğe yönelik tahmin sinyalinin RL kararlarına katılmasıdır. Gerçek hayata uygulanabilirlik için </w:t>
-      </w:r>
-      <w:proofErr w:type="spellStart"/>
-      <w:r>
-        <w:t>FastAPI</w:t>
-      </w:r>
-      <w:proofErr w:type="spellEnd"/>
-      <w:r>
-        <w:t xml:space="preserve"> servis katmanı ve </w:t>
-      </w:r>
-      <w:proofErr w:type="spellStart"/>
-      <w:r>
-        <w:t>React</w:t>
-      </w:r>
-      <w:proofErr w:type="spellEnd"/>
-      <w:r>
-        <w:t xml:space="preserve"> arayüzü hazırlanmıştır; belediye veya otopark işletmeleri bu </w:t>
-      </w:r>
-      <w:proofErr w:type="spellStart"/>
-      <w:r>
-        <w:t>API'ye</w:t>
-      </w:r>
-      <w:proofErr w:type="spellEnd"/>
-      <w:r>
-        <w:t xml:space="preserve"> canlı sensör verisi bağlayarak sistemi ölçeklendirebilir.</w:t>
+        <w:t>Hibrit yaklaşımın avantajı, yalnızca anlık doluluk yerine geleceğe yönelik tahmin sinyalinin RL kararlarına katılmasıdır. Gerçek hayata uygulanabilirlik için FastAPI servis katmanı ve React arayüzü hazırlanmıştır; belediye veya otopark işletmeleri bu API'ye canlı sensör verisi bağlayarak sistemi ölçeklendirebilir.</w:t>
       </w:r>
     </w:p>
     <w:p>
@@ -26693,23 +20211,7 @@
       </w:r>
       <w:bookmarkStart w:id="99" w:name="_Toc231146572"/>
       <w:r>
-        <w:t>Gelecek Çalışmalar (</w:t>
-      </w:r>
-      <w:proofErr w:type="spellStart"/>
-      <w:r>
-        <w:t>Future</w:t>
-      </w:r>
-      <w:proofErr w:type="spellEnd"/>
-      <w:r>
-        <w:t xml:space="preserve"> </w:t>
-      </w:r>
-      <w:proofErr w:type="spellStart"/>
-      <w:r>
-        <w:t>Work</w:t>
-      </w:r>
-      <w:proofErr w:type="spellEnd"/>
-      <w:r>
-        <w:t>)</w:t>
+        <w:t>Gelecek Çalışmalar (Future Work)</w:t>
       </w:r>
       <w:bookmarkEnd w:id="98"/>
       <w:bookmarkEnd w:id="99"/>
@@ -26726,23 +20228,7 @@
         </w:numPr>
       </w:pPr>
       <w:r>
-        <w:t>Gerçek zamanlı otopark API entegrasyonu (</w:t>
-      </w:r>
-      <w:proofErr w:type="spellStart"/>
-      <w:r>
-        <w:t>OpenDataSoft</w:t>
-      </w:r>
-      <w:proofErr w:type="spellEnd"/>
-      <w:r>
-        <w:t xml:space="preserve">, </w:t>
-      </w:r>
-      <w:proofErr w:type="spellStart"/>
-      <w:r>
-        <w:t>Kaggle</w:t>
-      </w:r>
-      <w:proofErr w:type="spellEnd"/>
-      <w:r>
-        <w:t xml:space="preserve"> güncellemeleri).</w:t>
+        <w:t>Gerçek zamanlı otopark API entegrasyonu (OpenDataSoft, Kaggle güncellemeleri).</w:t>
       </w:r>
     </w:p>
     <w:p>
@@ -26766,23 +20252,7 @@
         </w:numPr>
       </w:pPr>
       <w:r>
-        <w:t>Multi-</w:t>
-      </w:r>
-      <w:proofErr w:type="spellStart"/>
-      <w:r>
-        <w:t>agent</w:t>
-      </w:r>
-      <w:proofErr w:type="spellEnd"/>
-      <w:r>
-        <w:t xml:space="preserve"> RL: birden fazla aracın aynı grid ortamında rekabet/</w:t>
-      </w:r>
-      <w:proofErr w:type="gramStart"/>
-      <w:r>
-        <w:t>işbirliği</w:t>
-      </w:r>
-      <w:proofErr w:type="gramEnd"/>
-      <w:r>
-        <w:t>.</w:t>
+        <w:t>Multi-agent RL: birden fazla aracın aynı grid ortamında rekabet/işbirliği.</w:t>
       </w:r>
     </w:p>
     <w:p>
@@ -26793,29 +20263,8 @@
           <w:numId w:val="38"/>
         </w:numPr>
       </w:pPr>
-      <w:proofErr w:type="spellStart"/>
-      <w:r>
-        <w:t>Transformer</w:t>
-      </w:r>
-      <w:proofErr w:type="spellEnd"/>
-      <w:r>
-        <w:t xml:space="preserve"> tabanlı doluluk tahmini ve </w:t>
-      </w:r>
-      <w:proofErr w:type="spellStart"/>
-      <w:r>
-        <w:t>attention</w:t>
-      </w:r>
-      <w:proofErr w:type="spellEnd"/>
-      <w:r>
-        <w:t xml:space="preserve"> </w:t>
-      </w:r>
-      <w:proofErr w:type="spellStart"/>
-      <w:r>
-        <w:t>açıklanabilirliği</w:t>
-      </w:r>
-      <w:proofErr w:type="spellEnd"/>
-      <w:r>
-        <w:t>.</w:t>
+      <w:r>
+        <w:t>Transformer tabanlı doluluk tahmini ve attention açıklanabilirliği.</w:t>
       </w:r>
     </w:p>
     <w:p>
@@ -26826,29 +20275,8 @@
           <w:numId w:val="38"/>
         </w:numPr>
       </w:pPr>
-      <w:proofErr w:type="spellStart"/>
-      <w:r>
-        <w:t>Edge</w:t>
-      </w:r>
-      <w:proofErr w:type="spellEnd"/>
-      <w:r>
-        <w:t xml:space="preserve"> AI: Raspberry Pi / NVIDIA </w:t>
-      </w:r>
-      <w:proofErr w:type="spellStart"/>
-      <w:r>
-        <w:t>Jetson</w:t>
-      </w:r>
-      <w:proofErr w:type="spellEnd"/>
-      <w:r>
-        <w:t xml:space="preserve"> üzerinde düşük gecikmeli </w:t>
-      </w:r>
-      <w:proofErr w:type="spellStart"/>
-      <w:r>
-        <w:t>inference</w:t>
-      </w:r>
-      <w:proofErr w:type="spellEnd"/>
-      <w:r>
-        <w:t>.</w:t>
+      <w:r>
+        <w:t>Edge AI: Raspberry Pi / NVIDIA Jetson üzerinde düşük gecikmeli inference.</w:t>
       </w:r>
     </w:p>
     <w:p>
@@ -26859,29 +20287,8 @@
           <w:numId w:val="38"/>
         </w:numPr>
       </w:pPr>
-      <w:proofErr w:type="spellStart"/>
-      <w:r>
-        <w:t>IoT</w:t>
-      </w:r>
-      <w:proofErr w:type="spellEnd"/>
-      <w:r>
-        <w:t xml:space="preserve"> sensör ağları ile </w:t>
-      </w:r>
-      <w:proofErr w:type="spellStart"/>
-      <w:r>
-        <w:t>federated</w:t>
-      </w:r>
-      <w:proofErr w:type="spellEnd"/>
-      <w:r>
-        <w:t xml:space="preserve"> </w:t>
-      </w:r>
-      <w:proofErr w:type="spellStart"/>
-      <w:r>
-        <w:t>learning</w:t>
-      </w:r>
-      <w:proofErr w:type="spellEnd"/>
-      <w:r>
-        <w:t xml:space="preserve"> tabanlı dağıtık model eğitimi.</w:t>
+      <w:r>
+        <w:t>IoT sensör ağları ile federated learning tabanlı dağıtık model eğitimi.</w:t>
       </w:r>
     </w:p>
     <w:p>
@@ -26892,37 +20299,8 @@
           <w:numId w:val="38"/>
         </w:numPr>
       </w:pPr>
-      <w:proofErr w:type="spellStart"/>
-      <w:r>
-        <w:t>Dynamic</w:t>
-      </w:r>
-      <w:proofErr w:type="spellEnd"/>
-      <w:r>
-        <w:t xml:space="preserve"> </w:t>
-      </w:r>
-      <w:proofErr w:type="spellStart"/>
-      <w:r>
-        <w:t>goal</w:t>
-      </w:r>
-      <w:proofErr w:type="spellEnd"/>
-      <w:r>
-        <w:t xml:space="preserve"> senaryolarında </w:t>
-      </w:r>
-      <w:proofErr w:type="spellStart"/>
-      <w:r>
-        <w:t>curriculum</w:t>
-      </w:r>
-      <w:proofErr w:type="spellEnd"/>
-      <w:r>
-        <w:t xml:space="preserve"> </w:t>
-      </w:r>
-      <w:proofErr w:type="spellStart"/>
-      <w:r>
-        <w:t>learning</w:t>
-      </w:r>
-      <w:proofErr w:type="spellEnd"/>
-      <w:r>
-        <w:t xml:space="preserve"> ile stabilizasyon.</w:t>
+      <w:r>
+        <w:t>Dynamic goal senaryolarında curriculum learning ile stabilizasyon.</w:t>
       </w:r>
     </w:p>
     <w:p>
@@ -33000,6 +26378,7 @@
   <w:style w:type="character" w:default="1" w:styleId="DefaultParagraphFont">
     <w:name w:val="Default Paragraph Font"/>
     <w:uiPriority w:val="1"/>
+    <w:semiHidden/>
     <w:unhideWhenUsed/>
   </w:style>
   <w:style w:type="table" w:default="1" w:styleId="TableNormal">
